--- a/internal_doc/03.开发设计/mthMatcher/Story-mthMatcher流水线执行能力-1.docx
+++ b/internal_doc/03.开发设计/mthMatcher/Story-mthMatcher流水线执行能力-1.docx
@@ -276,6 +276,12 @@
         </w:rPr>
         <w:t>。</w:t>
       </w:r>
+      <w:r>
+        <w:rPr>
+          <w:rFonts w:hint="eastAsia"/>
+        </w:rPr>
+        <w:t>数组的属性设置</w:t>
+      </w:r>
     </w:p>
     <w:p>
       <w:pPr>
@@ -398,6 +404,27 @@
         </w:rPr>
         <w:t>N*M</w:t>
       </w:r>
+    </w:p>
+    <w:p>
+      <w:pPr>
+        <w:ind w:left="0"/>
+      </w:pPr>
+    </w:p>
+    <w:p>
+      <w:pPr>
+        <w:ind w:left="420" w:firstLine="357"/>
+      </w:pPr>
+      <w:r>
+        <w:rPr>
+          <w:rFonts w:hint="eastAsia"/>
+        </w:rPr>
+        <w:t>db.cs.cl.find({$and:[{a.b:{$gte:4}}, {a.d:{$et:1}, {k:{$gt:2}}}]})</w:t>
+      </w:r>
+    </w:p>
+    <w:p>
+      <w:pPr>
+        <w:ind w:left="420" w:firstLine="357"/>
+      </w:pPr>
     </w:p>
     <w:p>
       <w:pPr>
@@ -2892,6 +2919,7 @@
         <w:rPr>
           <w:rFonts w:hint="eastAsia"/>
         </w:rPr>
+        <w:lastRenderedPageBreak/>
         <w:t>遍历原始记录</w:t>
       </w:r>
       <w:r>
@@ -3026,7 +3054,6 @@
         <w:rPr>
           <w:rFonts w:hint="eastAsia"/>
         </w:rPr>
-        <w:lastRenderedPageBreak/>
         <w:t>第二个找到</w:t>
       </w:r>
       <w:r>
@@ -3504,7 +3531,19 @@
               <w:rPr>
                 <w:rFonts w:hint="eastAsia"/>
               </w:rPr>
-              <w:t>db.cs.cl.find({a:{$abs:1, $et:20}})</w:t>
+              <w:t>db.cs.cl.find({a:{$abs:1, $</w:t>
+            </w:r>
+            <w:r>
+              <w:rPr>
+                <w:rFonts w:hint="eastAsia"/>
+              </w:rPr>
+              <w:t>gt:1</w:t>
+            </w:r>
+            <w:r>
+              <w:rPr>
+                <w:rFonts w:hint="eastAsia"/>
+              </w:rPr>
+              <w:t>0}})</w:t>
             </w:r>
           </w:p>
         </w:tc>
@@ -4819,6 +4858,7 @@
               <w:ind w:left="0"/>
             </w:pPr>
             <w:r>
+              <w:lastRenderedPageBreak/>
               <w:t>$rtrim</w:t>
             </w:r>
           </w:p>
@@ -4933,7 +4973,6 @@
               <w:ind w:left="0"/>
             </w:pPr>
             <w:r>
-              <w:lastRenderedPageBreak/>
               <w:t>$trim</w:t>
             </w:r>
           </w:p>
@@ -5047,6 +5086,7 @@
             <w:pPr>
               <w:ind w:left="0"/>
             </w:pPr>
+            <w:commentRangeStart w:id="1"/>
             <w:r>
               <w:t>$cast</w:t>
             </w:r>
@@ -5139,6 +5179,13 @@
                 <w:rFonts w:hint="eastAsia"/>
               </w:rPr>
               <w:t>相等的记录</w:t>
+            </w:r>
+            <w:commentRangeEnd w:id="1"/>
+            <w:r>
+              <w:rPr>
+                <w:rStyle w:val="CommentReference"/>
+              </w:rPr>
+              <w:commentReference w:id="1"/>
             </w:r>
           </w:p>
         </w:tc>
@@ -5272,6 +5319,14 @@
           <w:rFonts w:hint="eastAsia"/>
         </w:rPr>
         <w:t>}})</w:t>
+      </w:r>
+    </w:p>
+    <w:p>
+      <w:r>
+        <w:rPr>
+          <w:rFonts w:hint="eastAsia"/>
+        </w:rPr>
+        <w:t>{$and:[{a:{$add:3, $gt:7}}, { a:{$sub:2, $lt:9}}]}</w:t>
       </w:r>
     </w:p>
     <w:p/>
@@ -5561,7 +5616,16 @@
               <w:ind w:left="0"/>
             </w:pPr>
             <w:r>
-              <w:t>{a:{$</w:t>
+              <w:t>{a:{</w:t>
+            </w:r>
+            <w:r>
+              <w:rPr>
+                <w:rFonts w:hint="eastAsia"/>
+              </w:rPr>
+              <w:t xml:space="preserve"> </w:t>
+            </w:r>
+            <w:r>
+              <w:t>$</w:t>
             </w:r>
             <w:r>
               <w:rPr>
@@ -5604,18 +5668,18 @@
               <w:rPr>
                 <w:rFonts w:hint="eastAsia"/>
               </w:rPr>
-              <w:t xml:space="preserve">   {a:[10], b:1}</w:t>
-            </w:r>
-          </w:p>
-          <w:p>
-            <w:pPr>
-              <w:ind w:left="0"/>
-            </w:pPr>
-            <w:r>
-              <w:rPr>
-                <w:rFonts w:hint="eastAsia"/>
-              </w:rPr>
-              <w:t xml:space="preserve">   {a:[20], b:1}</w:t>
+              <w:t xml:space="preserve">   {a:10, b:1}</w:t>
+            </w:r>
+          </w:p>
+          <w:p>
+            <w:pPr>
+              <w:ind w:left="0"/>
+            </w:pPr>
+            <w:r>
+              <w:rPr>
+                <w:rFonts w:hint="eastAsia"/>
+              </w:rPr>
+              <w:t xml:space="preserve">   {a:20, b:1}</w:t>
             </w:r>
           </w:p>
         </w:tc>
@@ -5694,6 +5758,9 @@
           <w:p>
             <w:pPr>
               <w:ind w:left="0"/>
+              <w:rPr>
+                <w:rFonts w:hint="eastAsia"/>
+              </w:rPr>
             </w:pPr>
             <w:r>
               <w:t>{a:{$</w:t>
@@ -5711,60 +5778,318 @@
               <w:rPr>
                 <w:rFonts w:hint="eastAsia"/>
               </w:rPr>
+              <w:t>0</w:t>
+            </w:r>
+            <w:r>
+              <w:t xml:space="preserve"> </w:t>
+            </w:r>
+            <w:r>
+              <w:rPr>
+                <w:rFonts w:hint="eastAsia"/>
+              </w:rPr>
+              <w:t>$in:[10,20,40</w:t>
+            </w:r>
+            <w:r>
+              <w:rPr>
+                <w:rFonts w:hint="eastAsia"/>
+              </w:rPr>
+              <w:t>,15</w:t>
+            </w:r>
+            <w:r>
+              <w:rPr>
+                <w:rFonts w:hint="eastAsia"/>
+              </w:rPr>
+              <w:t>]</w:t>
+            </w:r>
+            <w:r>
+              <w:t>}</w:t>
+            </w:r>
+            <w:r>
+              <w:t>}</w:t>
+            </w:r>
+          </w:p>
+          <w:p>
+            <w:pPr>
+              <w:ind w:left="0"/>
+            </w:pPr>
+          </w:p>
+          <w:p>
+            <w:pPr>
+              <w:ind w:left="0"/>
+            </w:pPr>
+            <w:r>
+              <w:rPr>
+                <w:rFonts w:hint="eastAsia"/>
+              </w:rPr>
+              <w:t>src:{a:[10,15,20,30]</w:t>
+            </w:r>
+            <w:r>
+              <w:rPr>
+                <w:rFonts w:hint="eastAsia"/>
+              </w:rPr>
+              <w:t>}</w:t>
+            </w:r>
+          </w:p>
+          <w:p>
+            <w:pPr>
+              <w:ind w:left="0"/>
+              <w:rPr>
+                <w:rFonts w:hint="eastAsia"/>
+              </w:rPr>
+            </w:pPr>
+            <w:r>
+              <w:t>$</w:t>
+            </w:r>
+            <w:r>
+              <w:rPr>
+                <w:rFonts w:hint="eastAsia"/>
+              </w:rPr>
+              <w:t>returnMatch</w:t>
+            </w:r>
+            <w:r>
+              <w:t>:</w:t>
+            </w:r>
+            <w:r>
+              <w:rPr>
+                <w:rFonts w:hint="eastAsia"/>
+              </w:rPr>
+              <w:t>0=&gt;</w:t>
+            </w:r>
+            <w:r>
+              <w:rPr>
+                <w:rFonts w:hint="eastAsia"/>
+              </w:rPr>
+              <w:t>{a:[10,</w:t>
+            </w:r>
+            <w:r>
+              <w:rPr>
+                <w:rFonts w:hint="eastAsia"/>
+              </w:rPr>
+              <w:t>15,</w:t>
+            </w:r>
+            <w:r>
+              <w:rPr>
+                <w:rFonts w:hint="eastAsia"/>
+              </w:rPr>
+              <w:t>20]</w:t>
+            </w:r>
+            <w:r>
+              <w:rPr>
+                <w:rFonts w:hint="eastAsia"/>
+              </w:rPr>
+              <w:t>}</w:t>
+            </w:r>
+          </w:p>
+          <w:p>
+            <w:pPr>
+              <w:ind w:left="0"/>
+              <w:rPr>
+                <w:rFonts w:hint="eastAsia"/>
+              </w:rPr>
+            </w:pPr>
+            <w:r>
+              <w:t>$</w:t>
+            </w:r>
+            <w:r>
+              <w:rPr>
+                <w:rFonts w:hint="eastAsia"/>
+              </w:rPr>
+              <w:t>returnMatch</w:t>
+            </w:r>
+            <w:r>
+              <w:t>:</w:t>
+            </w:r>
+            <w:r>
+              <w:rPr>
+                <w:rFonts w:hint="eastAsia"/>
+              </w:rPr>
+              <w:t>-2=&gt;</w:t>
+            </w:r>
+            <w:r>
+              <w:rPr>
+                <w:rFonts w:hint="eastAsia"/>
+              </w:rPr>
+              <w:t>{a:[</w:t>
+            </w:r>
+            <w:r>
+              <w:rPr>
+                <w:rFonts w:hint="eastAsia"/>
+              </w:rPr>
+              <w:t>15,20]}</w:t>
+            </w:r>
+          </w:p>
+          <w:p>
+            <w:pPr>
+              <w:ind w:left="0"/>
+              <w:rPr>
+                <w:rFonts w:hint="eastAsia"/>
+              </w:rPr>
+            </w:pPr>
+            <w:r>
+              <w:t>$</w:t>
+            </w:r>
+            <w:r>
+              <w:rPr>
+                <w:rFonts w:hint="eastAsia"/>
+              </w:rPr>
+              <w:t>returnMatch:[2,1]=&gt;{a:[20]}</w:t>
+            </w:r>
+          </w:p>
+          <w:p>
+            <w:pPr>
+              <w:ind w:left="0"/>
+            </w:pPr>
+          </w:p>
+        </w:tc>
+        <w:tc>
+          <w:tcPr>
+            <w:tcW w:w="2669" w:type="dxa"/>
+          </w:tcPr>
+          <w:p>
+            <w:pPr>
+              <w:ind w:left="0"/>
+              <w:rPr>
+                <w:rFonts w:hint="eastAsia"/>
+              </w:rPr>
+            </w:pPr>
+            <w:r>
+              <w:t>$</w:t>
+            </w:r>
+            <w:r>
+              <w:rPr>
+                <w:rFonts w:hint="eastAsia"/>
+              </w:rPr>
+              <w:t>returnMatch</w:t>
+            </w:r>
+            <w:r>
+              <w:t>:</w:t>
+            </w:r>
+            <w:r>
+              <w:rPr>
+                <w:rFonts w:hint="eastAsia"/>
+              </w:rPr>
+              <w:t>value</w:t>
+            </w:r>
+          </w:p>
+          <w:p>
+            <w:pPr>
+              <w:ind w:left="0"/>
+              <w:rPr>
+                <w:rFonts w:hint="eastAsia"/>
+              </w:rPr>
+            </w:pPr>
+            <w:r>
+              <w:t>$</w:t>
+            </w:r>
+            <w:r>
+              <w:rPr>
+                <w:rFonts w:hint="eastAsia"/>
+              </w:rPr>
+              <w:t xml:space="preserve">returnMatch:0 </w:t>
+            </w:r>
+            <w:r>
+              <w:rPr>
+                <w:rFonts w:hint="eastAsia"/>
+              </w:rPr>
+              <w:t>返回下标为</w:t>
+            </w:r>
+            <w:r>
+              <w:rPr>
+                <w:rFonts w:hint="eastAsia"/>
+              </w:rPr>
+              <w:t>0</w:t>
+            </w:r>
+            <w:r>
+              <w:rPr>
+                <w:rFonts w:hint="eastAsia"/>
+              </w:rPr>
+              <w:t>的匹配记录</w:t>
+            </w:r>
+            <w:r>
+              <w:rPr>
+                <w:rFonts w:hint="eastAsia"/>
+              </w:rPr>
+              <w:t>(</w:t>
+            </w:r>
+            <w:r>
+              <w:rPr>
+                <w:rFonts w:hint="eastAsia"/>
+              </w:rPr>
+              <w:t>即所有记录</w:t>
+            </w:r>
+            <w:r>
+              <w:rPr>
+                <w:rFonts w:hint="eastAsia"/>
+              </w:rPr>
+              <w:t>)</w:t>
+            </w:r>
+          </w:p>
+          <w:p>
+            <w:pPr>
+              <w:ind w:left="0"/>
+              <w:rPr>
+                <w:rFonts w:hint="eastAsia"/>
+              </w:rPr>
+            </w:pPr>
+            <w:r>
+              <w:t>$</w:t>
+            </w:r>
+            <w:r>
+              <w:rPr>
+                <w:rFonts w:hint="eastAsia"/>
+              </w:rPr>
+              <w:t xml:space="preserve">returnMatch:-2 </w:t>
+            </w:r>
+            <w:r>
+              <w:rPr>
+                <w:rFonts w:hint="eastAsia"/>
+              </w:rPr>
+              <w:t>返回倒数第二条开始的记录</w:t>
+            </w:r>
+          </w:p>
+          <w:p>
+            <w:pPr>
+              <w:ind w:left="0"/>
+            </w:pPr>
+            <w:r>
+              <w:t>$</w:t>
+            </w:r>
+            <w:r>
+              <w:rPr>
+                <w:rFonts w:hint="eastAsia"/>
+              </w:rPr>
+              <w:t xml:space="preserve">returnMatch:[2,1] </w:t>
+            </w:r>
+            <w:r>
+              <w:rPr>
+                <w:rFonts w:hint="eastAsia"/>
+              </w:rPr>
+              <w:t>返回下标为</w:t>
+            </w:r>
+            <w:r>
+              <w:rPr>
+                <w:rFonts w:hint="eastAsia"/>
+              </w:rPr>
+              <w:t>2</w:t>
+            </w:r>
+            <w:r>
+              <w:rPr>
+                <w:rFonts w:hint="eastAsia"/>
+              </w:rPr>
+              <w:t>，长度为</w:t>
+            </w:r>
+            <w:r>
+              <w:rPr>
+                <w:rFonts w:hint="eastAsia"/>
+              </w:rPr>
               <w:t>1</w:t>
             </w:r>
             <w:r>
-              <w:t xml:space="preserve">, </w:t>
-            </w:r>
-            <w:r>
-              <w:rPr>
-                <w:rFonts w:hint="eastAsia"/>
-              </w:rPr>
-              <w:t>$in:[10,20,40]</w:t>
-            </w:r>
-            <w:r>
-              <w:t>}</w:t>
-            </w:r>
-            <w:r>
-              <w:t>}</w:t>
-            </w:r>
-          </w:p>
-          <w:p>
-            <w:pPr>
-              <w:ind w:left="0"/>
-            </w:pPr>
-            <w:r>
-              <w:rPr>
-                <w:rFonts w:hint="eastAsia"/>
-              </w:rPr>
-              <w:t>src:{a:[10,15,20,30], b:1}=&gt;</w:t>
-            </w:r>
-          </w:p>
-          <w:p>
-            <w:pPr>
-              <w:ind w:left="0"/>
-            </w:pPr>
-            <w:r>
-              <w:rPr>
-                <w:rFonts w:hint="eastAsia"/>
-              </w:rPr>
-              <w:t xml:space="preserve">   {a:[10,20], b:1}</w:t>
-            </w:r>
-          </w:p>
-          <w:p>
-            <w:pPr>
-              <w:ind w:left="0"/>
-            </w:pPr>
-          </w:p>
-        </w:tc>
-        <w:tc>
-          <w:tcPr>
-            <w:tcW w:w="2669" w:type="dxa"/>
-          </w:tcPr>
-          <w:p>
-            <w:pPr>
-              <w:ind w:left="0"/>
-            </w:pPr>
+              <w:rPr>
+                <w:rFonts w:hint="eastAsia"/>
+              </w:rPr>
+              <w:t>的记录</w:t>
+            </w:r>
           </w:p>
         </w:tc>
       </w:tr>
@@ -5777,12 +6102,6 @@
             <w:pPr>
               <w:ind w:left="0"/>
             </w:pPr>
-            <w:r>
-              <w:rPr>
-                <w:rFonts w:hint="eastAsia"/>
-              </w:rPr>
-              <w:t>$returnMatchOne</w:t>
-            </w:r>
           </w:p>
         </w:tc>
         <w:tc>
@@ -5793,12 +6112,6 @@
             <w:pPr>
               <w:ind w:left="0"/>
             </w:pPr>
-            <w:r>
-              <w:rPr>
-                <w:rFonts w:hint="eastAsia"/>
-              </w:rPr>
-              <w:t>数组操作，仅返回匹配的第一个元素</w:t>
-            </w:r>
           </w:p>
         </w:tc>
         <w:tc>
@@ -5809,61 +6122,6 @@
             <w:pPr>
               <w:ind w:left="0"/>
             </w:pPr>
-            <w:r>
-              <w:t>{a:{$</w:t>
-            </w:r>
-            <w:r>
-              <w:rPr>
-                <w:rFonts w:hint="eastAsia"/>
-              </w:rPr>
-              <w:t>returnMatch</w:t>
-            </w:r>
-            <w:r>
-              <w:t>:</w:t>
-            </w:r>
-            <w:r>
-              <w:rPr>
-                <w:rFonts w:hint="eastAsia"/>
-              </w:rPr>
-              <w:t>1</w:t>
-            </w:r>
-            <w:r>
-              <w:t xml:space="preserve">, </w:t>
-            </w:r>
-            <w:r>
-              <w:rPr>
-                <w:rFonts w:hint="eastAsia"/>
-              </w:rPr>
-              <w:t>$in:[10,20,40]</w:t>
-            </w:r>
-            <w:r>
-              <w:t>}</w:t>
-            </w:r>
-            <w:r>
-              <w:t>}</w:t>
-            </w:r>
-          </w:p>
-          <w:p>
-            <w:pPr>
-              <w:ind w:left="0"/>
-            </w:pPr>
-            <w:r>
-              <w:rPr>
-                <w:rFonts w:hint="eastAsia"/>
-              </w:rPr>
-              <w:t>src:{a:[10,15,20,30], b:1}=&gt;</w:t>
-            </w:r>
-          </w:p>
-          <w:p>
-            <w:pPr>
-              <w:ind w:left="0"/>
-            </w:pPr>
-            <w:r>
-              <w:rPr>
-                <w:rFonts w:hint="eastAsia"/>
-              </w:rPr>
-              <w:t xml:space="preserve">   {a:[10], b:1}</w:t>
-            </w:r>
           </w:p>
         </w:tc>
         <w:tc>
@@ -5892,6 +6150,7 @@
         <w:rPr>
           <w:rFonts w:hint="eastAsia"/>
         </w:rPr>
+        <w:lastRenderedPageBreak/>
         <w:t>代码重构</w:t>
       </w:r>
     </w:p>
@@ -6156,7 +6415,7 @@
                     </pic:cNvPicPr>
                   </pic:nvPicPr>
                   <pic:blipFill>
-                    <a:blip r:embed="rId8"/>
+                    <a:blip r:embed="rId9"/>
                     <a:srcRect/>
                     <a:stretch>
                       <a:fillRect/>
@@ -6200,6 +6459,7 @@
           <w:rFonts w:hint="eastAsia"/>
           <w:noProof/>
         </w:rPr>
+        <w:lastRenderedPageBreak/>
         <w:drawing>
           <wp:inline distT="0" distB="0" distL="0" distR="0">
             <wp:extent cx="5124450" cy="1323975"/>
@@ -6218,7 +6478,7 @@
                     </pic:cNvPicPr>
                   </pic:nvPicPr>
                   <pic:blipFill>
-                    <a:blip r:embed="rId9"/>
+                    <a:blip r:embed="rId10"/>
                     <a:srcRect/>
                     <a:stretch>
                       <a:fillRect/>
@@ -6256,7 +6516,23 @@
         <w:rPr>
           <w:rFonts w:hint="eastAsia"/>
         </w:rPr>
-        <w:t>主要操作流程</w:t>
+        <w:t>主</w:t>
+      </w:r>
+      <w:commentRangeStart w:id="2"/>
+      <w:r>
+        <w:rPr>
+          <w:rFonts w:hint="eastAsia"/>
+        </w:rPr>
+        <w:t>要操作流程</w:t>
+      </w:r>
+      <w:commentRangeEnd w:id="2"/>
+      <w:r>
+        <w:rPr>
+          <w:rStyle w:val="CommentReference"/>
+          <w:b w:val="0"/>
+          <w:bCs w:val="0"/>
+        </w:rPr>
+        <w:commentReference w:id="2"/>
       </w:r>
     </w:p>
     <w:p>
@@ -6952,6 +7228,55 @@
     </w:sectPr>
   </w:body>
 </w:document>
+</file>
+
+<file path=word/comments.xml><?xml version="1.0" encoding="utf-8"?>
+<w:comments xmlns:ve="http://schemas.openxmlformats.org/markup-compatibility/2006" xmlns:o="urn:schemas-microsoft-com:office:office" xmlns:r="http://schemas.openxmlformats.org/officeDocument/2006/relationships" xmlns:m="http://schemas.openxmlformats.org/officeDocument/2006/math" xmlns:v="urn:schemas-microsoft-com:vml" xmlns:wp="http://schemas.openxmlformats.org/drawingml/2006/wordprocessingDrawing" xmlns:w10="urn:schemas-microsoft-com:office:word" xmlns:w="http://schemas.openxmlformats.org/wordprocessingml/2006/main" xmlns:wne="http://schemas.microsoft.com/office/word/2006/wordml">
+  <w:comment w:id="1" w:author="linyoubin" w:date="2016-07-11T16:26:00Z" w:initials="l">
+    <w:p>
+      <w:pPr>
+        <w:pStyle w:val="CommentText"/>
+      </w:pPr>
+      <w:r>
+        <w:rPr>
+          <w:rStyle w:val="CommentReference"/>
+        </w:rPr>
+        <w:annotationRef/>
+      </w:r>
+      <w:r>
+        <w:rPr>
+          <w:rFonts w:hint="eastAsia"/>
+        </w:rPr>
+        <w:t>predicateKey</w:t>
+      </w:r>
+      <w:r>
+        <w:rPr>
+          <w:rFonts w:hint="eastAsia"/>
+        </w:rPr>
+        <w:t>暂时先不走</w:t>
+      </w:r>
+    </w:p>
+  </w:comment>
+  <w:comment w:id="2" w:author="linyoubin" w:date="2016-07-11T16:42:00Z" w:initials="l">
+    <w:p>
+      <w:pPr>
+        <w:pStyle w:val="CommentText"/>
+      </w:pPr>
+      <w:r>
+        <w:rPr>
+          <w:rStyle w:val="CommentReference"/>
+        </w:rPr>
+        <w:annotationRef/>
+      </w:r>
+      <w:r>
+        <w:rPr>
+          <w:rFonts w:hint="eastAsia"/>
+        </w:rPr>
+        <w:t>内存使用分析</w:t>
+      </w:r>
+    </w:p>
+  </w:comment>
+</w:comments>
 </file>
 
 <file path=word/endnotes.xml><?xml version="1.0" encoding="utf-8"?>

--- a/internal_doc/03.开发设计/mthMatcher/Story-mthMatcher流水线执行能力-1.docx
+++ b/internal_doc/03.开发设计/mthMatcher/Story-mthMatcher流水线执行能力-1.docx
@@ -303,11 +303,21 @@
       <w:pPr>
         <w:pStyle w:val="Heading3"/>
       </w:pPr>
+      <w:commentRangeStart w:id="1"/>
       <w:r>
         <w:rPr>
           <w:rFonts w:hint="eastAsia"/>
         </w:rPr>
         <w:t>字段流式匹配</w:t>
+      </w:r>
+      <w:commentRangeEnd w:id="1"/>
+      <w:r>
+        <w:rPr>
+          <w:rStyle w:val="CommentReference"/>
+          <w:b w:val="0"/>
+          <w:bCs w:val="0"/>
+        </w:rPr>
+        <w:commentReference w:id="1"/>
       </w:r>
     </w:p>
     <w:p>
@@ -5086,7 +5096,7 @@
             <w:pPr>
               <w:ind w:left="0"/>
             </w:pPr>
-            <w:commentRangeStart w:id="1"/>
+            <w:commentRangeStart w:id="2"/>
             <w:r>
               <w:t>$cast</w:t>
             </w:r>
@@ -5180,12 +5190,12 @@
               </w:rPr>
               <w:t>相等的记录</w:t>
             </w:r>
-            <w:commentRangeEnd w:id="1"/>
+            <w:commentRangeEnd w:id="2"/>
             <w:r>
               <w:rPr>
                 <w:rStyle w:val="CommentReference"/>
               </w:rPr>
-              <w:commentReference w:id="1"/>
+              <w:commentReference w:id="2"/>
             </w:r>
           </w:p>
         </w:tc>
@@ -5742,12 +5752,40 @@
           <w:p>
             <w:pPr>
               <w:ind w:left="0"/>
+              <w:rPr>
+                <w:rFonts w:hint="eastAsia"/>
+              </w:rPr>
             </w:pPr>
             <w:r>
               <w:rPr>
                 <w:rFonts w:hint="eastAsia"/>
               </w:rPr>
               <w:t>数组操作，仅返回匹配的元素</w:t>
+            </w:r>
+            <w:r>
+              <w:rPr>
+                <w:rFonts w:hint="eastAsia"/>
+              </w:rPr>
+              <w:t>。</w:t>
+            </w:r>
+          </w:p>
+          <w:p>
+            <w:pPr>
+              <w:ind w:left="0"/>
+              <w:rPr>
+                <w:rFonts w:hint="eastAsia"/>
+              </w:rPr>
+            </w:pPr>
+          </w:p>
+          <w:p>
+            <w:pPr>
+              <w:ind w:left="0"/>
+            </w:pPr>
+            <w:r>
+              <w:rPr>
+                <w:rFonts w:hint="eastAsia"/>
+              </w:rPr>
+              <w:t>仅针对在匹配过程中有对数组做展开操作的匹配符。</w:t>
             </w:r>
           </w:p>
         </w:tc>
@@ -5758,9 +5796,6 @@
           <w:p>
             <w:pPr>
               <w:ind w:left="0"/>
-              <w:rPr>
-                <w:rFonts w:hint="eastAsia"/>
-              </w:rPr>
             </w:pPr>
             <w:r>
               <w:t>{a:{$</w:t>
@@ -5833,9 +5868,6 @@
           <w:p>
             <w:pPr>
               <w:ind w:left="0"/>
-              <w:rPr>
-                <w:rFonts w:hint="eastAsia"/>
-              </w:rPr>
             </w:pPr>
             <w:r>
               <w:t>$</w:t>
@@ -5883,9 +5915,6 @@
           <w:p>
             <w:pPr>
               <w:ind w:left="0"/>
-              <w:rPr>
-                <w:rFonts w:hint="eastAsia"/>
-              </w:rPr>
             </w:pPr>
             <w:r>
               <w:t>$</w:t>
@@ -5921,9 +5950,6 @@
           <w:p>
             <w:pPr>
               <w:ind w:left="0"/>
-              <w:rPr>
-                <w:rFonts w:hint="eastAsia"/>
-              </w:rPr>
             </w:pPr>
             <w:r>
               <w:t>$</w:t>
@@ -5948,9 +5974,6 @@
           <w:p>
             <w:pPr>
               <w:ind w:left="0"/>
-              <w:rPr>
-                <w:rFonts w:hint="eastAsia"/>
-              </w:rPr>
             </w:pPr>
             <w:r>
               <w:t>$</w:t>
@@ -5969,82 +5992,6 @@
                 <w:rFonts w:hint="eastAsia"/>
               </w:rPr>
               <w:t>value</w:t>
-            </w:r>
-          </w:p>
-          <w:p>
-            <w:pPr>
-              <w:ind w:left="0"/>
-              <w:rPr>
-                <w:rFonts w:hint="eastAsia"/>
-              </w:rPr>
-            </w:pPr>
-            <w:r>
-              <w:t>$</w:t>
-            </w:r>
-            <w:r>
-              <w:rPr>
-                <w:rFonts w:hint="eastAsia"/>
-              </w:rPr>
-              <w:t xml:space="preserve">returnMatch:0 </w:t>
-            </w:r>
-            <w:r>
-              <w:rPr>
-                <w:rFonts w:hint="eastAsia"/>
-              </w:rPr>
-              <w:t>返回下标为</w:t>
-            </w:r>
-            <w:r>
-              <w:rPr>
-                <w:rFonts w:hint="eastAsia"/>
-              </w:rPr>
-              <w:t>0</w:t>
-            </w:r>
-            <w:r>
-              <w:rPr>
-                <w:rFonts w:hint="eastAsia"/>
-              </w:rPr>
-              <w:t>的匹配记录</w:t>
-            </w:r>
-            <w:r>
-              <w:rPr>
-                <w:rFonts w:hint="eastAsia"/>
-              </w:rPr>
-              <w:t>(</w:t>
-            </w:r>
-            <w:r>
-              <w:rPr>
-                <w:rFonts w:hint="eastAsia"/>
-              </w:rPr>
-              <w:t>即所有记录</w:t>
-            </w:r>
-            <w:r>
-              <w:rPr>
-                <w:rFonts w:hint="eastAsia"/>
-              </w:rPr>
-              <w:t>)</w:t>
-            </w:r>
-          </w:p>
-          <w:p>
-            <w:pPr>
-              <w:ind w:left="0"/>
-              <w:rPr>
-                <w:rFonts w:hint="eastAsia"/>
-              </w:rPr>
-            </w:pPr>
-            <w:r>
-              <w:t>$</w:t>
-            </w:r>
-            <w:r>
-              <w:rPr>
-                <w:rFonts w:hint="eastAsia"/>
-              </w:rPr>
-              <w:t xml:space="preserve">returnMatch:-2 </w:t>
-            </w:r>
-            <w:r>
-              <w:rPr>
-                <w:rFonts w:hint="eastAsia"/>
-              </w:rPr>
-              <w:t>返回倒数第二条开始的记录</w:t>
             </w:r>
           </w:p>
           <w:p>
@@ -6058,6 +6005,79 @@
               <w:rPr>
                 <w:rFonts w:hint="eastAsia"/>
               </w:rPr>
+              <w:t xml:space="preserve">returnMatch:0 </w:t>
+            </w:r>
+            <w:r>
+              <w:rPr>
+                <w:rFonts w:hint="eastAsia"/>
+              </w:rPr>
+              <w:t>返回下标为</w:t>
+            </w:r>
+            <w:r>
+              <w:rPr>
+                <w:rFonts w:hint="eastAsia"/>
+              </w:rPr>
+              <w:t>0</w:t>
+            </w:r>
+            <w:r>
+              <w:rPr>
+                <w:rFonts w:hint="eastAsia"/>
+              </w:rPr>
+              <w:t>的匹配记录</w:t>
+            </w:r>
+            <w:r>
+              <w:rPr>
+                <w:rFonts w:hint="eastAsia"/>
+              </w:rPr>
+              <w:t>(</w:t>
+            </w:r>
+            <w:r>
+              <w:rPr>
+                <w:rFonts w:hint="eastAsia"/>
+              </w:rPr>
+              <w:t>即所有记录</w:t>
+            </w:r>
+            <w:r>
+              <w:rPr>
+                <w:rFonts w:hint="eastAsia"/>
+              </w:rPr>
+              <w:t>)</w:t>
+            </w:r>
+          </w:p>
+          <w:p>
+            <w:pPr>
+              <w:ind w:left="0"/>
+            </w:pPr>
+            <w:r>
+              <w:t>$</w:t>
+            </w:r>
+            <w:r>
+              <w:rPr>
+                <w:rFonts w:hint="eastAsia"/>
+              </w:rPr>
+              <w:t xml:space="preserve">returnMatch:-2 </w:t>
+            </w:r>
+            <w:r>
+              <w:rPr>
+                <w:rFonts w:hint="eastAsia"/>
+              </w:rPr>
+              <w:t>返回倒数第二条开始的记录</w:t>
+            </w:r>
+          </w:p>
+          <w:p>
+            <w:pPr>
+              <w:ind w:left="0"/>
+              <w:rPr>
+                <w:rFonts w:hint="eastAsia"/>
+              </w:rPr>
+            </w:pPr>
+            <w:r>
+              <w:t>$</w:t>
+            </w:r>
+            <w:r>
+              <w:rPr>
+                <w:rFonts w:hint="eastAsia"/>
+              </w:rPr>
               <w:t xml:space="preserve">returnMatch:[2,1] </w:t>
             </w:r>
             <w:r>
@@ -6089,6 +6109,45 @@
                 <w:rFonts w:hint="eastAsia"/>
               </w:rPr>
               <w:t>的记录</w:t>
+            </w:r>
+          </w:p>
+          <w:p>
+            <w:pPr>
+              <w:ind w:left="0"/>
+              <w:rPr>
+                <w:rFonts w:hint="eastAsia"/>
+              </w:rPr>
+            </w:pPr>
+          </w:p>
+          <w:p>
+            <w:pPr>
+              <w:ind w:left="0"/>
+              <w:rPr>
+                <w:rFonts w:hint="eastAsia"/>
+              </w:rPr>
+            </w:pPr>
+            <w:r>
+              <w:rPr>
+                <w:rFonts w:hint="eastAsia"/>
+              </w:rPr>
+              <w:t>$returnMatch</w:t>
+            </w:r>
+            <w:r>
+              <w:rPr>
+                <w:rFonts w:hint="eastAsia"/>
+              </w:rPr>
+              <w:t>不生效：</w:t>
+            </w:r>
+          </w:p>
+          <w:p>
+            <w:pPr>
+              <w:ind w:left="0"/>
+            </w:pPr>
+            <w:r>
+              <w:rPr>
+                <w:rFonts w:hint="eastAsia"/>
+              </w:rPr>
+              <w:t>a:{$returnMatch:[0,2], $et:[10,15,20,30]}</w:t>
             </w:r>
           </w:p>
         </w:tc>
@@ -6150,7 +6209,6 @@
         <w:rPr>
           <w:rFonts w:hint="eastAsia"/>
         </w:rPr>
-        <w:lastRenderedPageBreak/>
         <w:t>代码重构</w:t>
       </w:r>
     </w:p>
@@ -6201,39 +6259,2956 @@
       </w:pPr>
       <w:r>
         <w:rPr>
-          <w:rFonts w:hint="eastAsia"/>
-        </w:rPr>
-        <w:t>2</w:t>
-      </w:r>
-      <w:r>
-        <w:rPr>
-          <w:rFonts w:hint="eastAsia"/>
-        </w:rPr>
-        <w:t>、优化减少</w:t>
-      </w:r>
-      <w:r>
-        <w:rPr>
-          <w:rFonts w:hint="eastAsia"/>
-        </w:rPr>
-        <w:t>or</w:t>
-      </w:r>
-      <w:r>
-        <w:rPr>
-          <w:rFonts w:hint="eastAsia"/>
-        </w:rPr>
-        <w:t>/and</w:t>
-      </w:r>
-      <w:r>
-        <w:rPr>
-          <w:rFonts w:hint="eastAsia"/>
-        </w:rPr>
-        <w:t>下单个节点</w:t>
+          <w:noProof/>
+        </w:rPr>
+        <w:drawing>
+          <wp:inline distT="0" distB="0" distL="0" distR="0">
+            <wp:extent cx="2544441" cy="1173391"/>
+            <wp:effectExtent l="19050" t="0" r="8259" b="0"/>
+            <wp:docPr id="2" name="Object 2"/>
+            <wp:cNvGraphicFramePr/>
+            <a:graphic xmlns:a="http://schemas.openxmlformats.org/drawingml/2006/main">
+              <a:graphicData uri="http://schemas.openxmlformats.org/drawingml/2006/lockedCanvas">
+                <lc:lockedCanvas xmlns:lc="http://schemas.openxmlformats.org/drawingml/2006/lockedCanvas">
+                  <a:nvGrpSpPr>
+                    <a:cNvPr id="0" name=""/>
+                    <a:cNvGrpSpPr/>
+                  </a:nvGrpSpPr>
+                  <a:grpSpPr>
+                    <a:xfrm>
+                      <a:off x="0" y="0"/>
+                      <a:ext cx="5638800" cy="2590800"/>
+                      <a:chOff x="838200" y="3200400"/>
+                      <a:chExt cx="5638800" cy="2590800"/>
+                    </a:xfrm>
+                  </a:grpSpPr>
+                  <a:sp>
+                    <a:nvSpPr>
+                      <a:cNvPr id="5" name="Oval 4"/>
+                      <a:cNvSpPr/>
+                    </a:nvSpPr>
+                    <a:spPr>
+                      <a:xfrm>
+                        <a:off x="1447800" y="3200400"/>
+                        <a:ext cx="915752" cy="533400"/>
+                      </a:xfrm>
+                      <a:prstGeom prst="ellipse">
+                        <a:avLst/>
+                      </a:prstGeom>
+                      <a:noFill/>
+                      <a:ln w="15875">
+                        <a:solidFill>
+                          <a:schemeClr val="tx1"/>
+                        </a:solidFill>
+                      </a:ln>
+                    </a:spPr>
+                    <a:txSp>
+                      <a:txBody>
+                        <a:bodyPr lIns="0" tIns="0" rIns="0" bIns="0" rtlCol="0" anchor="ctr">
+                          <a:normAutofit fontScale="85000" lnSpcReduction="10000"/>
+                        </a:bodyPr>
+                        <a:lstStyle>
+                          <a:defPPr>
+                            <a:defRPr lang="en-US"/>
+                          </a:defPPr>
+                          <a:lvl1pPr marL="0" algn="l" defTabSz="914400" rtl="0" eaLnBrk="1" latinLnBrk="0" hangingPunct="1">
+                            <a:defRPr sz="1800" kern="1200">
+                              <a:solidFill>
+                                <a:schemeClr val="lt1"/>
+                              </a:solidFill>
+                              <a:latin typeface="+mn-lt"/>
+                              <a:ea typeface="+mn-ea"/>
+                              <a:cs typeface="+mn-cs"/>
+                            </a:defRPr>
+                          </a:lvl1pPr>
+                          <a:lvl2pPr marL="457200" algn="l" defTabSz="914400" rtl="0" eaLnBrk="1" latinLnBrk="0" hangingPunct="1">
+                            <a:defRPr sz="1800" kern="1200">
+                              <a:solidFill>
+                                <a:schemeClr val="lt1"/>
+                              </a:solidFill>
+                              <a:latin typeface="+mn-lt"/>
+                              <a:ea typeface="+mn-ea"/>
+                              <a:cs typeface="+mn-cs"/>
+                            </a:defRPr>
+                          </a:lvl2pPr>
+                          <a:lvl3pPr marL="914400" algn="l" defTabSz="914400" rtl="0" eaLnBrk="1" latinLnBrk="0" hangingPunct="1">
+                            <a:defRPr sz="1800" kern="1200">
+                              <a:solidFill>
+                                <a:schemeClr val="lt1"/>
+                              </a:solidFill>
+                              <a:latin typeface="+mn-lt"/>
+                              <a:ea typeface="+mn-ea"/>
+                              <a:cs typeface="+mn-cs"/>
+                            </a:defRPr>
+                          </a:lvl3pPr>
+                          <a:lvl4pPr marL="1371600" algn="l" defTabSz="914400" rtl="0" eaLnBrk="1" latinLnBrk="0" hangingPunct="1">
+                            <a:defRPr sz="1800" kern="1200">
+                              <a:solidFill>
+                                <a:schemeClr val="lt1"/>
+                              </a:solidFill>
+                              <a:latin typeface="+mn-lt"/>
+                              <a:ea typeface="+mn-ea"/>
+                              <a:cs typeface="+mn-cs"/>
+                            </a:defRPr>
+                          </a:lvl4pPr>
+                          <a:lvl5pPr marL="1828800" algn="l" defTabSz="914400" rtl="0" eaLnBrk="1" latinLnBrk="0" hangingPunct="1">
+                            <a:defRPr sz="1800" kern="1200">
+                              <a:solidFill>
+                                <a:schemeClr val="lt1"/>
+                              </a:solidFill>
+                              <a:latin typeface="+mn-lt"/>
+                              <a:ea typeface="+mn-ea"/>
+                              <a:cs typeface="+mn-cs"/>
+                            </a:defRPr>
+                          </a:lvl5pPr>
+                          <a:lvl6pPr marL="2286000" algn="l" defTabSz="914400" rtl="0" eaLnBrk="1" latinLnBrk="0" hangingPunct="1">
+                            <a:defRPr sz="1800" kern="1200">
+                              <a:solidFill>
+                                <a:schemeClr val="lt1"/>
+                              </a:solidFill>
+                              <a:latin typeface="+mn-lt"/>
+                              <a:ea typeface="+mn-ea"/>
+                              <a:cs typeface="+mn-cs"/>
+                            </a:defRPr>
+                          </a:lvl6pPr>
+                          <a:lvl7pPr marL="2743200" algn="l" defTabSz="914400" rtl="0" eaLnBrk="1" latinLnBrk="0" hangingPunct="1">
+                            <a:defRPr sz="1800" kern="1200">
+                              <a:solidFill>
+                                <a:schemeClr val="lt1"/>
+                              </a:solidFill>
+                              <a:latin typeface="+mn-lt"/>
+                              <a:ea typeface="+mn-ea"/>
+                              <a:cs typeface="+mn-cs"/>
+                            </a:defRPr>
+                          </a:lvl7pPr>
+                          <a:lvl8pPr marL="3200400" algn="l" defTabSz="914400" rtl="0" eaLnBrk="1" latinLnBrk="0" hangingPunct="1">
+                            <a:defRPr sz="1800" kern="1200">
+                              <a:solidFill>
+                                <a:schemeClr val="lt1"/>
+                              </a:solidFill>
+                              <a:latin typeface="+mn-lt"/>
+                              <a:ea typeface="+mn-ea"/>
+                              <a:cs typeface="+mn-cs"/>
+                            </a:defRPr>
+                          </a:lvl8pPr>
+                          <a:lvl9pPr marL="3657600" algn="l" defTabSz="914400" rtl="0" eaLnBrk="1" latinLnBrk="0" hangingPunct="1">
+                            <a:defRPr sz="1800" kern="1200">
+                              <a:solidFill>
+                                <a:schemeClr val="lt1"/>
+                              </a:solidFill>
+                              <a:latin typeface="+mn-lt"/>
+                              <a:ea typeface="+mn-ea"/>
+                              <a:cs typeface="+mn-cs"/>
+                            </a:defRPr>
+                          </a:lvl9pPr>
+                        </a:lstStyle>
+                        <a:p>
+                          <a:pPr algn="ctr"/>
+                          <a:r>
+                            <a:rPr lang="en-US" altLang="zh-CN" dirty="0" smtClean="0">
+                              <a:solidFill>
+                                <a:schemeClr val="tx1"/>
+                              </a:solidFill>
+                            </a:rPr>
+                            <a:t>and/not</a:t>
+                          </a:r>
+                          <a:endParaRPr lang="zh-CN" altLang="en-US" dirty="0" smtClean="0">
+                            <a:solidFill>
+                              <a:schemeClr val="tx1"/>
+                            </a:solidFill>
+                          </a:endParaRPr>
+                        </a:p>
+                      </a:txBody>
+                      <a:useSpRect/>
+                    </a:txSp>
+                    <a:style>
+                      <a:lnRef idx="2">
+                        <a:schemeClr val="accent1">
+                          <a:shade val="50000"/>
+                        </a:schemeClr>
+                      </a:lnRef>
+                      <a:fillRef idx="1">
+                        <a:schemeClr val="accent1"/>
+                      </a:fillRef>
+                      <a:effectRef idx="0">
+                        <a:schemeClr val="accent1"/>
+                      </a:effectRef>
+                      <a:fontRef idx="minor">
+                        <a:schemeClr val="lt1"/>
+                      </a:fontRef>
+                    </a:style>
+                  </a:sp>
+                  <a:sp>
+                    <a:nvSpPr>
+                      <a:cNvPr id="6" name="Oval 5"/>
+                      <a:cNvSpPr/>
+                    </a:nvSpPr>
+                    <a:spPr>
+                      <a:xfrm>
+                        <a:off x="838200" y="4310106"/>
+                        <a:ext cx="763352" cy="490494"/>
+                      </a:xfrm>
+                      <a:prstGeom prst="ellipse">
+                        <a:avLst/>
+                      </a:prstGeom>
+                      <a:noFill/>
+                      <a:ln w="15875">
+                        <a:solidFill>
+                          <a:schemeClr val="tx1"/>
+                        </a:solidFill>
+                      </a:ln>
+                    </a:spPr>
+                    <a:txSp>
+                      <a:txBody>
+                        <a:bodyPr lIns="0" tIns="0" rIns="0" bIns="0" rtlCol="0" anchor="ctr">
+                          <a:normAutofit/>
+                        </a:bodyPr>
+                        <a:lstStyle>
+                          <a:defPPr>
+                            <a:defRPr lang="en-US"/>
+                          </a:defPPr>
+                          <a:lvl1pPr marL="0" algn="l" defTabSz="914400" rtl="0" eaLnBrk="1" latinLnBrk="0" hangingPunct="1">
+                            <a:defRPr sz="1800" kern="1200">
+                              <a:solidFill>
+                                <a:schemeClr val="lt1"/>
+                              </a:solidFill>
+                              <a:latin typeface="+mn-lt"/>
+                              <a:ea typeface="+mn-ea"/>
+                              <a:cs typeface="+mn-cs"/>
+                            </a:defRPr>
+                          </a:lvl1pPr>
+                          <a:lvl2pPr marL="457200" algn="l" defTabSz="914400" rtl="0" eaLnBrk="1" latinLnBrk="0" hangingPunct="1">
+                            <a:defRPr sz="1800" kern="1200">
+                              <a:solidFill>
+                                <a:schemeClr val="lt1"/>
+                              </a:solidFill>
+                              <a:latin typeface="+mn-lt"/>
+                              <a:ea typeface="+mn-ea"/>
+                              <a:cs typeface="+mn-cs"/>
+                            </a:defRPr>
+                          </a:lvl2pPr>
+                          <a:lvl3pPr marL="914400" algn="l" defTabSz="914400" rtl="0" eaLnBrk="1" latinLnBrk="0" hangingPunct="1">
+                            <a:defRPr sz="1800" kern="1200">
+                              <a:solidFill>
+                                <a:schemeClr val="lt1"/>
+                              </a:solidFill>
+                              <a:latin typeface="+mn-lt"/>
+                              <a:ea typeface="+mn-ea"/>
+                              <a:cs typeface="+mn-cs"/>
+                            </a:defRPr>
+                          </a:lvl3pPr>
+                          <a:lvl4pPr marL="1371600" algn="l" defTabSz="914400" rtl="0" eaLnBrk="1" latinLnBrk="0" hangingPunct="1">
+                            <a:defRPr sz="1800" kern="1200">
+                              <a:solidFill>
+                                <a:schemeClr val="lt1"/>
+                              </a:solidFill>
+                              <a:latin typeface="+mn-lt"/>
+                              <a:ea typeface="+mn-ea"/>
+                              <a:cs typeface="+mn-cs"/>
+                            </a:defRPr>
+                          </a:lvl4pPr>
+                          <a:lvl5pPr marL="1828800" algn="l" defTabSz="914400" rtl="0" eaLnBrk="1" latinLnBrk="0" hangingPunct="1">
+                            <a:defRPr sz="1800" kern="1200">
+                              <a:solidFill>
+                                <a:schemeClr val="lt1"/>
+                              </a:solidFill>
+                              <a:latin typeface="+mn-lt"/>
+                              <a:ea typeface="+mn-ea"/>
+                              <a:cs typeface="+mn-cs"/>
+                            </a:defRPr>
+                          </a:lvl5pPr>
+                          <a:lvl6pPr marL="2286000" algn="l" defTabSz="914400" rtl="0" eaLnBrk="1" latinLnBrk="0" hangingPunct="1">
+                            <a:defRPr sz="1800" kern="1200">
+                              <a:solidFill>
+                                <a:schemeClr val="lt1"/>
+                              </a:solidFill>
+                              <a:latin typeface="+mn-lt"/>
+                              <a:ea typeface="+mn-ea"/>
+                              <a:cs typeface="+mn-cs"/>
+                            </a:defRPr>
+                          </a:lvl6pPr>
+                          <a:lvl7pPr marL="2743200" algn="l" defTabSz="914400" rtl="0" eaLnBrk="1" latinLnBrk="0" hangingPunct="1">
+                            <a:defRPr sz="1800" kern="1200">
+                              <a:solidFill>
+                                <a:schemeClr val="lt1"/>
+                              </a:solidFill>
+                              <a:latin typeface="+mn-lt"/>
+                              <a:ea typeface="+mn-ea"/>
+                              <a:cs typeface="+mn-cs"/>
+                            </a:defRPr>
+                          </a:lvl7pPr>
+                          <a:lvl8pPr marL="3200400" algn="l" defTabSz="914400" rtl="0" eaLnBrk="1" latinLnBrk="0" hangingPunct="1">
+                            <a:defRPr sz="1800" kern="1200">
+                              <a:solidFill>
+                                <a:schemeClr val="lt1"/>
+                              </a:solidFill>
+                              <a:latin typeface="+mn-lt"/>
+                              <a:ea typeface="+mn-ea"/>
+                              <a:cs typeface="+mn-cs"/>
+                            </a:defRPr>
+                          </a:lvl8pPr>
+                          <a:lvl9pPr marL="3657600" algn="l" defTabSz="914400" rtl="0" eaLnBrk="1" latinLnBrk="0" hangingPunct="1">
+                            <a:defRPr sz="1800" kern="1200">
+                              <a:solidFill>
+                                <a:schemeClr val="lt1"/>
+                              </a:solidFill>
+                              <a:latin typeface="+mn-lt"/>
+                              <a:ea typeface="+mn-ea"/>
+                              <a:cs typeface="+mn-cs"/>
+                            </a:defRPr>
+                          </a:lvl9pPr>
+                        </a:lstStyle>
+                        <a:p>
+                          <a:pPr algn="ctr"/>
+                          <a:r>
+                            <a:rPr lang="en-US" altLang="zh-CN" dirty="0" smtClean="0">
+                              <a:solidFill>
+                                <a:schemeClr val="tx1"/>
+                              </a:solidFill>
+                            </a:rPr>
+                            <a:t>and</a:t>
+                          </a:r>
+                          <a:endParaRPr lang="zh-CN" altLang="en-US" dirty="0" smtClean="0">
+                            <a:solidFill>
+                              <a:schemeClr val="tx1"/>
+                            </a:solidFill>
+                          </a:endParaRPr>
+                        </a:p>
+                      </a:txBody>
+                      <a:useSpRect/>
+                    </a:txSp>
+                    <a:style>
+                      <a:lnRef idx="2">
+                        <a:schemeClr val="accent1">
+                          <a:shade val="50000"/>
+                        </a:schemeClr>
+                      </a:lnRef>
+                      <a:fillRef idx="1">
+                        <a:schemeClr val="accent1"/>
+                      </a:fillRef>
+                      <a:effectRef idx="0">
+                        <a:schemeClr val="accent1"/>
+                      </a:effectRef>
+                      <a:fontRef idx="minor">
+                        <a:schemeClr val="lt1"/>
+                      </a:fontRef>
+                    </a:style>
+                  </a:sp>
+                  <a:cxnSp>
+                    <a:nvCxnSpPr>
+                      <a:cNvPr id="10" name="Straight Arrow Connector 9"/>
+                      <a:cNvCxnSpPr>
+                        <a:stCxn id="5" idx="4"/>
+                        <a:endCxn id="6" idx="0"/>
+                      </a:cNvCxnSpPr>
+                    </a:nvCxnSpPr>
+                    <a:spPr>
+                      <a:xfrm rot="5400000">
+                        <a:off x="1274623" y="3679053"/>
+                        <a:ext cx="576306" cy="685800"/>
+                      </a:xfrm>
+                      <a:prstGeom prst="straightConnector1">
+                        <a:avLst/>
+                      </a:prstGeom>
+                      <a:ln>
+                        <a:tailEnd type="arrow"/>
+                      </a:ln>
+                    </a:spPr>
+                    <a:style>
+                      <a:lnRef idx="1">
+                        <a:schemeClr val="accent1"/>
+                      </a:lnRef>
+                      <a:fillRef idx="0">
+                        <a:schemeClr val="accent1"/>
+                      </a:fillRef>
+                      <a:effectRef idx="0">
+                        <a:schemeClr val="accent1"/>
+                      </a:effectRef>
+                      <a:fontRef idx="minor">
+                        <a:schemeClr val="tx1"/>
+                      </a:fontRef>
+                    </a:style>
+                  </a:cxnSp>
+                  <a:sp>
+                    <a:nvSpPr>
+                      <a:cNvPr id="12" name="Rectangle 11"/>
+                      <a:cNvSpPr/>
+                    </a:nvSpPr>
+                    <a:spPr>
+                      <a:xfrm>
+                        <a:off x="2286000" y="4343400"/>
+                        <a:ext cx="685800" cy="457200"/>
+                      </a:xfrm>
+                      <a:prstGeom prst="rect">
+                        <a:avLst/>
+                      </a:prstGeom>
+                      <a:noFill/>
+                      <a:ln w="15875">
+                        <a:solidFill>
+                          <a:schemeClr val="tx1"/>
+                        </a:solidFill>
+                      </a:ln>
+                    </a:spPr>
+                    <a:txSp>
+                      <a:txBody>
+                        <a:bodyPr lIns="0" tIns="0" rIns="0" bIns="0" rtlCol="0" anchor="ctr">
+                          <a:normAutofit/>
+                        </a:bodyPr>
+                        <a:lstStyle>
+                          <a:defPPr>
+                            <a:defRPr lang="en-US"/>
+                          </a:defPPr>
+                          <a:lvl1pPr marL="0" algn="l" defTabSz="914400" rtl="0" eaLnBrk="1" latinLnBrk="0" hangingPunct="1">
+                            <a:defRPr sz="1800" kern="1200">
+                              <a:solidFill>
+                                <a:schemeClr val="lt1"/>
+                              </a:solidFill>
+                              <a:latin typeface="+mn-lt"/>
+                              <a:ea typeface="+mn-ea"/>
+                              <a:cs typeface="+mn-cs"/>
+                            </a:defRPr>
+                          </a:lvl1pPr>
+                          <a:lvl2pPr marL="457200" algn="l" defTabSz="914400" rtl="0" eaLnBrk="1" latinLnBrk="0" hangingPunct="1">
+                            <a:defRPr sz="1800" kern="1200">
+                              <a:solidFill>
+                                <a:schemeClr val="lt1"/>
+                              </a:solidFill>
+                              <a:latin typeface="+mn-lt"/>
+                              <a:ea typeface="+mn-ea"/>
+                              <a:cs typeface="+mn-cs"/>
+                            </a:defRPr>
+                          </a:lvl2pPr>
+                          <a:lvl3pPr marL="914400" algn="l" defTabSz="914400" rtl="0" eaLnBrk="1" latinLnBrk="0" hangingPunct="1">
+                            <a:defRPr sz="1800" kern="1200">
+                              <a:solidFill>
+                                <a:schemeClr val="lt1"/>
+                              </a:solidFill>
+                              <a:latin typeface="+mn-lt"/>
+                              <a:ea typeface="+mn-ea"/>
+                              <a:cs typeface="+mn-cs"/>
+                            </a:defRPr>
+                          </a:lvl3pPr>
+                          <a:lvl4pPr marL="1371600" algn="l" defTabSz="914400" rtl="0" eaLnBrk="1" latinLnBrk="0" hangingPunct="1">
+                            <a:defRPr sz="1800" kern="1200">
+                              <a:solidFill>
+                                <a:schemeClr val="lt1"/>
+                              </a:solidFill>
+                              <a:latin typeface="+mn-lt"/>
+                              <a:ea typeface="+mn-ea"/>
+                              <a:cs typeface="+mn-cs"/>
+                            </a:defRPr>
+                          </a:lvl4pPr>
+                          <a:lvl5pPr marL="1828800" algn="l" defTabSz="914400" rtl="0" eaLnBrk="1" latinLnBrk="0" hangingPunct="1">
+                            <a:defRPr sz="1800" kern="1200">
+                              <a:solidFill>
+                                <a:schemeClr val="lt1"/>
+                              </a:solidFill>
+                              <a:latin typeface="+mn-lt"/>
+                              <a:ea typeface="+mn-ea"/>
+                              <a:cs typeface="+mn-cs"/>
+                            </a:defRPr>
+                          </a:lvl5pPr>
+                          <a:lvl6pPr marL="2286000" algn="l" defTabSz="914400" rtl="0" eaLnBrk="1" latinLnBrk="0" hangingPunct="1">
+                            <a:defRPr sz="1800" kern="1200">
+                              <a:solidFill>
+                                <a:schemeClr val="lt1"/>
+                              </a:solidFill>
+                              <a:latin typeface="+mn-lt"/>
+                              <a:ea typeface="+mn-ea"/>
+                              <a:cs typeface="+mn-cs"/>
+                            </a:defRPr>
+                          </a:lvl6pPr>
+                          <a:lvl7pPr marL="2743200" algn="l" defTabSz="914400" rtl="0" eaLnBrk="1" latinLnBrk="0" hangingPunct="1">
+                            <a:defRPr sz="1800" kern="1200">
+                              <a:solidFill>
+                                <a:schemeClr val="lt1"/>
+                              </a:solidFill>
+                              <a:latin typeface="+mn-lt"/>
+                              <a:ea typeface="+mn-ea"/>
+                              <a:cs typeface="+mn-cs"/>
+                            </a:defRPr>
+                          </a:lvl7pPr>
+                          <a:lvl8pPr marL="3200400" algn="l" defTabSz="914400" rtl="0" eaLnBrk="1" latinLnBrk="0" hangingPunct="1">
+                            <a:defRPr sz="1800" kern="1200">
+                              <a:solidFill>
+                                <a:schemeClr val="lt1"/>
+                              </a:solidFill>
+                              <a:latin typeface="+mn-lt"/>
+                              <a:ea typeface="+mn-ea"/>
+                              <a:cs typeface="+mn-cs"/>
+                            </a:defRPr>
+                          </a:lvl8pPr>
+                          <a:lvl9pPr marL="3657600" algn="l" defTabSz="914400" rtl="0" eaLnBrk="1" latinLnBrk="0" hangingPunct="1">
+                            <a:defRPr sz="1800" kern="1200">
+                              <a:solidFill>
+                                <a:schemeClr val="lt1"/>
+                              </a:solidFill>
+                              <a:latin typeface="+mn-lt"/>
+                              <a:ea typeface="+mn-ea"/>
+                              <a:cs typeface="+mn-cs"/>
+                            </a:defRPr>
+                          </a:lvl9pPr>
+                        </a:lstStyle>
+                        <a:p>
+                          <a:pPr algn="ctr"/>
+                          <a:r>
+                            <a:rPr lang="en-US" altLang="zh-CN" sz="1600" dirty="0" smtClean="0">
+                              <a:solidFill>
+                                <a:schemeClr val="tx1"/>
+                              </a:solidFill>
+                            </a:rPr>
+                            <a:t>othersA</a:t>
+                          </a:r>
+                          <a:endParaRPr lang="zh-CN" altLang="en-US" sz="1600" dirty="0" smtClean="0">
+                            <a:solidFill>
+                              <a:schemeClr val="tx1"/>
+                            </a:solidFill>
+                          </a:endParaRPr>
+                        </a:p>
+                      </a:txBody>
+                      <a:useSpRect/>
+                    </a:txSp>
+                    <a:style>
+                      <a:lnRef idx="2">
+                        <a:schemeClr val="accent1">
+                          <a:shade val="50000"/>
+                        </a:schemeClr>
+                      </a:lnRef>
+                      <a:fillRef idx="1">
+                        <a:schemeClr val="accent1"/>
+                      </a:fillRef>
+                      <a:effectRef idx="0">
+                        <a:schemeClr val="accent1"/>
+                      </a:effectRef>
+                      <a:fontRef idx="minor">
+                        <a:schemeClr val="lt1"/>
+                      </a:fontRef>
+                    </a:style>
+                  </a:sp>
+                  <a:cxnSp>
+                    <a:nvCxnSpPr>
+                      <a:cNvPr id="14" name="Straight Arrow Connector 13"/>
+                      <a:cNvCxnSpPr>
+                        <a:stCxn id="5" idx="4"/>
+                        <a:endCxn id="12" idx="0"/>
+                      </a:cNvCxnSpPr>
+                    </a:nvCxnSpPr>
+                    <a:spPr>
+                      <a:xfrm rot="16200000" flipH="1">
+                        <a:off x="1962488" y="3676988"/>
+                        <a:ext cx="609600" cy="723224"/>
+                      </a:xfrm>
+                      <a:prstGeom prst="straightConnector1">
+                        <a:avLst/>
+                      </a:prstGeom>
+                      <a:ln>
+                        <a:tailEnd type="arrow"/>
+                      </a:ln>
+                    </a:spPr>
+                    <a:style>
+                      <a:lnRef idx="1">
+                        <a:schemeClr val="accent1"/>
+                      </a:lnRef>
+                      <a:fillRef idx="0">
+                        <a:schemeClr val="accent1"/>
+                      </a:fillRef>
+                      <a:effectRef idx="0">
+                        <a:schemeClr val="accent1"/>
+                      </a:effectRef>
+                      <a:fontRef idx="minor">
+                        <a:schemeClr val="tx1"/>
+                      </a:fontRef>
+                    </a:style>
+                  </a:cxnSp>
+                  <a:sp>
+                    <a:nvSpPr>
+                      <a:cNvPr id="15" name="Rectangle 14"/>
+                      <a:cNvSpPr/>
+                    </a:nvSpPr>
+                    <a:spPr>
+                      <a:xfrm>
+                        <a:off x="878775" y="5334000"/>
+                        <a:ext cx="685800" cy="457200"/>
+                      </a:xfrm>
+                      <a:prstGeom prst="rect">
+                        <a:avLst/>
+                      </a:prstGeom>
+                      <a:noFill/>
+                      <a:ln w="15875">
+                        <a:solidFill>
+                          <a:schemeClr val="tx1"/>
+                        </a:solidFill>
+                      </a:ln>
+                    </a:spPr>
+                    <a:txSp>
+                      <a:txBody>
+                        <a:bodyPr lIns="0" tIns="0" rIns="0" bIns="0" rtlCol="0" anchor="ctr">
+                          <a:normAutofit/>
+                        </a:bodyPr>
+                        <a:lstStyle>
+                          <a:defPPr>
+                            <a:defRPr lang="en-US"/>
+                          </a:defPPr>
+                          <a:lvl1pPr marL="0" algn="l" defTabSz="914400" rtl="0" eaLnBrk="1" latinLnBrk="0" hangingPunct="1">
+                            <a:defRPr sz="1800" kern="1200">
+                              <a:solidFill>
+                                <a:schemeClr val="lt1"/>
+                              </a:solidFill>
+                              <a:latin typeface="+mn-lt"/>
+                              <a:ea typeface="+mn-ea"/>
+                              <a:cs typeface="+mn-cs"/>
+                            </a:defRPr>
+                          </a:lvl1pPr>
+                          <a:lvl2pPr marL="457200" algn="l" defTabSz="914400" rtl="0" eaLnBrk="1" latinLnBrk="0" hangingPunct="1">
+                            <a:defRPr sz="1800" kern="1200">
+                              <a:solidFill>
+                                <a:schemeClr val="lt1"/>
+                              </a:solidFill>
+                              <a:latin typeface="+mn-lt"/>
+                              <a:ea typeface="+mn-ea"/>
+                              <a:cs typeface="+mn-cs"/>
+                            </a:defRPr>
+                          </a:lvl2pPr>
+                          <a:lvl3pPr marL="914400" algn="l" defTabSz="914400" rtl="0" eaLnBrk="1" latinLnBrk="0" hangingPunct="1">
+                            <a:defRPr sz="1800" kern="1200">
+                              <a:solidFill>
+                                <a:schemeClr val="lt1"/>
+                              </a:solidFill>
+                              <a:latin typeface="+mn-lt"/>
+                              <a:ea typeface="+mn-ea"/>
+                              <a:cs typeface="+mn-cs"/>
+                            </a:defRPr>
+                          </a:lvl3pPr>
+                          <a:lvl4pPr marL="1371600" algn="l" defTabSz="914400" rtl="0" eaLnBrk="1" latinLnBrk="0" hangingPunct="1">
+                            <a:defRPr sz="1800" kern="1200">
+                              <a:solidFill>
+                                <a:schemeClr val="lt1"/>
+                              </a:solidFill>
+                              <a:latin typeface="+mn-lt"/>
+                              <a:ea typeface="+mn-ea"/>
+                              <a:cs typeface="+mn-cs"/>
+                            </a:defRPr>
+                          </a:lvl4pPr>
+                          <a:lvl5pPr marL="1828800" algn="l" defTabSz="914400" rtl="0" eaLnBrk="1" latinLnBrk="0" hangingPunct="1">
+                            <a:defRPr sz="1800" kern="1200">
+                              <a:solidFill>
+                                <a:schemeClr val="lt1"/>
+                              </a:solidFill>
+                              <a:latin typeface="+mn-lt"/>
+                              <a:ea typeface="+mn-ea"/>
+                              <a:cs typeface="+mn-cs"/>
+                            </a:defRPr>
+                          </a:lvl5pPr>
+                          <a:lvl6pPr marL="2286000" algn="l" defTabSz="914400" rtl="0" eaLnBrk="1" latinLnBrk="0" hangingPunct="1">
+                            <a:defRPr sz="1800" kern="1200">
+                              <a:solidFill>
+                                <a:schemeClr val="lt1"/>
+                              </a:solidFill>
+                              <a:latin typeface="+mn-lt"/>
+                              <a:ea typeface="+mn-ea"/>
+                              <a:cs typeface="+mn-cs"/>
+                            </a:defRPr>
+                          </a:lvl6pPr>
+                          <a:lvl7pPr marL="2743200" algn="l" defTabSz="914400" rtl="0" eaLnBrk="1" latinLnBrk="0" hangingPunct="1">
+                            <a:defRPr sz="1800" kern="1200">
+                              <a:solidFill>
+                                <a:schemeClr val="lt1"/>
+                              </a:solidFill>
+                              <a:latin typeface="+mn-lt"/>
+                              <a:ea typeface="+mn-ea"/>
+                              <a:cs typeface="+mn-cs"/>
+                            </a:defRPr>
+                          </a:lvl7pPr>
+                          <a:lvl8pPr marL="3200400" algn="l" defTabSz="914400" rtl="0" eaLnBrk="1" latinLnBrk="0" hangingPunct="1">
+                            <a:defRPr sz="1800" kern="1200">
+                              <a:solidFill>
+                                <a:schemeClr val="lt1"/>
+                              </a:solidFill>
+                              <a:latin typeface="+mn-lt"/>
+                              <a:ea typeface="+mn-ea"/>
+                              <a:cs typeface="+mn-cs"/>
+                            </a:defRPr>
+                          </a:lvl8pPr>
+                          <a:lvl9pPr marL="3657600" algn="l" defTabSz="914400" rtl="0" eaLnBrk="1" latinLnBrk="0" hangingPunct="1">
+                            <a:defRPr sz="1800" kern="1200">
+                              <a:solidFill>
+                                <a:schemeClr val="lt1"/>
+                              </a:solidFill>
+                              <a:latin typeface="+mn-lt"/>
+                              <a:ea typeface="+mn-ea"/>
+                              <a:cs typeface="+mn-cs"/>
+                            </a:defRPr>
+                          </a:lvl9pPr>
+                        </a:lstStyle>
+                        <a:p>
+                          <a:pPr algn="ctr"/>
+                          <a:r>
+                            <a:rPr lang="en-US" altLang="zh-CN" sz="1600" dirty="0" smtClean="0">
+                              <a:solidFill>
+                                <a:schemeClr val="tx1"/>
+                              </a:solidFill>
+                            </a:rPr>
+                            <a:t>othersB</a:t>
+                          </a:r>
+                          <a:endParaRPr lang="zh-CN" altLang="en-US" sz="1600" dirty="0" smtClean="0">
+                            <a:solidFill>
+                              <a:schemeClr val="tx1"/>
+                            </a:solidFill>
+                          </a:endParaRPr>
+                        </a:p>
+                      </a:txBody>
+                      <a:useSpRect/>
+                    </a:txSp>
+                    <a:style>
+                      <a:lnRef idx="2">
+                        <a:schemeClr val="accent1">
+                          <a:shade val="50000"/>
+                        </a:schemeClr>
+                      </a:lnRef>
+                      <a:fillRef idx="1">
+                        <a:schemeClr val="accent1"/>
+                      </a:fillRef>
+                      <a:effectRef idx="0">
+                        <a:schemeClr val="accent1"/>
+                      </a:effectRef>
+                      <a:fontRef idx="minor">
+                        <a:schemeClr val="lt1"/>
+                      </a:fontRef>
+                    </a:style>
+                  </a:sp>
+                  <a:cxnSp>
+                    <a:nvCxnSpPr>
+                      <a:cNvPr id="17" name="Straight Arrow Connector 16"/>
+                      <a:cNvCxnSpPr>
+                        <a:stCxn id="6" idx="4"/>
+                        <a:endCxn id="15" idx="0"/>
+                      </a:cNvCxnSpPr>
+                    </a:nvCxnSpPr>
+                    <a:spPr>
+                      <a:xfrm rot="16200000" flipH="1">
+                        <a:off x="954075" y="5066400"/>
+                        <a:ext cx="533400" cy="1799"/>
+                      </a:xfrm>
+                      <a:prstGeom prst="straightConnector1">
+                        <a:avLst/>
+                      </a:prstGeom>
+                      <a:ln>
+                        <a:tailEnd type="arrow"/>
+                      </a:ln>
+                    </a:spPr>
+                    <a:style>
+                      <a:lnRef idx="1">
+                        <a:schemeClr val="accent1"/>
+                      </a:lnRef>
+                      <a:fillRef idx="0">
+                        <a:schemeClr val="accent1"/>
+                      </a:fillRef>
+                      <a:effectRef idx="0">
+                        <a:schemeClr val="accent1"/>
+                      </a:effectRef>
+                      <a:fontRef idx="minor">
+                        <a:schemeClr val="tx1"/>
+                      </a:fontRef>
+                    </a:style>
+                  </a:cxnSp>
+                  <a:sp>
+                    <a:nvSpPr>
+                      <a:cNvPr id="25" name="Right Arrow 24"/>
+                      <a:cNvSpPr/>
+                    </a:nvSpPr>
+                    <a:spPr>
+                      <a:xfrm>
+                        <a:off x="3352800" y="4038600"/>
+                        <a:ext cx="609600" cy="304800"/>
+                      </a:xfrm>
+                      <a:prstGeom prst="rightArrow">
+                        <a:avLst/>
+                      </a:prstGeom>
+                      <a:noFill/>
+                      <a:ln w="15875">
+                        <a:solidFill>
+                          <a:schemeClr val="tx1"/>
+                        </a:solidFill>
+                      </a:ln>
+                    </a:spPr>
+                    <a:txSp>
+                      <a:txBody>
+                        <a:bodyPr lIns="0" tIns="0" rIns="0" bIns="0" rtlCol="0" anchor="ctr">
+                          <a:normAutofit fontScale="77500" lnSpcReduction="20000"/>
+                        </a:bodyPr>
+                        <a:lstStyle>
+                          <a:defPPr>
+                            <a:defRPr lang="en-US"/>
+                          </a:defPPr>
+                          <a:lvl1pPr marL="0" algn="l" defTabSz="914400" rtl="0" eaLnBrk="1" latinLnBrk="0" hangingPunct="1">
+                            <a:defRPr sz="1800" kern="1200">
+                              <a:solidFill>
+                                <a:schemeClr val="lt1"/>
+                              </a:solidFill>
+                              <a:latin typeface="+mn-lt"/>
+                              <a:ea typeface="+mn-ea"/>
+                              <a:cs typeface="+mn-cs"/>
+                            </a:defRPr>
+                          </a:lvl1pPr>
+                          <a:lvl2pPr marL="457200" algn="l" defTabSz="914400" rtl="0" eaLnBrk="1" latinLnBrk="0" hangingPunct="1">
+                            <a:defRPr sz="1800" kern="1200">
+                              <a:solidFill>
+                                <a:schemeClr val="lt1"/>
+                              </a:solidFill>
+                              <a:latin typeface="+mn-lt"/>
+                              <a:ea typeface="+mn-ea"/>
+                              <a:cs typeface="+mn-cs"/>
+                            </a:defRPr>
+                          </a:lvl2pPr>
+                          <a:lvl3pPr marL="914400" algn="l" defTabSz="914400" rtl="0" eaLnBrk="1" latinLnBrk="0" hangingPunct="1">
+                            <a:defRPr sz="1800" kern="1200">
+                              <a:solidFill>
+                                <a:schemeClr val="lt1"/>
+                              </a:solidFill>
+                              <a:latin typeface="+mn-lt"/>
+                              <a:ea typeface="+mn-ea"/>
+                              <a:cs typeface="+mn-cs"/>
+                            </a:defRPr>
+                          </a:lvl3pPr>
+                          <a:lvl4pPr marL="1371600" algn="l" defTabSz="914400" rtl="0" eaLnBrk="1" latinLnBrk="0" hangingPunct="1">
+                            <a:defRPr sz="1800" kern="1200">
+                              <a:solidFill>
+                                <a:schemeClr val="lt1"/>
+                              </a:solidFill>
+                              <a:latin typeface="+mn-lt"/>
+                              <a:ea typeface="+mn-ea"/>
+                              <a:cs typeface="+mn-cs"/>
+                            </a:defRPr>
+                          </a:lvl4pPr>
+                          <a:lvl5pPr marL="1828800" algn="l" defTabSz="914400" rtl="0" eaLnBrk="1" latinLnBrk="0" hangingPunct="1">
+                            <a:defRPr sz="1800" kern="1200">
+                              <a:solidFill>
+                                <a:schemeClr val="lt1"/>
+                              </a:solidFill>
+                              <a:latin typeface="+mn-lt"/>
+                              <a:ea typeface="+mn-ea"/>
+                              <a:cs typeface="+mn-cs"/>
+                            </a:defRPr>
+                          </a:lvl5pPr>
+                          <a:lvl6pPr marL="2286000" algn="l" defTabSz="914400" rtl="0" eaLnBrk="1" latinLnBrk="0" hangingPunct="1">
+                            <a:defRPr sz="1800" kern="1200">
+                              <a:solidFill>
+                                <a:schemeClr val="lt1"/>
+                              </a:solidFill>
+                              <a:latin typeface="+mn-lt"/>
+                              <a:ea typeface="+mn-ea"/>
+                              <a:cs typeface="+mn-cs"/>
+                            </a:defRPr>
+                          </a:lvl6pPr>
+                          <a:lvl7pPr marL="2743200" algn="l" defTabSz="914400" rtl="0" eaLnBrk="1" latinLnBrk="0" hangingPunct="1">
+                            <a:defRPr sz="1800" kern="1200">
+                              <a:solidFill>
+                                <a:schemeClr val="lt1"/>
+                              </a:solidFill>
+                              <a:latin typeface="+mn-lt"/>
+                              <a:ea typeface="+mn-ea"/>
+                              <a:cs typeface="+mn-cs"/>
+                            </a:defRPr>
+                          </a:lvl7pPr>
+                          <a:lvl8pPr marL="3200400" algn="l" defTabSz="914400" rtl="0" eaLnBrk="1" latinLnBrk="0" hangingPunct="1">
+                            <a:defRPr sz="1800" kern="1200">
+                              <a:solidFill>
+                                <a:schemeClr val="lt1"/>
+                              </a:solidFill>
+                              <a:latin typeface="+mn-lt"/>
+                              <a:ea typeface="+mn-ea"/>
+                              <a:cs typeface="+mn-cs"/>
+                            </a:defRPr>
+                          </a:lvl8pPr>
+                          <a:lvl9pPr marL="3657600" algn="l" defTabSz="914400" rtl="0" eaLnBrk="1" latinLnBrk="0" hangingPunct="1">
+                            <a:defRPr sz="1800" kern="1200">
+                              <a:solidFill>
+                                <a:schemeClr val="lt1"/>
+                              </a:solidFill>
+                              <a:latin typeface="+mn-lt"/>
+                              <a:ea typeface="+mn-ea"/>
+                              <a:cs typeface="+mn-cs"/>
+                            </a:defRPr>
+                          </a:lvl9pPr>
+                        </a:lstStyle>
+                        <a:p>
+                          <a:pPr algn="ctr"/>
+                          <a:endParaRPr lang="zh-CN" altLang="en-US" sz="1600" dirty="0" smtClean="0">
+                            <a:solidFill>
+                              <a:schemeClr val="tx1"/>
+                            </a:solidFill>
+                          </a:endParaRPr>
+                        </a:p>
+                      </a:txBody>
+                      <a:useSpRect/>
+                    </a:txSp>
+                    <a:style>
+                      <a:lnRef idx="2">
+                        <a:schemeClr val="accent1">
+                          <a:shade val="50000"/>
+                        </a:schemeClr>
+                      </a:lnRef>
+                      <a:fillRef idx="1">
+                        <a:schemeClr val="accent1"/>
+                      </a:fillRef>
+                      <a:effectRef idx="0">
+                        <a:schemeClr val="accent1"/>
+                      </a:effectRef>
+                      <a:fontRef idx="minor">
+                        <a:schemeClr val="lt1"/>
+                      </a:fontRef>
+                    </a:style>
+                  </a:sp>
+                  <a:cxnSp>
+                    <a:nvCxnSpPr>
+                      <a:cNvPr id="28" name="Straight Arrow Connector 27"/>
+                      <a:cNvCxnSpPr>
+                        <a:stCxn id="42" idx="4"/>
+                        <a:endCxn id="31" idx="0"/>
+                      </a:cNvCxnSpPr>
+                    </a:nvCxnSpPr>
+                    <a:spPr>
+                      <a:xfrm rot="5400000">
+                        <a:off x="4781888" y="3714412"/>
+                        <a:ext cx="609600" cy="648376"/>
+                      </a:xfrm>
+                      <a:prstGeom prst="straightConnector1">
+                        <a:avLst/>
+                      </a:prstGeom>
+                      <a:ln>
+                        <a:tailEnd type="arrow"/>
+                      </a:ln>
+                    </a:spPr>
+                    <a:style>
+                      <a:lnRef idx="1">
+                        <a:schemeClr val="accent1"/>
+                      </a:lnRef>
+                      <a:fillRef idx="0">
+                        <a:schemeClr val="accent1"/>
+                      </a:fillRef>
+                      <a:effectRef idx="0">
+                        <a:schemeClr val="accent1"/>
+                      </a:effectRef>
+                      <a:fontRef idx="minor">
+                        <a:schemeClr val="tx1"/>
+                      </a:fontRef>
+                    </a:style>
+                  </a:cxnSp>
+                  <a:sp>
+                    <a:nvSpPr>
+                      <a:cNvPr id="29" name="Rectangle 28"/>
+                      <a:cNvSpPr/>
+                    </a:nvSpPr>
+                    <a:spPr>
+                      <a:xfrm>
+                        <a:off x="5791200" y="4343400"/>
+                        <a:ext cx="685800" cy="457200"/>
+                      </a:xfrm>
+                      <a:prstGeom prst="rect">
+                        <a:avLst/>
+                      </a:prstGeom>
+                      <a:noFill/>
+                      <a:ln w="15875">
+                        <a:solidFill>
+                          <a:schemeClr val="tx1"/>
+                        </a:solidFill>
+                      </a:ln>
+                    </a:spPr>
+                    <a:txSp>
+                      <a:txBody>
+                        <a:bodyPr lIns="0" tIns="0" rIns="0" bIns="0" rtlCol="0" anchor="ctr">
+                          <a:normAutofit/>
+                        </a:bodyPr>
+                        <a:lstStyle>
+                          <a:defPPr>
+                            <a:defRPr lang="en-US"/>
+                          </a:defPPr>
+                          <a:lvl1pPr marL="0" algn="l" defTabSz="914400" rtl="0" eaLnBrk="1" latinLnBrk="0" hangingPunct="1">
+                            <a:defRPr sz="1800" kern="1200">
+                              <a:solidFill>
+                                <a:schemeClr val="lt1"/>
+                              </a:solidFill>
+                              <a:latin typeface="+mn-lt"/>
+                              <a:ea typeface="+mn-ea"/>
+                              <a:cs typeface="+mn-cs"/>
+                            </a:defRPr>
+                          </a:lvl1pPr>
+                          <a:lvl2pPr marL="457200" algn="l" defTabSz="914400" rtl="0" eaLnBrk="1" latinLnBrk="0" hangingPunct="1">
+                            <a:defRPr sz="1800" kern="1200">
+                              <a:solidFill>
+                                <a:schemeClr val="lt1"/>
+                              </a:solidFill>
+                              <a:latin typeface="+mn-lt"/>
+                              <a:ea typeface="+mn-ea"/>
+                              <a:cs typeface="+mn-cs"/>
+                            </a:defRPr>
+                          </a:lvl2pPr>
+                          <a:lvl3pPr marL="914400" algn="l" defTabSz="914400" rtl="0" eaLnBrk="1" latinLnBrk="0" hangingPunct="1">
+                            <a:defRPr sz="1800" kern="1200">
+                              <a:solidFill>
+                                <a:schemeClr val="lt1"/>
+                              </a:solidFill>
+                              <a:latin typeface="+mn-lt"/>
+                              <a:ea typeface="+mn-ea"/>
+                              <a:cs typeface="+mn-cs"/>
+                            </a:defRPr>
+                          </a:lvl3pPr>
+                          <a:lvl4pPr marL="1371600" algn="l" defTabSz="914400" rtl="0" eaLnBrk="1" latinLnBrk="0" hangingPunct="1">
+                            <a:defRPr sz="1800" kern="1200">
+                              <a:solidFill>
+                                <a:schemeClr val="lt1"/>
+                              </a:solidFill>
+                              <a:latin typeface="+mn-lt"/>
+                              <a:ea typeface="+mn-ea"/>
+                              <a:cs typeface="+mn-cs"/>
+                            </a:defRPr>
+                          </a:lvl4pPr>
+                          <a:lvl5pPr marL="1828800" algn="l" defTabSz="914400" rtl="0" eaLnBrk="1" latinLnBrk="0" hangingPunct="1">
+                            <a:defRPr sz="1800" kern="1200">
+                              <a:solidFill>
+                                <a:schemeClr val="lt1"/>
+                              </a:solidFill>
+                              <a:latin typeface="+mn-lt"/>
+                              <a:ea typeface="+mn-ea"/>
+                              <a:cs typeface="+mn-cs"/>
+                            </a:defRPr>
+                          </a:lvl5pPr>
+                          <a:lvl6pPr marL="2286000" algn="l" defTabSz="914400" rtl="0" eaLnBrk="1" latinLnBrk="0" hangingPunct="1">
+                            <a:defRPr sz="1800" kern="1200">
+                              <a:solidFill>
+                                <a:schemeClr val="lt1"/>
+                              </a:solidFill>
+                              <a:latin typeface="+mn-lt"/>
+                              <a:ea typeface="+mn-ea"/>
+                              <a:cs typeface="+mn-cs"/>
+                            </a:defRPr>
+                          </a:lvl6pPr>
+                          <a:lvl7pPr marL="2743200" algn="l" defTabSz="914400" rtl="0" eaLnBrk="1" latinLnBrk="0" hangingPunct="1">
+                            <a:defRPr sz="1800" kern="1200">
+                              <a:solidFill>
+                                <a:schemeClr val="lt1"/>
+                              </a:solidFill>
+                              <a:latin typeface="+mn-lt"/>
+                              <a:ea typeface="+mn-ea"/>
+                              <a:cs typeface="+mn-cs"/>
+                            </a:defRPr>
+                          </a:lvl7pPr>
+                          <a:lvl8pPr marL="3200400" algn="l" defTabSz="914400" rtl="0" eaLnBrk="1" latinLnBrk="0" hangingPunct="1">
+                            <a:defRPr sz="1800" kern="1200">
+                              <a:solidFill>
+                                <a:schemeClr val="lt1"/>
+                              </a:solidFill>
+                              <a:latin typeface="+mn-lt"/>
+                              <a:ea typeface="+mn-ea"/>
+                              <a:cs typeface="+mn-cs"/>
+                            </a:defRPr>
+                          </a:lvl8pPr>
+                          <a:lvl9pPr marL="3657600" algn="l" defTabSz="914400" rtl="0" eaLnBrk="1" latinLnBrk="0" hangingPunct="1">
+                            <a:defRPr sz="1800" kern="1200">
+                              <a:solidFill>
+                                <a:schemeClr val="lt1"/>
+                              </a:solidFill>
+                              <a:latin typeface="+mn-lt"/>
+                              <a:ea typeface="+mn-ea"/>
+                              <a:cs typeface="+mn-cs"/>
+                            </a:defRPr>
+                          </a:lvl9pPr>
+                        </a:lstStyle>
+                        <a:p>
+                          <a:pPr algn="ctr"/>
+                          <a:r>
+                            <a:rPr lang="en-US" altLang="zh-CN" sz="1600" dirty="0" smtClean="0">
+                              <a:solidFill>
+                                <a:schemeClr val="tx1"/>
+                              </a:solidFill>
+                            </a:rPr>
+                            <a:t>othersB</a:t>
+                          </a:r>
+                          <a:endParaRPr lang="zh-CN" altLang="en-US" sz="1600" dirty="0" smtClean="0">
+                            <a:solidFill>
+                              <a:schemeClr val="tx1"/>
+                            </a:solidFill>
+                          </a:endParaRPr>
+                        </a:p>
+                      </a:txBody>
+                      <a:useSpRect/>
+                    </a:txSp>
+                    <a:style>
+                      <a:lnRef idx="2">
+                        <a:schemeClr val="accent1">
+                          <a:shade val="50000"/>
+                        </a:schemeClr>
+                      </a:lnRef>
+                      <a:fillRef idx="1">
+                        <a:schemeClr val="accent1"/>
+                      </a:fillRef>
+                      <a:effectRef idx="0">
+                        <a:schemeClr val="accent1"/>
+                      </a:effectRef>
+                      <a:fontRef idx="minor">
+                        <a:schemeClr val="lt1"/>
+                      </a:fontRef>
+                    </a:style>
+                  </a:sp>
+                  <a:cxnSp>
+                    <a:nvCxnSpPr>
+                      <a:cNvPr id="30" name="Straight Arrow Connector 29"/>
+                      <a:cNvCxnSpPr>
+                        <a:stCxn id="42" idx="4"/>
+                        <a:endCxn id="29" idx="0"/>
+                      </a:cNvCxnSpPr>
+                    </a:nvCxnSpPr>
+                    <a:spPr>
+                      <a:xfrm rot="16200000" flipH="1">
+                        <a:off x="5467688" y="3676988"/>
+                        <a:ext cx="609600" cy="723224"/>
+                      </a:xfrm>
+                      <a:prstGeom prst="straightConnector1">
+                        <a:avLst/>
+                      </a:prstGeom>
+                      <a:ln>
+                        <a:tailEnd type="arrow"/>
+                      </a:ln>
+                    </a:spPr>
+                    <a:style>
+                      <a:lnRef idx="1">
+                        <a:schemeClr val="accent1"/>
+                      </a:lnRef>
+                      <a:fillRef idx="0">
+                        <a:schemeClr val="accent1"/>
+                      </a:fillRef>
+                      <a:effectRef idx="0">
+                        <a:schemeClr val="accent1"/>
+                      </a:effectRef>
+                      <a:fontRef idx="minor">
+                        <a:schemeClr val="tx1"/>
+                      </a:fontRef>
+                    </a:style>
+                  </a:cxnSp>
+                  <a:sp>
+                    <a:nvSpPr>
+                      <a:cNvPr id="31" name="Rectangle 30"/>
+                      <a:cNvSpPr/>
+                    </a:nvSpPr>
+                    <a:spPr>
+                      <a:xfrm>
+                        <a:off x="4419600" y="4343400"/>
+                        <a:ext cx="685800" cy="457200"/>
+                      </a:xfrm>
+                      <a:prstGeom prst="rect">
+                        <a:avLst/>
+                      </a:prstGeom>
+                      <a:noFill/>
+                      <a:ln w="15875">
+                        <a:solidFill>
+                          <a:schemeClr val="tx1"/>
+                        </a:solidFill>
+                      </a:ln>
+                    </a:spPr>
+                    <a:txSp>
+                      <a:txBody>
+                        <a:bodyPr lIns="0" tIns="0" rIns="0" bIns="0" rtlCol="0" anchor="ctr">
+                          <a:normAutofit/>
+                        </a:bodyPr>
+                        <a:lstStyle>
+                          <a:defPPr>
+                            <a:defRPr lang="en-US"/>
+                          </a:defPPr>
+                          <a:lvl1pPr marL="0" algn="l" defTabSz="914400" rtl="0" eaLnBrk="1" latinLnBrk="0" hangingPunct="1">
+                            <a:defRPr sz="1800" kern="1200">
+                              <a:solidFill>
+                                <a:schemeClr val="lt1"/>
+                              </a:solidFill>
+                              <a:latin typeface="+mn-lt"/>
+                              <a:ea typeface="+mn-ea"/>
+                              <a:cs typeface="+mn-cs"/>
+                            </a:defRPr>
+                          </a:lvl1pPr>
+                          <a:lvl2pPr marL="457200" algn="l" defTabSz="914400" rtl="0" eaLnBrk="1" latinLnBrk="0" hangingPunct="1">
+                            <a:defRPr sz="1800" kern="1200">
+                              <a:solidFill>
+                                <a:schemeClr val="lt1"/>
+                              </a:solidFill>
+                              <a:latin typeface="+mn-lt"/>
+                              <a:ea typeface="+mn-ea"/>
+                              <a:cs typeface="+mn-cs"/>
+                            </a:defRPr>
+                          </a:lvl2pPr>
+                          <a:lvl3pPr marL="914400" algn="l" defTabSz="914400" rtl="0" eaLnBrk="1" latinLnBrk="0" hangingPunct="1">
+                            <a:defRPr sz="1800" kern="1200">
+                              <a:solidFill>
+                                <a:schemeClr val="lt1"/>
+                              </a:solidFill>
+                              <a:latin typeface="+mn-lt"/>
+                              <a:ea typeface="+mn-ea"/>
+                              <a:cs typeface="+mn-cs"/>
+                            </a:defRPr>
+                          </a:lvl3pPr>
+                          <a:lvl4pPr marL="1371600" algn="l" defTabSz="914400" rtl="0" eaLnBrk="1" latinLnBrk="0" hangingPunct="1">
+                            <a:defRPr sz="1800" kern="1200">
+                              <a:solidFill>
+                                <a:schemeClr val="lt1"/>
+                              </a:solidFill>
+                              <a:latin typeface="+mn-lt"/>
+                              <a:ea typeface="+mn-ea"/>
+                              <a:cs typeface="+mn-cs"/>
+                            </a:defRPr>
+                          </a:lvl4pPr>
+                          <a:lvl5pPr marL="1828800" algn="l" defTabSz="914400" rtl="0" eaLnBrk="1" latinLnBrk="0" hangingPunct="1">
+                            <a:defRPr sz="1800" kern="1200">
+                              <a:solidFill>
+                                <a:schemeClr val="lt1"/>
+                              </a:solidFill>
+                              <a:latin typeface="+mn-lt"/>
+                              <a:ea typeface="+mn-ea"/>
+                              <a:cs typeface="+mn-cs"/>
+                            </a:defRPr>
+                          </a:lvl5pPr>
+                          <a:lvl6pPr marL="2286000" algn="l" defTabSz="914400" rtl="0" eaLnBrk="1" latinLnBrk="0" hangingPunct="1">
+                            <a:defRPr sz="1800" kern="1200">
+                              <a:solidFill>
+                                <a:schemeClr val="lt1"/>
+                              </a:solidFill>
+                              <a:latin typeface="+mn-lt"/>
+                              <a:ea typeface="+mn-ea"/>
+                              <a:cs typeface="+mn-cs"/>
+                            </a:defRPr>
+                          </a:lvl6pPr>
+                          <a:lvl7pPr marL="2743200" algn="l" defTabSz="914400" rtl="0" eaLnBrk="1" latinLnBrk="0" hangingPunct="1">
+                            <a:defRPr sz="1800" kern="1200">
+                              <a:solidFill>
+                                <a:schemeClr val="lt1"/>
+                              </a:solidFill>
+                              <a:latin typeface="+mn-lt"/>
+                              <a:ea typeface="+mn-ea"/>
+                              <a:cs typeface="+mn-cs"/>
+                            </a:defRPr>
+                          </a:lvl7pPr>
+                          <a:lvl8pPr marL="3200400" algn="l" defTabSz="914400" rtl="0" eaLnBrk="1" latinLnBrk="0" hangingPunct="1">
+                            <a:defRPr sz="1800" kern="1200">
+                              <a:solidFill>
+                                <a:schemeClr val="lt1"/>
+                              </a:solidFill>
+                              <a:latin typeface="+mn-lt"/>
+                              <a:ea typeface="+mn-ea"/>
+                              <a:cs typeface="+mn-cs"/>
+                            </a:defRPr>
+                          </a:lvl8pPr>
+                          <a:lvl9pPr marL="3657600" algn="l" defTabSz="914400" rtl="0" eaLnBrk="1" latinLnBrk="0" hangingPunct="1">
+                            <a:defRPr sz="1800" kern="1200">
+                              <a:solidFill>
+                                <a:schemeClr val="lt1"/>
+                              </a:solidFill>
+                              <a:latin typeface="+mn-lt"/>
+                              <a:ea typeface="+mn-ea"/>
+                              <a:cs typeface="+mn-cs"/>
+                            </a:defRPr>
+                          </a:lvl9pPr>
+                        </a:lstStyle>
+                        <a:p>
+                          <a:pPr algn="ctr"/>
+                          <a:r>
+                            <a:rPr lang="en-US" altLang="zh-CN" sz="1600" dirty="0" smtClean="0">
+                              <a:solidFill>
+                                <a:schemeClr val="tx1"/>
+                              </a:solidFill>
+                            </a:rPr>
+                            <a:t>othersA</a:t>
+                          </a:r>
+                          <a:endParaRPr lang="zh-CN" altLang="en-US" sz="1600" dirty="0" smtClean="0">
+                            <a:solidFill>
+                              <a:schemeClr val="tx1"/>
+                            </a:solidFill>
+                          </a:endParaRPr>
+                        </a:p>
+                      </a:txBody>
+                      <a:useSpRect/>
+                    </a:txSp>
+                    <a:style>
+                      <a:lnRef idx="2">
+                        <a:schemeClr val="accent1">
+                          <a:shade val="50000"/>
+                        </a:schemeClr>
+                      </a:lnRef>
+                      <a:fillRef idx="1">
+                        <a:schemeClr val="accent1"/>
+                      </a:fillRef>
+                      <a:effectRef idx="0">
+                        <a:schemeClr val="accent1"/>
+                      </a:effectRef>
+                      <a:fontRef idx="minor">
+                        <a:schemeClr val="lt1"/>
+                      </a:fontRef>
+                    </a:style>
+                  </a:sp>
+                  <a:sp>
+                    <a:nvSpPr>
+                      <a:cNvPr id="42" name="Oval 41"/>
+                      <a:cNvSpPr/>
+                    </a:nvSpPr>
+                    <a:spPr>
+                      <a:xfrm>
+                        <a:off x="4953000" y="3200400"/>
+                        <a:ext cx="915752" cy="533400"/>
+                      </a:xfrm>
+                      <a:prstGeom prst="ellipse">
+                        <a:avLst/>
+                      </a:prstGeom>
+                      <a:noFill/>
+                      <a:ln w="15875">
+                        <a:solidFill>
+                          <a:schemeClr val="tx1"/>
+                        </a:solidFill>
+                      </a:ln>
+                    </a:spPr>
+                    <a:txSp>
+                      <a:txBody>
+                        <a:bodyPr lIns="0" tIns="0" rIns="0" bIns="0" rtlCol="0" anchor="ctr">
+                          <a:normAutofit fontScale="85000" lnSpcReduction="10000"/>
+                        </a:bodyPr>
+                        <a:lstStyle>
+                          <a:defPPr>
+                            <a:defRPr lang="en-US"/>
+                          </a:defPPr>
+                          <a:lvl1pPr marL="0" algn="l" defTabSz="914400" rtl="0" eaLnBrk="1" latinLnBrk="0" hangingPunct="1">
+                            <a:defRPr sz="1800" kern="1200">
+                              <a:solidFill>
+                                <a:schemeClr val="lt1"/>
+                              </a:solidFill>
+                              <a:latin typeface="+mn-lt"/>
+                              <a:ea typeface="+mn-ea"/>
+                              <a:cs typeface="+mn-cs"/>
+                            </a:defRPr>
+                          </a:lvl1pPr>
+                          <a:lvl2pPr marL="457200" algn="l" defTabSz="914400" rtl="0" eaLnBrk="1" latinLnBrk="0" hangingPunct="1">
+                            <a:defRPr sz="1800" kern="1200">
+                              <a:solidFill>
+                                <a:schemeClr val="lt1"/>
+                              </a:solidFill>
+                              <a:latin typeface="+mn-lt"/>
+                              <a:ea typeface="+mn-ea"/>
+                              <a:cs typeface="+mn-cs"/>
+                            </a:defRPr>
+                          </a:lvl2pPr>
+                          <a:lvl3pPr marL="914400" algn="l" defTabSz="914400" rtl="0" eaLnBrk="1" latinLnBrk="0" hangingPunct="1">
+                            <a:defRPr sz="1800" kern="1200">
+                              <a:solidFill>
+                                <a:schemeClr val="lt1"/>
+                              </a:solidFill>
+                              <a:latin typeface="+mn-lt"/>
+                              <a:ea typeface="+mn-ea"/>
+                              <a:cs typeface="+mn-cs"/>
+                            </a:defRPr>
+                          </a:lvl3pPr>
+                          <a:lvl4pPr marL="1371600" algn="l" defTabSz="914400" rtl="0" eaLnBrk="1" latinLnBrk="0" hangingPunct="1">
+                            <a:defRPr sz="1800" kern="1200">
+                              <a:solidFill>
+                                <a:schemeClr val="lt1"/>
+                              </a:solidFill>
+                              <a:latin typeface="+mn-lt"/>
+                              <a:ea typeface="+mn-ea"/>
+                              <a:cs typeface="+mn-cs"/>
+                            </a:defRPr>
+                          </a:lvl4pPr>
+                          <a:lvl5pPr marL="1828800" algn="l" defTabSz="914400" rtl="0" eaLnBrk="1" latinLnBrk="0" hangingPunct="1">
+                            <a:defRPr sz="1800" kern="1200">
+                              <a:solidFill>
+                                <a:schemeClr val="lt1"/>
+                              </a:solidFill>
+                              <a:latin typeface="+mn-lt"/>
+                              <a:ea typeface="+mn-ea"/>
+                              <a:cs typeface="+mn-cs"/>
+                            </a:defRPr>
+                          </a:lvl5pPr>
+                          <a:lvl6pPr marL="2286000" algn="l" defTabSz="914400" rtl="0" eaLnBrk="1" latinLnBrk="0" hangingPunct="1">
+                            <a:defRPr sz="1800" kern="1200">
+                              <a:solidFill>
+                                <a:schemeClr val="lt1"/>
+                              </a:solidFill>
+                              <a:latin typeface="+mn-lt"/>
+                              <a:ea typeface="+mn-ea"/>
+                              <a:cs typeface="+mn-cs"/>
+                            </a:defRPr>
+                          </a:lvl6pPr>
+                          <a:lvl7pPr marL="2743200" algn="l" defTabSz="914400" rtl="0" eaLnBrk="1" latinLnBrk="0" hangingPunct="1">
+                            <a:defRPr sz="1800" kern="1200">
+                              <a:solidFill>
+                                <a:schemeClr val="lt1"/>
+                              </a:solidFill>
+                              <a:latin typeface="+mn-lt"/>
+                              <a:ea typeface="+mn-ea"/>
+                              <a:cs typeface="+mn-cs"/>
+                            </a:defRPr>
+                          </a:lvl7pPr>
+                          <a:lvl8pPr marL="3200400" algn="l" defTabSz="914400" rtl="0" eaLnBrk="1" latinLnBrk="0" hangingPunct="1">
+                            <a:defRPr sz="1800" kern="1200">
+                              <a:solidFill>
+                                <a:schemeClr val="lt1"/>
+                              </a:solidFill>
+                              <a:latin typeface="+mn-lt"/>
+                              <a:ea typeface="+mn-ea"/>
+                              <a:cs typeface="+mn-cs"/>
+                            </a:defRPr>
+                          </a:lvl8pPr>
+                          <a:lvl9pPr marL="3657600" algn="l" defTabSz="914400" rtl="0" eaLnBrk="1" latinLnBrk="0" hangingPunct="1">
+                            <a:defRPr sz="1800" kern="1200">
+                              <a:solidFill>
+                                <a:schemeClr val="lt1"/>
+                              </a:solidFill>
+                              <a:latin typeface="+mn-lt"/>
+                              <a:ea typeface="+mn-ea"/>
+                              <a:cs typeface="+mn-cs"/>
+                            </a:defRPr>
+                          </a:lvl9pPr>
+                        </a:lstStyle>
+                        <a:p>
+                          <a:pPr algn="ctr"/>
+                          <a:r>
+                            <a:rPr lang="en-US" altLang="zh-CN" dirty="0" smtClean="0">
+                              <a:solidFill>
+                                <a:schemeClr val="tx1"/>
+                              </a:solidFill>
+                            </a:rPr>
+                            <a:t>and/not</a:t>
+                          </a:r>
+                          <a:endParaRPr lang="zh-CN" altLang="en-US" dirty="0" smtClean="0">
+                            <a:solidFill>
+                              <a:schemeClr val="tx1"/>
+                            </a:solidFill>
+                          </a:endParaRPr>
+                        </a:p>
+                      </a:txBody>
+                      <a:useSpRect/>
+                    </a:txSp>
+                    <a:style>
+                      <a:lnRef idx="2">
+                        <a:schemeClr val="accent1">
+                          <a:shade val="50000"/>
+                        </a:schemeClr>
+                      </a:lnRef>
+                      <a:fillRef idx="1">
+                        <a:schemeClr val="accent1"/>
+                      </a:fillRef>
+                      <a:effectRef idx="0">
+                        <a:schemeClr val="accent1"/>
+                      </a:effectRef>
+                      <a:fontRef idx="minor">
+                        <a:schemeClr val="lt1"/>
+                      </a:fontRef>
+                    </a:style>
+                  </a:sp>
+                </lc:lockedCanvas>
+              </a:graphicData>
+            </a:graphic>
+          </wp:inline>
+        </w:drawing>
       </w:r>
     </w:p>
     <w:p>
       <w:pPr>
         <w:ind w:left="0"/>
       </w:pPr>
+    </w:p>
+    <w:p>
+      <w:pPr>
+        <w:ind w:left="0"/>
+      </w:pPr>
+    </w:p>
+    <w:p>
+      <w:pPr>
+        <w:ind w:left="0"/>
+      </w:pPr>
+      <w:r>
+        <w:rPr>
+          <w:rFonts w:hint="eastAsia"/>
+        </w:rPr>
+        <w:t>2</w:t>
+      </w:r>
+      <w:r>
+        <w:rPr>
+          <w:rFonts w:hint="eastAsia"/>
+        </w:rPr>
+        <w:t>、优化减少</w:t>
+      </w:r>
+      <w:r>
+        <w:rPr>
+          <w:rFonts w:hint="eastAsia"/>
+        </w:rPr>
+        <w:t>or</w:t>
+      </w:r>
+      <w:r>
+        <w:rPr>
+          <w:rFonts w:hint="eastAsia"/>
+        </w:rPr>
+        <w:t>/and</w:t>
+      </w:r>
+      <w:r>
+        <w:rPr>
+          <w:rFonts w:hint="eastAsia"/>
+        </w:rPr>
+        <w:t>下单个节点</w:t>
+      </w:r>
+    </w:p>
+    <w:p>
+      <w:pPr>
+        <w:ind w:left="0"/>
+      </w:pPr>
+      <w:r>
+        <w:rPr>
+          <w:noProof/>
+        </w:rPr>
+        <w:drawing>
+          <wp:inline distT="0" distB="0" distL="0" distR="0">
+            <wp:extent cx="2576154" cy="1215676"/>
+            <wp:effectExtent l="19050" t="0" r="0" b="0"/>
+            <wp:docPr id="4" name="Object 3"/>
+            <wp:cNvGraphicFramePr/>
+            <a:graphic xmlns:a="http://schemas.openxmlformats.org/drawingml/2006/main">
+              <a:graphicData uri="http://schemas.openxmlformats.org/drawingml/2006/lockedCanvas">
+                <lc:lockedCanvas xmlns:lc="http://schemas.openxmlformats.org/drawingml/2006/lockedCanvas">
+                  <a:nvGrpSpPr>
+                    <a:cNvPr id="0" name=""/>
+                    <a:cNvGrpSpPr/>
+                  </a:nvGrpSpPr>
+                  <a:grpSpPr>
+                    <a:xfrm>
+                      <a:off x="0" y="0"/>
+                      <a:ext cx="5943600" cy="2590800"/>
+                      <a:chOff x="762000" y="3200400"/>
+                      <a:chExt cx="5943600" cy="2590800"/>
+                    </a:xfrm>
+                  </a:grpSpPr>
+                  <a:cxnSp>
+                    <a:nvCxnSpPr>
+                      <a:cNvPr id="37" name="Straight Arrow Connector 36"/>
+                      <a:cNvCxnSpPr>
+                        <a:stCxn id="46" idx="4"/>
+                        <a:endCxn id="42" idx="0"/>
+                      </a:cNvCxnSpPr>
+                    </a:nvCxnSpPr>
+                    <a:spPr>
+                      <a:xfrm rot="5400000">
+                        <a:off x="1274623" y="3636147"/>
+                        <a:ext cx="576306" cy="685800"/>
+                      </a:xfrm>
+                      <a:prstGeom prst="straightConnector1">
+                        <a:avLst/>
+                      </a:prstGeom>
+                      <a:ln>
+                        <a:tailEnd type="arrow"/>
+                      </a:ln>
+                    </a:spPr>
+                    <a:style>
+                      <a:lnRef idx="1">
+                        <a:schemeClr val="accent1"/>
+                      </a:lnRef>
+                      <a:fillRef idx="0">
+                        <a:schemeClr val="accent1"/>
+                      </a:fillRef>
+                      <a:effectRef idx="0">
+                        <a:schemeClr val="accent1"/>
+                      </a:effectRef>
+                      <a:fontRef idx="minor">
+                        <a:schemeClr val="tx1"/>
+                      </a:fontRef>
+                    </a:style>
+                  </a:cxnSp>
+                  <a:sp>
+                    <a:nvSpPr>
+                      <a:cNvPr id="38" name="Rectangle 37"/>
+                      <a:cNvSpPr/>
+                    </a:nvSpPr>
+                    <a:spPr>
+                      <a:xfrm>
+                        <a:off x="2286000" y="4343400"/>
+                        <a:ext cx="685800" cy="457200"/>
+                      </a:xfrm>
+                      <a:prstGeom prst="rect">
+                        <a:avLst/>
+                      </a:prstGeom>
+                      <a:noFill/>
+                      <a:ln w="15875">
+                        <a:solidFill>
+                          <a:schemeClr val="tx1"/>
+                        </a:solidFill>
+                      </a:ln>
+                    </a:spPr>
+                    <a:txSp>
+                      <a:txBody>
+                        <a:bodyPr lIns="0" tIns="0" rIns="0" bIns="0" rtlCol="0" anchor="ctr">
+                          <a:normAutofit/>
+                        </a:bodyPr>
+                        <a:lstStyle>
+                          <a:defPPr>
+                            <a:defRPr lang="en-US"/>
+                          </a:defPPr>
+                          <a:lvl1pPr marL="0" algn="l" defTabSz="914400" rtl="0" eaLnBrk="1" latinLnBrk="0" hangingPunct="1">
+                            <a:defRPr sz="1800" kern="1200">
+                              <a:solidFill>
+                                <a:schemeClr val="lt1"/>
+                              </a:solidFill>
+                              <a:latin typeface="+mn-lt"/>
+                              <a:ea typeface="+mn-ea"/>
+                              <a:cs typeface="+mn-cs"/>
+                            </a:defRPr>
+                          </a:lvl1pPr>
+                          <a:lvl2pPr marL="457200" algn="l" defTabSz="914400" rtl="0" eaLnBrk="1" latinLnBrk="0" hangingPunct="1">
+                            <a:defRPr sz="1800" kern="1200">
+                              <a:solidFill>
+                                <a:schemeClr val="lt1"/>
+                              </a:solidFill>
+                              <a:latin typeface="+mn-lt"/>
+                              <a:ea typeface="+mn-ea"/>
+                              <a:cs typeface="+mn-cs"/>
+                            </a:defRPr>
+                          </a:lvl2pPr>
+                          <a:lvl3pPr marL="914400" algn="l" defTabSz="914400" rtl="0" eaLnBrk="1" latinLnBrk="0" hangingPunct="1">
+                            <a:defRPr sz="1800" kern="1200">
+                              <a:solidFill>
+                                <a:schemeClr val="lt1"/>
+                              </a:solidFill>
+                              <a:latin typeface="+mn-lt"/>
+                              <a:ea typeface="+mn-ea"/>
+                              <a:cs typeface="+mn-cs"/>
+                            </a:defRPr>
+                          </a:lvl3pPr>
+                          <a:lvl4pPr marL="1371600" algn="l" defTabSz="914400" rtl="0" eaLnBrk="1" latinLnBrk="0" hangingPunct="1">
+                            <a:defRPr sz="1800" kern="1200">
+                              <a:solidFill>
+                                <a:schemeClr val="lt1"/>
+                              </a:solidFill>
+                              <a:latin typeface="+mn-lt"/>
+                              <a:ea typeface="+mn-ea"/>
+                              <a:cs typeface="+mn-cs"/>
+                            </a:defRPr>
+                          </a:lvl4pPr>
+                          <a:lvl5pPr marL="1828800" algn="l" defTabSz="914400" rtl="0" eaLnBrk="1" latinLnBrk="0" hangingPunct="1">
+                            <a:defRPr sz="1800" kern="1200">
+                              <a:solidFill>
+                                <a:schemeClr val="lt1"/>
+                              </a:solidFill>
+                              <a:latin typeface="+mn-lt"/>
+                              <a:ea typeface="+mn-ea"/>
+                              <a:cs typeface="+mn-cs"/>
+                            </a:defRPr>
+                          </a:lvl5pPr>
+                          <a:lvl6pPr marL="2286000" algn="l" defTabSz="914400" rtl="0" eaLnBrk="1" latinLnBrk="0" hangingPunct="1">
+                            <a:defRPr sz="1800" kern="1200">
+                              <a:solidFill>
+                                <a:schemeClr val="lt1"/>
+                              </a:solidFill>
+                              <a:latin typeface="+mn-lt"/>
+                              <a:ea typeface="+mn-ea"/>
+                              <a:cs typeface="+mn-cs"/>
+                            </a:defRPr>
+                          </a:lvl6pPr>
+                          <a:lvl7pPr marL="2743200" algn="l" defTabSz="914400" rtl="0" eaLnBrk="1" latinLnBrk="0" hangingPunct="1">
+                            <a:defRPr sz="1800" kern="1200">
+                              <a:solidFill>
+                                <a:schemeClr val="lt1"/>
+                              </a:solidFill>
+                              <a:latin typeface="+mn-lt"/>
+                              <a:ea typeface="+mn-ea"/>
+                              <a:cs typeface="+mn-cs"/>
+                            </a:defRPr>
+                          </a:lvl7pPr>
+                          <a:lvl8pPr marL="3200400" algn="l" defTabSz="914400" rtl="0" eaLnBrk="1" latinLnBrk="0" hangingPunct="1">
+                            <a:defRPr sz="1800" kern="1200">
+                              <a:solidFill>
+                                <a:schemeClr val="lt1"/>
+                              </a:solidFill>
+                              <a:latin typeface="+mn-lt"/>
+                              <a:ea typeface="+mn-ea"/>
+                              <a:cs typeface="+mn-cs"/>
+                            </a:defRPr>
+                          </a:lvl8pPr>
+                          <a:lvl9pPr marL="3657600" algn="l" defTabSz="914400" rtl="0" eaLnBrk="1" latinLnBrk="0" hangingPunct="1">
+                            <a:defRPr sz="1800" kern="1200">
+                              <a:solidFill>
+                                <a:schemeClr val="lt1"/>
+                              </a:solidFill>
+                              <a:latin typeface="+mn-lt"/>
+                              <a:ea typeface="+mn-ea"/>
+                              <a:cs typeface="+mn-cs"/>
+                            </a:defRPr>
+                          </a:lvl9pPr>
+                        </a:lstStyle>
+                        <a:p>
+                          <a:pPr algn="ctr"/>
+                          <a:r>
+                            <a:rPr lang="en-US" altLang="zh-CN" sz="1600" dirty="0" smtClean="0">
+                              <a:solidFill>
+                                <a:schemeClr val="tx1"/>
+                              </a:solidFill>
+                            </a:rPr>
+                            <a:t>others</a:t>
+                          </a:r>
+                          <a:endParaRPr lang="zh-CN" altLang="en-US" sz="1600" dirty="0" smtClean="0">
+                            <a:solidFill>
+                              <a:schemeClr val="tx1"/>
+                            </a:solidFill>
+                          </a:endParaRPr>
+                        </a:p>
+                      </a:txBody>
+                      <a:useSpRect/>
+                    </a:txSp>
+                    <a:style>
+                      <a:lnRef idx="2">
+                        <a:schemeClr val="accent1">
+                          <a:shade val="50000"/>
+                        </a:schemeClr>
+                      </a:lnRef>
+                      <a:fillRef idx="1">
+                        <a:schemeClr val="accent1"/>
+                      </a:fillRef>
+                      <a:effectRef idx="0">
+                        <a:schemeClr val="accent1"/>
+                      </a:effectRef>
+                      <a:fontRef idx="minor">
+                        <a:schemeClr val="lt1"/>
+                      </a:fontRef>
+                    </a:style>
+                  </a:sp>
+                  <a:cxnSp>
+                    <a:nvCxnSpPr>
+                      <a:cNvPr id="39" name="Straight Arrow Connector 38"/>
+                      <a:cNvCxnSpPr>
+                        <a:stCxn id="46" idx="4"/>
+                        <a:endCxn id="38" idx="0"/>
+                      </a:cNvCxnSpPr>
+                    </a:nvCxnSpPr>
+                    <a:spPr>
+                      <a:xfrm rot="16200000" flipH="1">
+                        <a:off x="1941035" y="3655535"/>
+                        <a:ext cx="652506" cy="723224"/>
+                      </a:xfrm>
+                      <a:prstGeom prst="straightConnector1">
+                        <a:avLst/>
+                      </a:prstGeom>
+                      <a:ln>
+                        <a:tailEnd type="arrow"/>
+                      </a:ln>
+                    </a:spPr>
+                    <a:style>
+                      <a:lnRef idx="1">
+                        <a:schemeClr val="accent1"/>
+                      </a:lnRef>
+                      <a:fillRef idx="0">
+                        <a:schemeClr val="accent1"/>
+                      </a:fillRef>
+                      <a:effectRef idx="0">
+                        <a:schemeClr val="accent1"/>
+                      </a:effectRef>
+                      <a:fontRef idx="minor">
+                        <a:schemeClr val="tx1"/>
+                      </a:fontRef>
+                    </a:style>
+                  </a:cxnSp>
+                  <a:sp>
+                    <a:nvSpPr>
+                      <a:cNvPr id="40" name="Rectangle 39"/>
+                      <a:cNvSpPr/>
+                    </a:nvSpPr>
+                    <a:spPr>
+                      <a:xfrm>
+                        <a:off x="878775" y="5334000"/>
+                        <a:ext cx="685800" cy="457200"/>
+                      </a:xfrm>
+                      <a:prstGeom prst="rect">
+                        <a:avLst/>
+                      </a:prstGeom>
+                      <a:noFill/>
+                      <a:ln w="15875">
+                        <a:solidFill>
+                          <a:schemeClr val="tx1"/>
+                        </a:solidFill>
+                      </a:ln>
+                    </a:spPr>
+                    <a:txSp>
+                      <a:txBody>
+                        <a:bodyPr lIns="0" tIns="0" rIns="0" bIns="0" rtlCol="0" anchor="ctr">
+                          <a:normAutofit/>
+                        </a:bodyPr>
+                        <a:lstStyle>
+                          <a:defPPr>
+                            <a:defRPr lang="en-US"/>
+                          </a:defPPr>
+                          <a:lvl1pPr marL="0" algn="l" defTabSz="914400" rtl="0" eaLnBrk="1" latinLnBrk="0" hangingPunct="1">
+                            <a:defRPr sz="1800" kern="1200">
+                              <a:solidFill>
+                                <a:schemeClr val="lt1"/>
+                              </a:solidFill>
+                              <a:latin typeface="+mn-lt"/>
+                              <a:ea typeface="+mn-ea"/>
+                              <a:cs typeface="+mn-cs"/>
+                            </a:defRPr>
+                          </a:lvl1pPr>
+                          <a:lvl2pPr marL="457200" algn="l" defTabSz="914400" rtl="0" eaLnBrk="1" latinLnBrk="0" hangingPunct="1">
+                            <a:defRPr sz="1800" kern="1200">
+                              <a:solidFill>
+                                <a:schemeClr val="lt1"/>
+                              </a:solidFill>
+                              <a:latin typeface="+mn-lt"/>
+                              <a:ea typeface="+mn-ea"/>
+                              <a:cs typeface="+mn-cs"/>
+                            </a:defRPr>
+                          </a:lvl2pPr>
+                          <a:lvl3pPr marL="914400" algn="l" defTabSz="914400" rtl="0" eaLnBrk="1" latinLnBrk="0" hangingPunct="1">
+                            <a:defRPr sz="1800" kern="1200">
+                              <a:solidFill>
+                                <a:schemeClr val="lt1"/>
+                              </a:solidFill>
+                              <a:latin typeface="+mn-lt"/>
+                              <a:ea typeface="+mn-ea"/>
+                              <a:cs typeface="+mn-cs"/>
+                            </a:defRPr>
+                          </a:lvl3pPr>
+                          <a:lvl4pPr marL="1371600" algn="l" defTabSz="914400" rtl="0" eaLnBrk="1" latinLnBrk="0" hangingPunct="1">
+                            <a:defRPr sz="1800" kern="1200">
+                              <a:solidFill>
+                                <a:schemeClr val="lt1"/>
+                              </a:solidFill>
+                              <a:latin typeface="+mn-lt"/>
+                              <a:ea typeface="+mn-ea"/>
+                              <a:cs typeface="+mn-cs"/>
+                            </a:defRPr>
+                          </a:lvl4pPr>
+                          <a:lvl5pPr marL="1828800" algn="l" defTabSz="914400" rtl="0" eaLnBrk="1" latinLnBrk="0" hangingPunct="1">
+                            <a:defRPr sz="1800" kern="1200">
+                              <a:solidFill>
+                                <a:schemeClr val="lt1"/>
+                              </a:solidFill>
+                              <a:latin typeface="+mn-lt"/>
+                              <a:ea typeface="+mn-ea"/>
+                              <a:cs typeface="+mn-cs"/>
+                            </a:defRPr>
+                          </a:lvl5pPr>
+                          <a:lvl6pPr marL="2286000" algn="l" defTabSz="914400" rtl="0" eaLnBrk="1" latinLnBrk="0" hangingPunct="1">
+                            <a:defRPr sz="1800" kern="1200">
+                              <a:solidFill>
+                                <a:schemeClr val="lt1"/>
+                              </a:solidFill>
+                              <a:latin typeface="+mn-lt"/>
+                              <a:ea typeface="+mn-ea"/>
+                              <a:cs typeface="+mn-cs"/>
+                            </a:defRPr>
+                          </a:lvl6pPr>
+                          <a:lvl7pPr marL="2743200" algn="l" defTabSz="914400" rtl="0" eaLnBrk="1" latinLnBrk="0" hangingPunct="1">
+                            <a:defRPr sz="1800" kern="1200">
+                              <a:solidFill>
+                                <a:schemeClr val="lt1"/>
+                              </a:solidFill>
+                              <a:latin typeface="+mn-lt"/>
+                              <a:ea typeface="+mn-ea"/>
+                              <a:cs typeface="+mn-cs"/>
+                            </a:defRPr>
+                          </a:lvl7pPr>
+                          <a:lvl8pPr marL="3200400" algn="l" defTabSz="914400" rtl="0" eaLnBrk="1" latinLnBrk="0" hangingPunct="1">
+                            <a:defRPr sz="1800" kern="1200">
+                              <a:solidFill>
+                                <a:schemeClr val="lt1"/>
+                              </a:solidFill>
+                              <a:latin typeface="+mn-lt"/>
+                              <a:ea typeface="+mn-ea"/>
+                              <a:cs typeface="+mn-cs"/>
+                            </a:defRPr>
+                          </a:lvl8pPr>
+                          <a:lvl9pPr marL="3657600" algn="l" defTabSz="914400" rtl="0" eaLnBrk="1" latinLnBrk="0" hangingPunct="1">
+                            <a:defRPr sz="1800" kern="1200">
+                              <a:solidFill>
+                                <a:schemeClr val="lt1"/>
+                              </a:solidFill>
+                              <a:latin typeface="+mn-lt"/>
+                              <a:ea typeface="+mn-ea"/>
+                              <a:cs typeface="+mn-cs"/>
+                            </a:defRPr>
+                          </a:lvl9pPr>
+                        </a:lstStyle>
+                        <a:p>
+                          <a:pPr algn="ctr"/>
+                          <a:r>
+                            <a:rPr lang="en-US" altLang="zh-CN" sz="1600" dirty="0" smtClean="0">
+                              <a:solidFill>
+                                <a:schemeClr val="tx1"/>
+                              </a:solidFill>
+                            </a:rPr>
+                            <a:t>single</a:t>
+                          </a:r>
+                          <a:endParaRPr lang="zh-CN" altLang="en-US" sz="1600" dirty="0" smtClean="0">
+                            <a:solidFill>
+                              <a:schemeClr val="tx1"/>
+                            </a:solidFill>
+                          </a:endParaRPr>
+                        </a:p>
+                      </a:txBody>
+                      <a:useSpRect/>
+                    </a:txSp>
+                    <a:style>
+                      <a:lnRef idx="2">
+                        <a:schemeClr val="accent1">
+                          <a:shade val="50000"/>
+                        </a:schemeClr>
+                      </a:lnRef>
+                      <a:fillRef idx="1">
+                        <a:schemeClr val="accent1"/>
+                      </a:fillRef>
+                      <a:effectRef idx="0">
+                        <a:schemeClr val="accent1"/>
+                      </a:effectRef>
+                      <a:fontRef idx="minor">
+                        <a:schemeClr val="lt1"/>
+                      </a:fontRef>
+                    </a:style>
+                  </a:sp>
+                  <a:cxnSp>
+                    <a:nvCxnSpPr>
+                      <a:cNvPr id="41" name="Straight Arrow Connector 40"/>
+                      <a:cNvCxnSpPr>
+                        <a:stCxn id="42" idx="4"/>
+                        <a:endCxn id="40" idx="0"/>
+                      </a:cNvCxnSpPr>
+                    </a:nvCxnSpPr>
+                    <a:spPr>
+                      <a:xfrm rot="16200000" flipH="1">
+                        <a:off x="954075" y="5066400"/>
+                        <a:ext cx="533400" cy="1799"/>
+                      </a:xfrm>
+                      <a:prstGeom prst="straightConnector1">
+                        <a:avLst/>
+                      </a:prstGeom>
+                      <a:ln>
+                        <a:tailEnd type="arrow"/>
+                      </a:ln>
+                    </a:spPr>
+                    <a:style>
+                      <a:lnRef idx="1">
+                        <a:schemeClr val="accent1"/>
+                      </a:lnRef>
+                      <a:fillRef idx="0">
+                        <a:schemeClr val="accent1"/>
+                      </a:fillRef>
+                      <a:effectRef idx="0">
+                        <a:schemeClr val="accent1"/>
+                      </a:effectRef>
+                      <a:fontRef idx="minor">
+                        <a:schemeClr val="tx1"/>
+                      </a:fontRef>
+                    </a:style>
+                  </a:cxnSp>
+                  <a:sp>
+                    <a:nvSpPr>
+                      <a:cNvPr id="42" name="Oval 41"/>
+                      <a:cNvSpPr/>
+                    </a:nvSpPr>
+                    <a:spPr>
+                      <a:xfrm>
+                        <a:off x="762000" y="4267200"/>
+                        <a:ext cx="915752" cy="533400"/>
+                      </a:xfrm>
+                      <a:prstGeom prst="ellipse">
+                        <a:avLst/>
+                      </a:prstGeom>
+                      <a:noFill/>
+                      <a:ln w="15875">
+                        <a:solidFill>
+                          <a:schemeClr val="tx1"/>
+                        </a:solidFill>
+                      </a:ln>
+                    </a:spPr>
+                    <a:txSp>
+                      <a:txBody>
+                        <a:bodyPr lIns="0" tIns="0" rIns="0" bIns="0" rtlCol="0" anchor="ctr">
+                          <a:normAutofit/>
+                        </a:bodyPr>
+                        <a:lstStyle>
+                          <a:defPPr>
+                            <a:defRPr lang="en-US"/>
+                          </a:defPPr>
+                          <a:lvl1pPr marL="0" algn="l" defTabSz="914400" rtl="0" eaLnBrk="1" latinLnBrk="0" hangingPunct="1">
+                            <a:defRPr sz="1800" kern="1200">
+                              <a:solidFill>
+                                <a:schemeClr val="lt1"/>
+                              </a:solidFill>
+                              <a:latin typeface="+mn-lt"/>
+                              <a:ea typeface="+mn-ea"/>
+                              <a:cs typeface="+mn-cs"/>
+                            </a:defRPr>
+                          </a:lvl1pPr>
+                          <a:lvl2pPr marL="457200" algn="l" defTabSz="914400" rtl="0" eaLnBrk="1" latinLnBrk="0" hangingPunct="1">
+                            <a:defRPr sz="1800" kern="1200">
+                              <a:solidFill>
+                                <a:schemeClr val="lt1"/>
+                              </a:solidFill>
+                              <a:latin typeface="+mn-lt"/>
+                              <a:ea typeface="+mn-ea"/>
+                              <a:cs typeface="+mn-cs"/>
+                            </a:defRPr>
+                          </a:lvl2pPr>
+                          <a:lvl3pPr marL="914400" algn="l" defTabSz="914400" rtl="0" eaLnBrk="1" latinLnBrk="0" hangingPunct="1">
+                            <a:defRPr sz="1800" kern="1200">
+                              <a:solidFill>
+                                <a:schemeClr val="lt1"/>
+                              </a:solidFill>
+                              <a:latin typeface="+mn-lt"/>
+                              <a:ea typeface="+mn-ea"/>
+                              <a:cs typeface="+mn-cs"/>
+                            </a:defRPr>
+                          </a:lvl3pPr>
+                          <a:lvl4pPr marL="1371600" algn="l" defTabSz="914400" rtl="0" eaLnBrk="1" latinLnBrk="0" hangingPunct="1">
+                            <a:defRPr sz="1800" kern="1200">
+                              <a:solidFill>
+                                <a:schemeClr val="lt1"/>
+                              </a:solidFill>
+                              <a:latin typeface="+mn-lt"/>
+                              <a:ea typeface="+mn-ea"/>
+                              <a:cs typeface="+mn-cs"/>
+                            </a:defRPr>
+                          </a:lvl4pPr>
+                          <a:lvl5pPr marL="1828800" algn="l" defTabSz="914400" rtl="0" eaLnBrk="1" latinLnBrk="0" hangingPunct="1">
+                            <a:defRPr sz="1800" kern="1200">
+                              <a:solidFill>
+                                <a:schemeClr val="lt1"/>
+                              </a:solidFill>
+                              <a:latin typeface="+mn-lt"/>
+                              <a:ea typeface="+mn-ea"/>
+                              <a:cs typeface="+mn-cs"/>
+                            </a:defRPr>
+                          </a:lvl5pPr>
+                          <a:lvl6pPr marL="2286000" algn="l" defTabSz="914400" rtl="0" eaLnBrk="1" latinLnBrk="0" hangingPunct="1">
+                            <a:defRPr sz="1800" kern="1200">
+                              <a:solidFill>
+                                <a:schemeClr val="lt1"/>
+                              </a:solidFill>
+                              <a:latin typeface="+mn-lt"/>
+                              <a:ea typeface="+mn-ea"/>
+                              <a:cs typeface="+mn-cs"/>
+                            </a:defRPr>
+                          </a:lvl6pPr>
+                          <a:lvl7pPr marL="2743200" algn="l" defTabSz="914400" rtl="0" eaLnBrk="1" latinLnBrk="0" hangingPunct="1">
+                            <a:defRPr sz="1800" kern="1200">
+                              <a:solidFill>
+                                <a:schemeClr val="lt1"/>
+                              </a:solidFill>
+                              <a:latin typeface="+mn-lt"/>
+                              <a:ea typeface="+mn-ea"/>
+                              <a:cs typeface="+mn-cs"/>
+                            </a:defRPr>
+                          </a:lvl7pPr>
+                          <a:lvl8pPr marL="3200400" algn="l" defTabSz="914400" rtl="0" eaLnBrk="1" latinLnBrk="0" hangingPunct="1">
+                            <a:defRPr sz="1800" kern="1200">
+                              <a:solidFill>
+                                <a:schemeClr val="lt1"/>
+                              </a:solidFill>
+                              <a:latin typeface="+mn-lt"/>
+                              <a:ea typeface="+mn-ea"/>
+                              <a:cs typeface="+mn-cs"/>
+                            </a:defRPr>
+                          </a:lvl8pPr>
+                          <a:lvl9pPr marL="3657600" algn="l" defTabSz="914400" rtl="0" eaLnBrk="1" latinLnBrk="0" hangingPunct="1">
+                            <a:defRPr sz="1800" kern="1200">
+                              <a:solidFill>
+                                <a:schemeClr val="lt1"/>
+                              </a:solidFill>
+                              <a:latin typeface="+mn-lt"/>
+                              <a:ea typeface="+mn-ea"/>
+                              <a:cs typeface="+mn-cs"/>
+                            </a:defRPr>
+                          </a:lvl9pPr>
+                        </a:lstStyle>
+                        <a:p>
+                          <a:pPr algn="ctr"/>
+                          <a:r>
+                            <a:rPr lang="en-US" altLang="zh-CN" dirty="0" smtClean="0">
+                              <a:solidFill>
+                                <a:schemeClr val="tx1"/>
+                              </a:solidFill>
+                            </a:rPr>
+                            <a:t>and/or</a:t>
+                          </a:r>
+                          <a:endParaRPr lang="zh-CN" altLang="en-US" dirty="0" smtClean="0">
+                            <a:solidFill>
+                              <a:schemeClr val="tx1"/>
+                            </a:solidFill>
+                          </a:endParaRPr>
+                        </a:p>
+                      </a:txBody>
+                      <a:useSpRect/>
+                    </a:txSp>
+                    <a:style>
+                      <a:lnRef idx="2">
+                        <a:schemeClr val="accent1">
+                          <a:shade val="50000"/>
+                        </a:schemeClr>
+                      </a:lnRef>
+                      <a:fillRef idx="1">
+                        <a:schemeClr val="accent1"/>
+                      </a:fillRef>
+                      <a:effectRef idx="0">
+                        <a:schemeClr val="accent1"/>
+                      </a:effectRef>
+                      <a:fontRef idx="minor">
+                        <a:schemeClr val="lt1"/>
+                      </a:fontRef>
+                    </a:style>
+                  </a:sp>
+                  <a:sp>
+                    <a:nvSpPr>
+                      <a:cNvPr id="46" name="Oval 45"/>
+                      <a:cNvSpPr/>
+                    </a:nvSpPr>
+                    <a:spPr>
+                      <a:xfrm>
+                        <a:off x="1524000" y="3200400"/>
+                        <a:ext cx="763352" cy="490494"/>
+                      </a:xfrm>
+                      <a:prstGeom prst="ellipse">
+                        <a:avLst/>
+                      </a:prstGeom>
+                      <a:noFill/>
+                      <a:ln w="15875">
+                        <a:solidFill>
+                          <a:schemeClr val="tx1"/>
+                        </a:solidFill>
+                      </a:ln>
+                    </a:spPr>
+                    <a:txSp>
+                      <a:txBody>
+                        <a:bodyPr lIns="0" tIns="0" rIns="0" bIns="0" rtlCol="0" anchor="ctr">
+                          <a:normAutofit/>
+                        </a:bodyPr>
+                        <a:lstStyle>
+                          <a:defPPr>
+                            <a:defRPr lang="en-US"/>
+                          </a:defPPr>
+                          <a:lvl1pPr marL="0" algn="l" defTabSz="914400" rtl="0" eaLnBrk="1" latinLnBrk="0" hangingPunct="1">
+                            <a:defRPr sz="1800" kern="1200">
+                              <a:solidFill>
+                                <a:schemeClr val="lt1"/>
+                              </a:solidFill>
+                              <a:latin typeface="+mn-lt"/>
+                              <a:ea typeface="+mn-ea"/>
+                              <a:cs typeface="+mn-cs"/>
+                            </a:defRPr>
+                          </a:lvl1pPr>
+                          <a:lvl2pPr marL="457200" algn="l" defTabSz="914400" rtl="0" eaLnBrk="1" latinLnBrk="0" hangingPunct="1">
+                            <a:defRPr sz="1800" kern="1200">
+                              <a:solidFill>
+                                <a:schemeClr val="lt1"/>
+                              </a:solidFill>
+                              <a:latin typeface="+mn-lt"/>
+                              <a:ea typeface="+mn-ea"/>
+                              <a:cs typeface="+mn-cs"/>
+                            </a:defRPr>
+                          </a:lvl2pPr>
+                          <a:lvl3pPr marL="914400" algn="l" defTabSz="914400" rtl="0" eaLnBrk="1" latinLnBrk="0" hangingPunct="1">
+                            <a:defRPr sz="1800" kern="1200">
+                              <a:solidFill>
+                                <a:schemeClr val="lt1"/>
+                              </a:solidFill>
+                              <a:latin typeface="+mn-lt"/>
+                              <a:ea typeface="+mn-ea"/>
+                              <a:cs typeface="+mn-cs"/>
+                            </a:defRPr>
+                          </a:lvl3pPr>
+                          <a:lvl4pPr marL="1371600" algn="l" defTabSz="914400" rtl="0" eaLnBrk="1" latinLnBrk="0" hangingPunct="1">
+                            <a:defRPr sz="1800" kern="1200">
+                              <a:solidFill>
+                                <a:schemeClr val="lt1"/>
+                              </a:solidFill>
+                              <a:latin typeface="+mn-lt"/>
+                              <a:ea typeface="+mn-ea"/>
+                              <a:cs typeface="+mn-cs"/>
+                            </a:defRPr>
+                          </a:lvl4pPr>
+                          <a:lvl5pPr marL="1828800" algn="l" defTabSz="914400" rtl="0" eaLnBrk="1" latinLnBrk="0" hangingPunct="1">
+                            <a:defRPr sz="1800" kern="1200">
+                              <a:solidFill>
+                                <a:schemeClr val="lt1"/>
+                              </a:solidFill>
+                              <a:latin typeface="+mn-lt"/>
+                              <a:ea typeface="+mn-ea"/>
+                              <a:cs typeface="+mn-cs"/>
+                            </a:defRPr>
+                          </a:lvl5pPr>
+                          <a:lvl6pPr marL="2286000" algn="l" defTabSz="914400" rtl="0" eaLnBrk="1" latinLnBrk="0" hangingPunct="1">
+                            <a:defRPr sz="1800" kern="1200">
+                              <a:solidFill>
+                                <a:schemeClr val="lt1"/>
+                              </a:solidFill>
+                              <a:latin typeface="+mn-lt"/>
+                              <a:ea typeface="+mn-ea"/>
+                              <a:cs typeface="+mn-cs"/>
+                            </a:defRPr>
+                          </a:lvl6pPr>
+                          <a:lvl7pPr marL="2743200" algn="l" defTabSz="914400" rtl="0" eaLnBrk="1" latinLnBrk="0" hangingPunct="1">
+                            <a:defRPr sz="1800" kern="1200">
+                              <a:solidFill>
+                                <a:schemeClr val="lt1"/>
+                              </a:solidFill>
+                              <a:latin typeface="+mn-lt"/>
+                              <a:ea typeface="+mn-ea"/>
+                              <a:cs typeface="+mn-cs"/>
+                            </a:defRPr>
+                          </a:lvl7pPr>
+                          <a:lvl8pPr marL="3200400" algn="l" defTabSz="914400" rtl="0" eaLnBrk="1" latinLnBrk="0" hangingPunct="1">
+                            <a:defRPr sz="1800" kern="1200">
+                              <a:solidFill>
+                                <a:schemeClr val="lt1"/>
+                              </a:solidFill>
+                              <a:latin typeface="+mn-lt"/>
+                              <a:ea typeface="+mn-ea"/>
+                              <a:cs typeface="+mn-cs"/>
+                            </a:defRPr>
+                          </a:lvl8pPr>
+                          <a:lvl9pPr marL="3657600" algn="l" defTabSz="914400" rtl="0" eaLnBrk="1" latinLnBrk="0" hangingPunct="1">
+                            <a:defRPr sz="1800" kern="1200">
+                              <a:solidFill>
+                                <a:schemeClr val="lt1"/>
+                              </a:solidFill>
+                              <a:latin typeface="+mn-lt"/>
+                              <a:ea typeface="+mn-ea"/>
+                              <a:cs typeface="+mn-cs"/>
+                            </a:defRPr>
+                          </a:lvl9pPr>
+                        </a:lstStyle>
+                        <a:p>
+                          <a:pPr algn="ctr"/>
+                          <a:r>
+                            <a:rPr lang="en-US" altLang="zh-CN" dirty="0" smtClean="0">
+                              <a:solidFill>
+                                <a:schemeClr val="tx1"/>
+                              </a:solidFill>
+                            </a:rPr>
+                            <a:t>logic</a:t>
+                          </a:r>
+                          <a:endParaRPr lang="zh-CN" altLang="en-US" dirty="0" smtClean="0">
+                            <a:solidFill>
+                              <a:schemeClr val="tx1"/>
+                            </a:solidFill>
+                          </a:endParaRPr>
+                        </a:p>
+                      </a:txBody>
+                      <a:useSpRect/>
+                    </a:txSp>
+                    <a:style>
+                      <a:lnRef idx="2">
+                        <a:schemeClr val="accent1">
+                          <a:shade val="50000"/>
+                        </a:schemeClr>
+                      </a:lnRef>
+                      <a:fillRef idx="1">
+                        <a:schemeClr val="accent1"/>
+                      </a:fillRef>
+                      <a:effectRef idx="0">
+                        <a:schemeClr val="accent1"/>
+                      </a:effectRef>
+                      <a:fontRef idx="minor">
+                        <a:schemeClr val="lt1"/>
+                      </a:fontRef>
+                    </a:style>
+                  </a:sp>
+                  <a:sp>
+                    <a:nvSpPr>
+                      <a:cNvPr id="49" name="Right Arrow 48"/>
+                      <a:cNvSpPr/>
+                    </a:nvSpPr>
+                    <a:spPr>
+                      <a:xfrm>
+                        <a:off x="3352800" y="4038600"/>
+                        <a:ext cx="609600" cy="304800"/>
+                      </a:xfrm>
+                      <a:prstGeom prst="rightArrow">
+                        <a:avLst/>
+                      </a:prstGeom>
+                      <a:noFill/>
+                      <a:ln w="15875">
+                        <a:solidFill>
+                          <a:schemeClr val="tx1"/>
+                        </a:solidFill>
+                      </a:ln>
+                    </a:spPr>
+                    <a:txSp>
+                      <a:txBody>
+                        <a:bodyPr lIns="0" tIns="0" rIns="0" bIns="0" rtlCol="0" anchor="ctr">
+                          <a:normAutofit fontScale="77500" lnSpcReduction="20000"/>
+                        </a:bodyPr>
+                        <a:lstStyle>
+                          <a:defPPr>
+                            <a:defRPr lang="en-US"/>
+                          </a:defPPr>
+                          <a:lvl1pPr marL="0" algn="l" defTabSz="914400" rtl="0" eaLnBrk="1" latinLnBrk="0" hangingPunct="1">
+                            <a:defRPr sz="1800" kern="1200">
+                              <a:solidFill>
+                                <a:schemeClr val="lt1"/>
+                              </a:solidFill>
+                              <a:latin typeface="+mn-lt"/>
+                              <a:ea typeface="+mn-ea"/>
+                              <a:cs typeface="+mn-cs"/>
+                            </a:defRPr>
+                          </a:lvl1pPr>
+                          <a:lvl2pPr marL="457200" algn="l" defTabSz="914400" rtl="0" eaLnBrk="1" latinLnBrk="0" hangingPunct="1">
+                            <a:defRPr sz="1800" kern="1200">
+                              <a:solidFill>
+                                <a:schemeClr val="lt1"/>
+                              </a:solidFill>
+                              <a:latin typeface="+mn-lt"/>
+                              <a:ea typeface="+mn-ea"/>
+                              <a:cs typeface="+mn-cs"/>
+                            </a:defRPr>
+                          </a:lvl2pPr>
+                          <a:lvl3pPr marL="914400" algn="l" defTabSz="914400" rtl="0" eaLnBrk="1" latinLnBrk="0" hangingPunct="1">
+                            <a:defRPr sz="1800" kern="1200">
+                              <a:solidFill>
+                                <a:schemeClr val="lt1"/>
+                              </a:solidFill>
+                              <a:latin typeface="+mn-lt"/>
+                              <a:ea typeface="+mn-ea"/>
+                              <a:cs typeface="+mn-cs"/>
+                            </a:defRPr>
+                          </a:lvl3pPr>
+                          <a:lvl4pPr marL="1371600" algn="l" defTabSz="914400" rtl="0" eaLnBrk="1" latinLnBrk="0" hangingPunct="1">
+                            <a:defRPr sz="1800" kern="1200">
+                              <a:solidFill>
+                                <a:schemeClr val="lt1"/>
+                              </a:solidFill>
+                              <a:latin typeface="+mn-lt"/>
+                              <a:ea typeface="+mn-ea"/>
+                              <a:cs typeface="+mn-cs"/>
+                            </a:defRPr>
+                          </a:lvl4pPr>
+                          <a:lvl5pPr marL="1828800" algn="l" defTabSz="914400" rtl="0" eaLnBrk="1" latinLnBrk="0" hangingPunct="1">
+                            <a:defRPr sz="1800" kern="1200">
+                              <a:solidFill>
+                                <a:schemeClr val="lt1"/>
+                              </a:solidFill>
+                              <a:latin typeface="+mn-lt"/>
+                              <a:ea typeface="+mn-ea"/>
+                              <a:cs typeface="+mn-cs"/>
+                            </a:defRPr>
+                          </a:lvl5pPr>
+                          <a:lvl6pPr marL="2286000" algn="l" defTabSz="914400" rtl="0" eaLnBrk="1" latinLnBrk="0" hangingPunct="1">
+                            <a:defRPr sz="1800" kern="1200">
+                              <a:solidFill>
+                                <a:schemeClr val="lt1"/>
+                              </a:solidFill>
+                              <a:latin typeface="+mn-lt"/>
+                              <a:ea typeface="+mn-ea"/>
+                              <a:cs typeface="+mn-cs"/>
+                            </a:defRPr>
+                          </a:lvl6pPr>
+                          <a:lvl7pPr marL="2743200" algn="l" defTabSz="914400" rtl="0" eaLnBrk="1" latinLnBrk="0" hangingPunct="1">
+                            <a:defRPr sz="1800" kern="1200">
+                              <a:solidFill>
+                                <a:schemeClr val="lt1"/>
+                              </a:solidFill>
+                              <a:latin typeface="+mn-lt"/>
+                              <a:ea typeface="+mn-ea"/>
+                              <a:cs typeface="+mn-cs"/>
+                            </a:defRPr>
+                          </a:lvl7pPr>
+                          <a:lvl8pPr marL="3200400" algn="l" defTabSz="914400" rtl="0" eaLnBrk="1" latinLnBrk="0" hangingPunct="1">
+                            <a:defRPr sz="1800" kern="1200">
+                              <a:solidFill>
+                                <a:schemeClr val="lt1"/>
+                              </a:solidFill>
+                              <a:latin typeface="+mn-lt"/>
+                              <a:ea typeface="+mn-ea"/>
+                              <a:cs typeface="+mn-cs"/>
+                            </a:defRPr>
+                          </a:lvl8pPr>
+                          <a:lvl9pPr marL="3657600" algn="l" defTabSz="914400" rtl="0" eaLnBrk="1" latinLnBrk="0" hangingPunct="1">
+                            <a:defRPr sz="1800" kern="1200">
+                              <a:solidFill>
+                                <a:schemeClr val="lt1"/>
+                              </a:solidFill>
+                              <a:latin typeface="+mn-lt"/>
+                              <a:ea typeface="+mn-ea"/>
+                              <a:cs typeface="+mn-cs"/>
+                            </a:defRPr>
+                          </a:lvl9pPr>
+                        </a:lstStyle>
+                        <a:p>
+                          <a:pPr algn="ctr"/>
+                          <a:endParaRPr lang="zh-CN" altLang="en-US" sz="1600" dirty="0" smtClean="0">
+                            <a:solidFill>
+                              <a:schemeClr val="tx1"/>
+                            </a:solidFill>
+                          </a:endParaRPr>
+                        </a:p>
+                      </a:txBody>
+                      <a:useSpRect/>
+                    </a:txSp>
+                    <a:style>
+                      <a:lnRef idx="2">
+                        <a:schemeClr val="accent1">
+                          <a:shade val="50000"/>
+                        </a:schemeClr>
+                      </a:lnRef>
+                      <a:fillRef idx="1">
+                        <a:schemeClr val="accent1"/>
+                      </a:fillRef>
+                      <a:effectRef idx="0">
+                        <a:schemeClr val="accent1"/>
+                      </a:effectRef>
+                      <a:fontRef idx="minor">
+                        <a:schemeClr val="lt1"/>
+                      </a:fontRef>
+                    </a:style>
+                  </a:sp>
+                  <a:cxnSp>
+                    <a:nvCxnSpPr>
+                      <a:cNvPr id="50" name="Straight Arrow Connector 49"/>
+                      <a:cNvCxnSpPr>
+                        <a:stCxn id="56" idx="4"/>
+                        <a:endCxn id="53" idx="0"/>
+                      </a:cNvCxnSpPr>
+                    </a:nvCxnSpPr>
+                    <a:spPr>
+                      <a:xfrm rot="5400000">
+                        <a:off x="4950935" y="3654859"/>
+                        <a:ext cx="652506" cy="724576"/>
+                      </a:xfrm>
+                      <a:prstGeom prst="straightConnector1">
+                        <a:avLst/>
+                      </a:prstGeom>
+                      <a:ln>
+                        <a:tailEnd type="arrow"/>
+                      </a:ln>
+                    </a:spPr>
+                    <a:style>
+                      <a:lnRef idx="1">
+                        <a:schemeClr val="accent1"/>
+                      </a:lnRef>
+                      <a:fillRef idx="0">
+                        <a:schemeClr val="accent1"/>
+                      </a:fillRef>
+                      <a:effectRef idx="0">
+                        <a:schemeClr val="accent1"/>
+                      </a:effectRef>
+                      <a:fontRef idx="minor">
+                        <a:schemeClr val="tx1"/>
+                      </a:fontRef>
+                    </a:style>
+                  </a:cxnSp>
+                  <a:sp>
+                    <a:nvSpPr>
+                      <a:cNvPr id="51" name="Rectangle 50"/>
+                      <a:cNvSpPr/>
+                    </a:nvSpPr>
+                    <a:spPr>
+                      <a:xfrm>
+                        <a:off x="6019800" y="4343400"/>
+                        <a:ext cx="685800" cy="457200"/>
+                      </a:xfrm>
+                      <a:prstGeom prst="rect">
+                        <a:avLst/>
+                      </a:prstGeom>
+                      <a:noFill/>
+                      <a:ln w="15875">
+                        <a:solidFill>
+                          <a:schemeClr val="tx1"/>
+                        </a:solidFill>
+                      </a:ln>
+                    </a:spPr>
+                    <a:txSp>
+                      <a:txBody>
+                        <a:bodyPr lIns="0" tIns="0" rIns="0" bIns="0" rtlCol="0" anchor="ctr">
+                          <a:normAutofit/>
+                        </a:bodyPr>
+                        <a:lstStyle>
+                          <a:defPPr>
+                            <a:defRPr lang="en-US"/>
+                          </a:defPPr>
+                          <a:lvl1pPr marL="0" algn="l" defTabSz="914400" rtl="0" eaLnBrk="1" latinLnBrk="0" hangingPunct="1">
+                            <a:defRPr sz="1800" kern="1200">
+                              <a:solidFill>
+                                <a:schemeClr val="lt1"/>
+                              </a:solidFill>
+                              <a:latin typeface="+mn-lt"/>
+                              <a:ea typeface="+mn-ea"/>
+                              <a:cs typeface="+mn-cs"/>
+                            </a:defRPr>
+                          </a:lvl1pPr>
+                          <a:lvl2pPr marL="457200" algn="l" defTabSz="914400" rtl="0" eaLnBrk="1" latinLnBrk="0" hangingPunct="1">
+                            <a:defRPr sz="1800" kern="1200">
+                              <a:solidFill>
+                                <a:schemeClr val="lt1"/>
+                              </a:solidFill>
+                              <a:latin typeface="+mn-lt"/>
+                              <a:ea typeface="+mn-ea"/>
+                              <a:cs typeface="+mn-cs"/>
+                            </a:defRPr>
+                          </a:lvl2pPr>
+                          <a:lvl3pPr marL="914400" algn="l" defTabSz="914400" rtl="0" eaLnBrk="1" latinLnBrk="0" hangingPunct="1">
+                            <a:defRPr sz="1800" kern="1200">
+                              <a:solidFill>
+                                <a:schemeClr val="lt1"/>
+                              </a:solidFill>
+                              <a:latin typeface="+mn-lt"/>
+                              <a:ea typeface="+mn-ea"/>
+                              <a:cs typeface="+mn-cs"/>
+                            </a:defRPr>
+                          </a:lvl3pPr>
+                          <a:lvl4pPr marL="1371600" algn="l" defTabSz="914400" rtl="0" eaLnBrk="1" latinLnBrk="0" hangingPunct="1">
+                            <a:defRPr sz="1800" kern="1200">
+                              <a:solidFill>
+                                <a:schemeClr val="lt1"/>
+                              </a:solidFill>
+                              <a:latin typeface="+mn-lt"/>
+                              <a:ea typeface="+mn-ea"/>
+                              <a:cs typeface="+mn-cs"/>
+                            </a:defRPr>
+                          </a:lvl4pPr>
+                          <a:lvl5pPr marL="1828800" algn="l" defTabSz="914400" rtl="0" eaLnBrk="1" latinLnBrk="0" hangingPunct="1">
+                            <a:defRPr sz="1800" kern="1200">
+                              <a:solidFill>
+                                <a:schemeClr val="lt1"/>
+                              </a:solidFill>
+                              <a:latin typeface="+mn-lt"/>
+                              <a:ea typeface="+mn-ea"/>
+                              <a:cs typeface="+mn-cs"/>
+                            </a:defRPr>
+                          </a:lvl5pPr>
+                          <a:lvl6pPr marL="2286000" algn="l" defTabSz="914400" rtl="0" eaLnBrk="1" latinLnBrk="0" hangingPunct="1">
+                            <a:defRPr sz="1800" kern="1200">
+                              <a:solidFill>
+                                <a:schemeClr val="lt1"/>
+                              </a:solidFill>
+                              <a:latin typeface="+mn-lt"/>
+                              <a:ea typeface="+mn-ea"/>
+                              <a:cs typeface="+mn-cs"/>
+                            </a:defRPr>
+                          </a:lvl6pPr>
+                          <a:lvl7pPr marL="2743200" algn="l" defTabSz="914400" rtl="0" eaLnBrk="1" latinLnBrk="0" hangingPunct="1">
+                            <a:defRPr sz="1800" kern="1200">
+                              <a:solidFill>
+                                <a:schemeClr val="lt1"/>
+                              </a:solidFill>
+                              <a:latin typeface="+mn-lt"/>
+                              <a:ea typeface="+mn-ea"/>
+                              <a:cs typeface="+mn-cs"/>
+                            </a:defRPr>
+                          </a:lvl7pPr>
+                          <a:lvl8pPr marL="3200400" algn="l" defTabSz="914400" rtl="0" eaLnBrk="1" latinLnBrk="0" hangingPunct="1">
+                            <a:defRPr sz="1800" kern="1200">
+                              <a:solidFill>
+                                <a:schemeClr val="lt1"/>
+                              </a:solidFill>
+                              <a:latin typeface="+mn-lt"/>
+                              <a:ea typeface="+mn-ea"/>
+                              <a:cs typeface="+mn-cs"/>
+                            </a:defRPr>
+                          </a:lvl8pPr>
+                          <a:lvl9pPr marL="3657600" algn="l" defTabSz="914400" rtl="0" eaLnBrk="1" latinLnBrk="0" hangingPunct="1">
+                            <a:defRPr sz="1800" kern="1200">
+                              <a:solidFill>
+                                <a:schemeClr val="lt1"/>
+                              </a:solidFill>
+                              <a:latin typeface="+mn-lt"/>
+                              <a:ea typeface="+mn-ea"/>
+                              <a:cs typeface="+mn-cs"/>
+                            </a:defRPr>
+                          </a:lvl9pPr>
+                        </a:lstStyle>
+                        <a:p>
+                          <a:pPr algn="ctr"/>
+                          <a:r>
+                            <a:rPr lang="en-US" altLang="zh-CN" sz="1600" dirty="0" smtClean="0">
+                              <a:solidFill>
+                                <a:schemeClr val="tx1"/>
+                              </a:solidFill>
+                            </a:rPr>
+                            <a:t>others</a:t>
+                          </a:r>
+                          <a:endParaRPr lang="zh-CN" altLang="en-US" sz="1600" dirty="0" smtClean="0">
+                            <a:solidFill>
+                              <a:schemeClr val="tx1"/>
+                            </a:solidFill>
+                          </a:endParaRPr>
+                        </a:p>
+                      </a:txBody>
+                      <a:useSpRect/>
+                    </a:txSp>
+                    <a:style>
+                      <a:lnRef idx="2">
+                        <a:schemeClr val="accent1">
+                          <a:shade val="50000"/>
+                        </a:schemeClr>
+                      </a:lnRef>
+                      <a:fillRef idx="1">
+                        <a:schemeClr val="accent1"/>
+                      </a:fillRef>
+                      <a:effectRef idx="0">
+                        <a:schemeClr val="accent1"/>
+                      </a:effectRef>
+                      <a:fontRef idx="minor">
+                        <a:schemeClr val="lt1"/>
+                      </a:fontRef>
+                    </a:style>
+                  </a:sp>
+                  <a:cxnSp>
+                    <a:nvCxnSpPr>
+                      <a:cNvPr id="52" name="Straight Arrow Connector 51"/>
+                      <a:cNvCxnSpPr>
+                        <a:stCxn id="56" idx="4"/>
+                        <a:endCxn id="51" idx="0"/>
+                      </a:cNvCxnSpPr>
+                    </a:nvCxnSpPr>
+                    <a:spPr>
+                      <a:xfrm rot="16200000" flipH="1">
+                        <a:off x="5674835" y="3655535"/>
+                        <a:ext cx="652506" cy="723224"/>
+                      </a:xfrm>
+                      <a:prstGeom prst="straightConnector1">
+                        <a:avLst/>
+                      </a:prstGeom>
+                      <a:ln>
+                        <a:tailEnd type="arrow"/>
+                      </a:ln>
+                    </a:spPr>
+                    <a:style>
+                      <a:lnRef idx="1">
+                        <a:schemeClr val="accent1"/>
+                      </a:lnRef>
+                      <a:fillRef idx="0">
+                        <a:schemeClr val="accent1"/>
+                      </a:fillRef>
+                      <a:effectRef idx="0">
+                        <a:schemeClr val="accent1"/>
+                      </a:effectRef>
+                      <a:fontRef idx="minor">
+                        <a:schemeClr val="tx1"/>
+                      </a:fontRef>
+                    </a:style>
+                  </a:cxnSp>
+                  <a:sp>
+                    <a:nvSpPr>
+                      <a:cNvPr id="53" name="Rectangle 52"/>
+                      <a:cNvSpPr/>
+                    </a:nvSpPr>
+                    <a:spPr>
+                      <a:xfrm>
+                        <a:off x="4572000" y="4343400"/>
+                        <a:ext cx="685800" cy="457200"/>
+                      </a:xfrm>
+                      <a:prstGeom prst="rect">
+                        <a:avLst/>
+                      </a:prstGeom>
+                      <a:noFill/>
+                      <a:ln w="15875">
+                        <a:solidFill>
+                          <a:schemeClr val="tx1"/>
+                        </a:solidFill>
+                      </a:ln>
+                    </a:spPr>
+                    <a:txSp>
+                      <a:txBody>
+                        <a:bodyPr lIns="0" tIns="0" rIns="0" bIns="0" rtlCol="0" anchor="ctr">
+                          <a:normAutofit/>
+                        </a:bodyPr>
+                        <a:lstStyle>
+                          <a:defPPr>
+                            <a:defRPr lang="en-US"/>
+                          </a:defPPr>
+                          <a:lvl1pPr marL="0" algn="l" defTabSz="914400" rtl="0" eaLnBrk="1" latinLnBrk="0" hangingPunct="1">
+                            <a:defRPr sz="1800" kern="1200">
+                              <a:solidFill>
+                                <a:schemeClr val="lt1"/>
+                              </a:solidFill>
+                              <a:latin typeface="+mn-lt"/>
+                              <a:ea typeface="+mn-ea"/>
+                              <a:cs typeface="+mn-cs"/>
+                            </a:defRPr>
+                          </a:lvl1pPr>
+                          <a:lvl2pPr marL="457200" algn="l" defTabSz="914400" rtl="0" eaLnBrk="1" latinLnBrk="0" hangingPunct="1">
+                            <a:defRPr sz="1800" kern="1200">
+                              <a:solidFill>
+                                <a:schemeClr val="lt1"/>
+                              </a:solidFill>
+                              <a:latin typeface="+mn-lt"/>
+                              <a:ea typeface="+mn-ea"/>
+                              <a:cs typeface="+mn-cs"/>
+                            </a:defRPr>
+                          </a:lvl2pPr>
+                          <a:lvl3pPr marL="914400" algn="l" defTabSz="914400" rtl="0" eaLnBrk="1" latinLnBrk="0" hangingPunct="1">
+                            <a:defRPr sz="1800" kern="1200">
+                              <a:solidFill>
+                                <a:schemeClr val="lt1"/>
+                              </a:solidFill>
+                              <a:latin typeface="+mn-lt"/>
+                              <a:ea typeface="+mn-ea"/>
+                              <a:cs typeface="+mn-cs"/>
+                            </a:defRPr>
+                          </a:lvl3pPr>
+                          <a:lvl4pPr marL="1371600" algn="l" defTabSz="914400" rtl="0" eaLnBrk="1" latinLnBrk="0" hangingPunct="1">
+                            <a:defRPr sz="1800" kern="1200">
+                              <a:solidFill>
+                                <a:schemeClr val="lt1"/>
+                              </a:solidFill>
+                              <a:latin typeface="+mn-lt"/>
+                              <a:ea typeface="+mn-ea"/>
+                              <a:cs typeface="+mn-cs"/>
+                            </a:defRPr>
+                          </a:lvl4pPr>
+                          <a:lvl5pPr marL="1828800" algn="l" defTabSz="914400" rtl="0" eaLnBrk="1" latinLnBrk="0" hangingPunct="1">
+                            <a:defRPr sz="1800" kern="1200">
+                              <a:solidFill>
+                                <a:schemeClr val="lt1"/>
+                              </a:solidFill>
+                              <a:latin typeface="+mn-lt"/>
+                              <a:ea typeface="+mn-ea"/>
+                              <a:cs typeface="+mn-cs"/>
+                            </a:defRPr>
+                          </a:lvl5pPr>
+                          <a:lvl6pPr marL="2286000" algn="l" defTabSz="914400" rtl="0" eaLnBrk="1" latinLnBrk="0" hangingPunct="1">
+                            <a:defRPr sz="1800" kern="1200">
+                              <a:solidFill>
+                                <a:schemeClr val="lt1"/>
+                              </a:solidFill>
+                              <a:latin typeface="+mn-lt"/>
+                              <a:ea typeface="+mn-ea"/>
+                              <a:cs typeface="+mn-cs"/>
+                            </a:defRPr>
+                          </a:lvl6pPr>
+                          <a:lvl7pPr marL="2743200" algn="l" defTabSz="914400" rtl="0" eaLnBrk="1" latinLnBrk="0" hangingPunct="1">
+                            <a:defRPr sz="1800" kern="1200">
+                              <a:solidFill>
+                                <a:schemeClr val="lt1"/>
+                              </a:solidFill>
+                              <a:latin typeface="+mn-lt"/>
+                              <a:ea typeface="+mn-ea"/>
+                              <a:cs typeface="+mn-cs"/>
+                            </a:defRPr>
+                          </a:lvl7pPr>
+                          <a:lvl8pPr marL="3200400" algn="l" defTabSz="914400" rtl="0" eaLnBrk="1" latinLnBrk="0" hangingPunct="1">
+                            <a:defRPr sz="1800" kern="1200">
+                              <a:solidFill>
+                                <a:schemeClr val="lt1"/>
+                              </a:solidFill>
+                              <a:latin typeface="+mn-lt"/>
+                              <a:ea typeface="+mn-ea"/>
+                              <a:cs typeface="+mn-cs"/>
+                            </a:defRPr>
+                          </a:lvl8pPr>
+                          <a:lvl9pPr marL="3657600" algn="l" defTabSz="914400" rtl="0" eaLnBrk="1" latinLnBrk="0" hangingPunct="1">
+                            <a:defRPr sz="1800" kern="1200">
+                              <a:solidFill>
+                                <a:schemeClr val="lt1"/>
+                              </a:solidFill>
+                              <a:latin typeface="+mn-lt"/>
+                              <a:ea typeface="+mn-ea"/>
+                              <a:cs typeface="+mn-cs"/>
+                            </a:defRPr>
+                          </a:lvl9pPr>
+                        </a:lstStyle>
+                        <a:p>
+                          <a:pPr algn="ctr"/>
+                          <a:r>
+                            <a:rPr lang="en-US" altLang="zh-CN" sz="1600" dirty="0" smtClean="0">
+                              <a:solidFill>
+                                <a:schemeClr val="tx1"/>
+                              </a:solidFill>
+                            </a:rPr>
+                            <a:t>single</a:t>
+                          </a:r>
+                          <a:endParaRPr lang="zh-CN" altLang="en-US" sz="1600" dirty="0" smtClean="0">
+                            <a:solidFill>
+                              <a:schemeClr val="tx1"/>
+                            </a:solidFill>
+                          </a:endParaRPr>
+                        </a:p>
+                      </a:txBody>
+                      <a:useSpRect/>
+                    </a:txSp>
+                    <a:style>
+                      <a:lnRef idx="2">
+                        <a:schemeClr val="accent1">
+                          <a:shade val="50000"/>
+                        </a:schemeClr>
+                      </a:lnRef>
+                      <a:fillRef idx="1">
+                        <a:schemeClr val="accent1"/>
+                      </a:fillRef>
+                      <a:effectRef idx="0">
+                        <a:schemeClr val="accent1"/>
+                      </a:effectRef>
+                      <a:fontRef idx="minor">
+                        <a:schemeClr val="lt1"/>
+                      </a:fontRef>
+                    </a:style>
+                  </a:sp>
+                  <a:sp>
+                    <a:nvSpPr>
+                      <a:cNvPr id="56" name="Oval 55"/>
+                      <a:cNvSpPr/>
+                    </a:nvSpPr>
+                    <a:spPr>
+                      <a:xfrm>
+                        <a:off x="5257800" y="3200400"/>
+                        <a:ext cx="763352" cy="490494"/>
+                      </a:xfrm>
+                      <a:prstGeom prst="ellipse">
+                        <a:avLst/>
+                      </a:prstGeom>
+                      <a:noFill/>
+                      <a:ln w="15875">
+                        <a:solidFill>
+                          <a:schemeClr val="tx1"/>
+                        </a:solidFill>
+                      </a:ln>
+                    </a:spPr>
+                    <a:txSp>
+                      <a:txBody>
+                        <a:bodyPr lIns="0" tIns="0" rIns="0" bIns="0" rtlCol="0" anchor="ctr">
+                          <a:normAutofit/>
+                        </a:bodyPr>
+                        <a:lstStyle>
+                          <a:defPPr>
+                            <a:defRPr lang="en-US"/>
+                          </a:defPPr>
+                          <a:lvl1pPr marL="0" algn="l" defTabSz="914400" rtl="0" eaLnBrk="1" latinLnBrk="0" hangingPunct="1">
+                            <a:defRPr sz="1800" kern="1200">
+                              <a:solidFill>
+                                <a:schemeClr val="lt1"/>
+                              </a:solidFill>
+                              <a:latin typeface="+mn-lt"/>
+                              <a:ea typeface="+mn-ea"/>
+                              <a:cs typeface="+mn-cs"/>
+                            </a:defRPr>
+                          </a:lvl1pPr>
+                          <a:lvl2pPr marL="457200" algn="l" defTabSz="914400" rtl="0" eaLnBrk="1" latinLnBrk="0" hangingPunct="1">
+                            <a:defRPr sz="1800" kern="1200">
+                              <a:solidFill>
+                                <a:schemeClr val="lt1"/>
+                              </a:solidFill>
+                              <a:latin typeface="+mn-lt"/>
+                              <a:ea typeface="+mn-ea"/>
+                              <a:cs typeface="+mn-cs"/>
+                            </a:defRPr>
+                          </a:lvl2pPr>
+                          <a:lvl3pPr marL="914400" algn="l" defTabSz="914400" rtl="0" eaLnBrk="1" latinLnBrk="0" hangingPunct="1">
+                            <a:defRPr sz="1800" kern="1200">
+                              <a:solidFill>
+                                <a:schemeClr val="lt1"/>
+                              </a:solidFill>
+                              <a:latin typeface="+mn-lt"/>
+                              <a:ea typeface="+mn-ea"/>
+                              <a:cs typeface="+mn-cs"/>
+                            </a:defRPr>
+                          </a:lvl3pPr>
+                          <a:lvl4pPr marL="1371600" algn="l" defTabSz="914400" rtl="0" eaLnBrk="1" latinLnBrk="0" hangingPunct="1">
+                            <a:defRPr sz="1800" kern="1200">
+                              <a:solidFill>
+                                <a:schemeClr val="lt1"/>
+                              </a:solidFill>
+                              <a:latin typeface="+mn-lt"/>
+                              <a:ea typeface="+mn-ea"/>
+                              <a:cs typeface="+mn-cs"/>
+                            </a:defRPr>
+                          </a:lvl4pPr>
+                          <a:lvl5pPr marL="1828800" algn="l" defTabSz="914400" rtl="0" eaLnBrk="1" latinLnBrk="0" hangingPunct="1">
+                            <a:defRPr sz="1800" kern="1200">
+                              <a:solidFill>
+                                <a:schemeClr val="lt1"/>
+                              </a:solidFill>
+                              <a:latin typeface="+mn-lt"/>
+                              <a:ea typeface="+mn-ea"/>
+                              <a:cs typeface="+mn-cs"/>
+                            </a:defRPr>
+                          </a:lvl5pPr>
+                          <a:lvl6pPr marL="2286000" algn="l" defTabSz="914400" rtl="0" eaLnBrk="1" latinLnBrk="0" hangingPunct="1">
+                            <a:defRPr sz="1800" kern="1200">
+                              <a:solidFill>
+                                <a:schemeClr val="lt1"/>
+                              </a:solidFill>
+                              <a:latin typeface="+mn-lt"/>
+                              <a:ea typeface="+mn-ea"/>
+                              <a:cs typeface="+mn-cs"/>
+                            </a:defRPr>
+                          </a:lvl6pPr>
+                          <a:lvl7pPr marL="2743200" algn="l" defTabSz="914400" rtl="0" eaLnBrk="1" latinLnBrk="0" hangingPunct="1">
+                            <a:defRPr sz="1800" kern="1200">
+                              <a:solidFill>
+                                <a:schemeClr val="lt1"/>
+                              </a:solidFill>
+                              <a:latin typeface="+mn-lt"/>
+                              <a:ea typeface="+mn-ea"/>
+                              <a:cs typeface="+mn-cs"/>
+                            </a:defRPr>
+                          </a:lvl7pPr>
+                          <a:lvl8pPr marL="3200400" algn="l" defTabSz="914400" rtl="0" eaLnBrk="1" latinLnBrk="0" hangingPunct="1">
+                            <a:defRPr sz="1800" kern="1200">
+                              <a:solidFill>
+                                <a:schemeClr val="lt1"/>
+                              </a:solidFill>
+                              <a:latin typeface="+mn-lt"/>
+                              <a:ea typeface="+mn-ea"/>
+                              <a:cs typeface="+mn-cs"/>
+                            </a:defRPr>
+                          </a:lvl8pPr>
+                          <a:lvl9pPr marL="3657600" algn="l" defTabSz="914400" rtl="0" eaLnBrk="1" latinLnBrk="0" hangingPunct="1">
+                            <a:defRPr sz="1800" kern="1200">
+                              <a:solidFill>
+                                <a:schemeClr val="lt1"/>
+                              </a:solidFill>
+                              <a:latin typeface="+mn-lt"/>
+                              <a:ea typeface="+mn-ea"/>
+                              <a:cs typeface="+mn-cs"/>
+                            </a:defRPr>
+                          </a:lvl9pPr>
+                        </a:lstStyle>
+                        <a:p>
+                          <a:pPr algn="ctr"/>
+                          <a:r>
+                            <a:rPr lang="en-US" altLang="zh-CN" dirty="0" smtClean="0">
+                              <a:solidFill>
+                                <a:schemeClr val="tx1"/>
+                              </a:solidFill>
+                            </a:rPr>
+                            <a:t>logic</a:t>
+                          </a:r>
+                          <a:endParaRPr lang="zh-CN" altLang="en-US" dirty="0" smtClean="0">
+                            <a:solidFill>
+                              <a:schemeClr val="tx1"/>
+                            </a:solidFill>
+                          </a:endParaRPr>
+                        </a:p>
+                      </a:txBody>
+                      <a:useSpRect/>
+                    </a:txSp>
+                    <a:style>
+                      <a:lnRef idx="2">
+                        <a:schemeClr val="accent1">
+                          <a:shade val="50000"/>
+                        </a:schemeClr>
+                      </a:lnRef>
+                      <a:fillRef idx="1">
+                        <a:schemeClr val="accent1"/>
+                      </a:fillRef>
+                      <a:effectRef idx="0">
+                        <a:schemeClr val="accent1"/>
+                      </a:effectRef>
+                      <a:fontRef idx="minor">
+                        <a:schemeClr val="lt1"/>
+                      </a:fontRef>
+                    </a:style>
+                  </a:sp>
+                </lc:lockedCanvas>
+              </a:graphicData>
+            </a:graphic>
+          </wp:inline>
+        </w:drawing>
+      </w:r>
+    </w:p>
+    <w:p>
+      <w:pPr>
+        <w:ind w:left="0"/>
+      </w:pPr>
+    </w:p>
+    <w:p>
+      <w:pPr>
+        <w:ind w:left="0"/>
+      </w:pPr>
       <w:r>
         <w:rPr>
           <w:rFonts w:hint="eastAsia"/>
@@ -6247,7 +9222,668 @@
         <w:t>、重构代码结构和节点对象</w:t>
       </w:r>
     </w:p>
-    <w:p/>
+    <w:p>
+      <w:pPr>
+        <w:ind w:left="0"/>
+      </w:pPr>
+      <w:r>
+        <w:rPr>
+          <w:rFonts w:hint="eastAsia"/>
+        </w:rPr>
+        <w:t>去除冗余代码</w:t>
+      </w:r>
+    </w:p>
+    <w:p>
+      <w:pPr>
+        <w:ind w:left="0"/>
+      </w:pPr>
+      <w:r>
+        <w:rPr>
+          <w:rFonts w:hint="eastAsia"/>
+        </w:rPr>
+        <w:t>简化执行树解析流程</w:t>
+      </w:r>
+    </w:p>
+    <w:p>
+      <w:pPr>
+        <w:ind w:left="0"/>
+      </w:pPr>
+      <w:r>
+        <w:rPr>
+          <w:rFonts w:hint="eastAsia"/>
+        </w:rPr>
+        <w:t>模板化执行流程</w:t>
+      </w:r>
+    </w:p>
+    <w:p>
+      <w:pPr>
+        <w:ind w:left="0"/>
+      </w:pPr>
+      <w:r>
+        <w:rPr>
+          <w:rFonts w:hint="eastAsia"/>
+        </w:rPr>
+        <w:t>执行流程优化（提前发现是否有</w:t>
+      </w:r>
+      <w:r>
+        <w:rPr>
+          <w:rFonts w:hint="eastAsia"/>
+        </w:rPr>
+        <w:t>$+</w:t>
+      </w:r>
+      <w:r>
+        <w:rPr>
+          <w:rFonts w:hint="eastAsia"/>
+        </w:rPr>
+        <w:t>标识符操作，没有则</w:t>
+      </w:r>
+      <w:r>
+        <w:rPr>
+          <w:rFonts w:hint="eastAsia"/>
+        </w:rPr>
+        <w:t>and/or/not</w:t>
+      </w:r>
+      <w:r>
+        <w:rPr>
+          <w:rFonts w:hint="eastAsia"/>
+        </w:rPr>
+        <w:t>逻辑节点，一旦有结果</w:t>
+      </w:r>
+      <w:r>
+        <w:rPr>
+          <w:rFonts w:hint="eastAsia"/>
+        </w:rPr>
+        <w:t>则</w:t>
+      </w:r>
+      <w:r>
+        <w:rPr>
+          <w:rFonts w:hint="eastAsia"/>
+        </w:rPr>
+        <w:t>可以提前返回）</w:t>
+      </w:r>
+    </w:p>
+    <w:p>
+      <w:pPr>
+        <w:ind w:left="0"/>
+      </w:pPr>
+    </w:p>
+    <w:p>
+      <w:pPr>
+        <w:ind w:left="0"/>
+      </w:pPr>
+      <w:r>
+        <w:rPr>
+          <w:rFonts w:hint="eastAsia"/>
+        </w:rPr>
+        <w:t>4</w:t>
+      </w:r>
+      <w:r>
+        <w:rPr>
+          <w:rFonts w:hint="eastAsia"/>
+        </w:rPr>
+        <w:t>、</w:t>
+      </w:r>
+      <w:r>
+        <w:rPr>
+          <w:rFonts w:hint="eastAsia"/>
+        </w:rPr>
+        <w:t>or</w:t>
+      </w:r>
+      <w:r>
+        <w:rPr>
+          <w:rFonts w:hint="eastAsia"/>
+        </w:rPr>
+        <w:t>下的</w:t>
+      </w:r>
+      <w:r>
+        <w:rPr>
+          <w:rFonts w:hint="eastAsia"/>
+        </w:rPr>
+        <w:t>单个</w:t>
+      </w:r>
+      <w:r>
+        <w:rPr>
+          <w:rFonts w:hint="eastAsia"/>
+        </w:rPr>
+        <w:t>条件可以走索引</w:t>
+      </w:r>
+    </w:p>
+    <w:p>
+      <w:pPr>
+        <w:ind w:left="0"/>
+      </w:pPr>
+      <w:r>
+        <w:rPr>
+          <w:rFonts w:hint="eastAsia"/>
+        </w:rPr>
+        <w:t>旧的规则</w:t>
+      </w:r>
+      <w:r>
+        <w:rPr>
+          <w:rFonts w:hint="eastAsia"/>
+        </w:rPr>
+        <w:t>,or</w:t>
+      </w:r>
+      <w:r>
+        <w:rPr>
+          <w:rFonts w:hint="eastAsia"/>
+        </w:rPr>
+        <w:t>带一个条件</w:t>
+      </w:r>
+      <w:r>
+        <w:rPr>
+          <w:rFonts w:hint="eastAsia"/>
+        </w:rPr>
+        <w:t>{a:1}</w:t>
+      </w:r>
+      <w:r>
+        <w:rPr>
+          <w:rFonts w:hint="eastAsia"/>
+        </w:rPr>
+        <w:t>，无法走索引</w:t>
+      </w:r>
+    </w:p>
+    <w:p>
+      <w:pPr>
+        <w:ind w:left="0"/>
+      </w:pPr>
+      <w:r>
+        <w:t>&gt; db.foo.bar.find({"$or":[{a:1}]}).explain()</w:t>
+      </w:r>
+    </w:p>
+    <w:p>
+      <w:pPr>
+        <w:ind w:left="0"/>
+      </w:pPr>
+      <w:r>
+        <w:t>{</w:t>
+      </w:r>
+    </w:p>
+    <w:p>
+      <w:pPr>
+        <w:ind w:left="0"/>
+      </w:pPr>
+      <w:r>
+        <w:t xml:space="preserve">    "IXBound": null,</w:t>
+      </w:r>
+    </w:p>
+    <w:p>
+      <w:pPr>
+        <w:ind w:left="0"/>
+      </w:pPr>
+      <w:r>
+        <w:t>}</w:t>
+      </w:r>
+    </w:p>
+    <w:p>
+      <w:pPr>
+        <w:ind w:left="0"/>
+      </w:pPr>
+      <w:r>
+        <w:t>&gt; db.foo.bar.find({"$and":[{a:1}]}).explain()</w:t>
+      </w:r>
+    </w:p>
+    <w:p>
+      <w:pPr>
+        <w:ind w:left="0"/>
+      </w:pPr>
+      <w:r>
+        <w:t>{</w:t>
+      </w:r>
+    </w:p>
+    <w:p>
+      <w:pPr>
+        <w:ind w:left="0"/>
+      </w:pPr>
+      <w:r>
+        <w:t xml:space="preserve">    "IXBound": {</w:t>
+      </w:r>
+    </w:p>
+    <w:p>
+      <w:pPr>
+        <w:ind w:left="0"/>
+      </w:pPr>
+      <w:r>
+        <w:t xml:space="preserve">    "a": [</w:t>
+      </w:r>
+    </w:p>
+    <w:p>
+      <w:pPr>
+        <w:ind w:left="0"/>
+      </w:pPr>
+      <w:r>
+        <w:t xml:space="preserve">      [</w:t>
+      </w:r>
+    </w:p>
+    <w:p>
+      <w:pPr>
+        <w:ind w:left="0"/>
+      </w:pPr>
+      <w:r>
+        <w:t xml:space="preserve">        1,</w:t>
+      </w:r>
+    </w:p>
+    <w:p>
+      <w:pPr>
+        <w:ind w:left="0"/>
+      </w:pPr>
+      <w:r>
+        <w:t xml:space="preserve">        1</w:t>
+      </w:r>
+    </w:p>
+    <w:p>
+      <w:pPr>
+        <w:ind w:left="0"/>
+      </w:pPr>
+      <w:r>
+        <w:t xml:space="preserve">      ]</w:t>
+      </w:r>
+    </w:p>
+    <w:p>
+      <w:pPr>
+        <w:ind w:left="0"/>
+      </w:pPr>
+      <w:r>
+        <w:t xml:space="preserve">    ]</w:t>
+      </w:r>
+    </w:p>
+    <w:p>
+      <w:pPr>
+        <w:ind w:left="0"/>
+      </w:pPr>
+      <w:r>
+        <w:lastRenderedPageBreak/>
+        <w:t xml:space="preserve">  },</w:t>
+      </w:r>
+    </w:p>
+    <w:p>
+      <w:pPr>
+        <w:ind w:left="0"/>
+      </w:pPr>
+      <w:r>
+        <w:t>}</w:t>
+      </w:r>
+    </w:p>
+    <w:p>
+      <w:pPr>
+        <w:ind w:left="0"/>
+      </w:pPr>
+      <w:r>
+        <w:rPr>
+          <w:rFonts w:hint="eastAsia"/>
+        </w:rPr>
+        <w:t>新的规则由于会把</w:t>
+      </w:r>
+      <w:r>
+        <w:rPr>
+          <w:rFonts w:hint="eastAsia"/>
+        </w:rPr>
+        <w:t>or</w:t>
+      </w:r>
+      <w:r>
+        <w:rPr>
+          <w:rFonts w:hint="eastAsia"/>
+        </w:rPr>
+        <w:t>优化掉，可以走索引</w:t>
+      </w:r>
+    </w:p>
+    <w:p>
+      <w:pPr>
+        <w:pStyle w:val="Heading3"/>
+      </w:pPr>
+      <w:r>
+        <w:rPr>
+          <w:rFonts w:hint="eastAsia"/>
+        </w:rPr>
+        <w:t>内存优化</w:t>
+      </w:r>
+    </w:p>
+    <w:p>
+      <w:pPr>
+        <w:ind w:left="0" w:firstLine="420"/>
+      </w:pPr>
+      <w:r>
+        <w:rPr>
+          <w:rFonts w:hint="eastAsia"/>
+        </w:rPr>
+        <w:t>方案</w:t>
+      </w:r>
+      <w:r>
+        <w:rPr>
+          <w:rFonts w:hint="eastAsia"/>
+        </w:rPr>
+        <w:t>1</w:t>
+      </w:r>
+      <w:r>
+        <w:rPr>
+          <w:rFonts w:hint="eastAsia"/>
+        </w:rPr>
+        <w:t>：</w:t>
+      </w:r>
+      <w:r>
+        <w:rPr>
+          <w:rFonts w:hint="eastAsia"/>
+        </w:rPr>
+        <w:t>mthMatchTree</w:t>
+      </w:r>
+      <w:r>
+        <w:rPr>
+          <w:rFonts w:hint="eastAsia"/>
+        </w:rPr>
+        <w:t>栈中保存节点的</w:t>
+      </w:r>
+      <w:r>
+        <w:rPr>
+          <w:rFonts w:hint="eastAsia"/>
+        </w:rPr>
+        <w:t>pool</w:t>
+      </w:r>
+      <w:r>
+        <w:rPr>
+          <w:rFonts w:hint="eastAsia"/>
+        </w:rPr>
+        <w:t>，要分配节点时，从</w:t>
+      </w:r>
+      <w:r>
+        <w:rPr>
+          <w:rFonts w:hint="eastAsia"/>
+        </w:rPr>
+        <w:t>pool</w:t>
+      </w:r>
+      <w:r>
+        <w:rPr>
+          <w:rFonts w:hint="eastAsia"/>
+        </w:rPr>
+        <w:t>中分配。但是由于节点类型很多（</w:t>
+      </w:r>
+      <w:r>
+        <w:rPr>
+          <w:rFonts w:hint="eastAsia"/>
+        </w:rPr>
+        <w:t>18</w:t>
+      </w:r>
+      <w:r>
+        <w:rPr>
+          <w:rFonts w:hint="eastAsia"/>
+        </w:rPr>
+        <w:t>种），每种节点需要的节点数不一定，会造成很大的空间浪费。否决</w:t>
+      </w:r>
+    </w:p>
+    <w:p>
+      <w:pPr>
+        <w:ind w:left="0" w:firstLine="420"/>
+      </w:pPr>
+    </w:p>
+    <w:p>
+      <w:pPr>
+        <w:ind w:left="0" w:firstLine="420"/>
+      </w:pPr>
+      <w:r>
+        <w:rPr>
+          <w:rFonts w:hint="eastAsia"/>
+        </w:rPr>
+        <w:t>方案</w:t>
+      </w:r>
+      <w:r>
+        <w:rPr>
+          <w:rFonts w:hint="eastAsia"/>
+        </w:rPr>
+        <w:t>2</w:t>
+      </w:r>
+      <w:r>
+        <w:rPr>
+          <w:rFonts w:hint="eastAsia"/>
+        </w:rPr>
+        <w:t>：</w:t>
+      </w:r>
+      <w:r>
+        <w:rPr>
+          <w:rFonts w:hint="eastAsia"/>
+        </w:rPr>
+        <w:t>mthMatchTree</w:t>
+      </w:r>
+      <w:r>
+        <w:rPr>
+          <w:rFonts w:hint="eastAsia"/>
+        </w:rPr>
+        <w:t>栈中分配一定字节的空间做为</w:t>
+      </w:r>
+      <w:r>
+        <w:rPr>
+          <w:rFonts w:hint="eastAsia"/>
+        </w:rPr>
+        <w:t>pool</w:t>
+      </w:r>
+      <w:r>
+        <w:rPr>
+          <w:rFonts w:hint="eastAsia"/>
+        </w:rPr>
+        <w:t>，重载节点</w:t>
+      </w:r>
+      <w:r>
+        <w:rPr>
+          <w:rFonts w:hint="eastAsia"/>
+        </w:rPr>
+        <w:t>new/delete</w:t>
+      </w:r>
+      <w:r>
+        <w:rPr>
+          <w:rFonts w:hint="eastAsia"/>
+        </w:rPr>
+        <w:t>方法，分配时根据</w:t>
+      </w:r>
+      <w:r>
+        <w:rPr>
+          <w:rFonts w:hint="eastAsia"/>
+        </w:rPr>
+        <w:t>size</w:t>
+      </w:r>
+      <w:r>
+        <w:rPr>
+          <w:rFonts w:hint="eastAsia"/>
+        </w:rPr>
+        <w:t>大小从</w:t>
+      </w:r>
+      <w:r>
+        <w:rPr>
+          <w:rFonts w:hint="eastAsia"/>
+        </w:rPr>
+        <w:t>pool</w:t>
+      </w:r>
+      <w:r>
+        <w:rPr>
+          <w:rFonts w:hint="eastAsia"/>
+        </w:rPr>
+        <w:t>中分配空间，</w:t>
+      </w:r>
+      <w:r>
+        <w:rPr>
+          <w:rFonts w:hint="eastAsia"/>
+        </w:rPr>
+        <w:t>delete</w:t>
+      </w:r>
+      <w:r>
+        <w:rPr>
+          <w:rFonts w:hint="eastAsia"/>
+        </w:rPr>
+        <w:t>时释放。方案有问题，</w:t>
+      </w:r>
+      <w:r>
+        <w:rPr>
+          <w:rFonts w:hint="eastAsia"/>
+        </w:rPr>
+        <w:t>new</w:t>
+      </w:r>
+      <w:r>
+        <w:rPr>
+          <w:rFonts w:hint="eastAsia"/>
+        </w:rPr>
+        <w:t>可以支持函数，能够获取</w:t>
+      </w:r>
+      <w:r>
+        <w:rPr>
+          <w:rFonts w:hint="eastAsia"/>
+        </w:rPr>
+        <w:t>pool</w:t>
+      </w:r>
+      <w:r>
+        <w:rPr>
+          <w:rFonts w:hint="eastAsia"/>
+        </w:rPr>
+        <w:t>地址，但是</w:t>
+      </w:r>
+      <w:r>
+        <w:rPr>
+          <w:rFonts w:hint="eastAsia"/>
+        </w:rPr>
+        <w:t>delete</w:t>
+      </w:r>
+      <w:r>
+        <w:rPr>
+          <w:rFonts w:hint="eastAsia"/>
+        </w:rPr>
+        <w:t>不能传自定义参数，无法获取</w:t>
+      </w:r>
+      <w:r>
+        <w:rPr>
+          <w:rFonts w:hint="eastAsia"/>
+        </w:rPr>
+        <w:t>pool</w:t>
+      </w:r>
+      <w:r>
+        <w:rPr>
+          <w:rFonts w:hint="eastAsia"/>
+        </w:rPr>
+        <w:t>地址</w:t>
+      </w:r>
+      <w:r>
+        <w:rPr>
+          <w:rFonts w:hint="eastAsia"/>
+        </w:rPr>
+        <w:t>。否决</w:t>
+      </w:r>
+    </w:p>
+    <w:p>
+      <w:pPr>
+        <w:ind w:left="0" w:firstLine="420"/>
+      </w:pPr>
+    </w:p>
+    <w:p>
+      <w:pPr>
+        <w:ind w:left="0" w:firstLine="420"/>
+        <w:rPr>
+          <w:rFonts w:hint="eastAsia"/>
+        </w:rPr>
+      </w:pPr>
+      <w:r>
+        <w:rPr>
+          <w:rFonts w:hint="eastAsia"/>
+        </w:rPr>
+        <w:t>方案</w:t>
+      </w:r>
+      <w:r>
+        <w:rPr>
+          <w:rFonts w:hint="eastAsia"/>
+        </w:rPr>
+        <w:t>3</w:t>
+      </w:r>
+      <w:r>
+        <w:rPr>
+          <w:rFonts w:hint="eastAsia"/>
+        </w:rPr>
+        <w:t>：方案</w:t>
+      </w:r>
+      <w:r>
+        <w:rPr>
+          <w:rFonts w:hint="eastAsia"/>
+        </w:rPr>
+        <w:t>2</w:t>
+      </w:r>
+      <w:r>
+        <w:rPr>
+          <w:rFonts w:hint="eastAsia"/>
+        </w:rPr>
+        <w:t>中采用重载</w:t>
+      </w:r>
+      <w:r>
+        <w:rPr>
+          <w:rFonts w:hint="eastAsia"/>
+        </w:rPr>
+        <w:t>new</w:t>
+      </w:r>
+      <w:r>
+        <w:rPr>
+          <w:rFonts w:hint="eastAsia"/>
+        </w:rPr>
+        <w:t>方法</w:t>
+      </w:r>
+      <w:r>
+        <w:rPr>
+          <w:rFonts w:hint="eastAsia"/>
+        </w:rPr>
+        <w:t>，</w:t>
+      </w:r>
+      <w:r>
+        <w:rPr>
+          <w:rFonts w:hint="eastAsia"/>
+        </w:rPr>
+        <w:t xml:space="preserve"> </w:t>
+      </w:r>
+      <w:r>
+        <w:rPr>
+          <w:rFonts w:hint="eastAsia"/>
+        </w:rPr>
+        <w:t>对象使用</w:t>
+      </w:r>
+      <w:r>
+        <w:rPr>
+          <w:rFonts w:hint="eastAsia"/>
+        </w:rPr>
+        <w:t>成员方法</w:t>
+      </w:r>
+      <w:r>
+        <w:rPr>
+          <w:rFonts w:hint="eastAsia"/>
+        </w:rPr>
+        <w:t>release</w:t>
+      </w:r>
+      <w:r>
+        <w:rPr>
+          <w:rFonts w:hint="eastAsia"/>
+        </w:rPr>
+        <w:t>去释放。</w:t>
+      </w:r>
+    </w:p>
+    <w:p>
+      <w:pPr>
+        <w:ind w:left="0" w:firstLine="420"/>
+        <w:rPr>
+          <w:rFonts w:hint="eastAsia"/>
+        </w:rPr>
+      </w:pPr>
+    </w:p>
+    <w:p>
+      <w:pPr>
+        <w:ind w:left="0" w:firstLine="420"/>
+      </w:pPr>
+      <w:r>
+        <w:rPr>
+          <w:rFonts w:hint="eastAsia"/>
+        </w:rPr>
+        <w:t>最终采用方案</w:t>
+      </w:r>
+      <w:r>
+        <w:rPr>
+          <w:rFonts w:hint="eastAsia"/>
+        </w:rPr>
+        <w:t>3</w:t>
+      </w:r>
+    </w:p>
+    <w:p>
+      <w:pPr>
+        <w:ind w:left="0"/>
+      </w:pPr>
+    </w:p>
     <w:p>
       <w:pPr>
         <w:pStyle w:val="Heading2"/>
@@ -6397,6 +10033,7 @@
         <w:rPr>
           <w:noProof/>
         </w:rPr>
+        <w:lastRenderedPageBreak/>
         <w:drawing>
           <wp:inline distT="0" distB="0" distL="0" distR="0">
             <wp:extent cx="5273741" cy="3070746"/>
@@ -6459,7 +10096,6 @@
           <w:rFonts w:hint="eastAsia"/>
           <w:noProof/>
         </w:rPr>
-        <w:lastRenderedPageBreak/>
         <w:drawing>
           <wp:inline distT="0" distB="0" distL="0" distR="0">
             <wp:extent cx="5124450" cy="1323975"/>
@@ -6518,21 +10154,21 @@
         </w:rPr>
         <w:t>主</w:t>
       </w:r>
-      <w:commentRangeStart w:id="2"/>
+      <w:commentRangeStart w:id="3"/>
       <w:r>
         <w:rPr>
           <w:rFonts w:hint="eastAsia"/>
         </w:rPr>
         <w:t>要操作流程</w:t>
       </w:r>
-      <w:commentRangeEnd w:id="2"/>
+      <w:commentRangeEnd w:id="3"/>
       <w:r>
         <w:rPr>
           <w:rStyle w:val="CommentReference"/>
           <w:b w:val="0"/>
           <w:bCs w:val="0"/>
         </w:rPr>
-        <w:commentReference w:id="2"/>
+        <w:commentReference w:id="3"/>
       </w:r>
     </w:p>
     <w:p>
@@ -7232,7 +10868,7 @@
 
 <file path=word/comments.xml><?xml version="1.0" encoding="utf-8"?>
 <w:comments xmlns:ve="http://schemas.openxmlformats.org/markup-compatibility/2006" xmlns:o="urn:schemas-microsoft-com:office:office" xmlns:r="http://schemas.openxmlformats.org/officeDocument/2006/relationships" xmlns:m="http://schemas.openxmlformats.org/officeDocument/2006/math" xmlns:v="urn:schemas-microsoft-com:vml" xmlns:wp="http://schemas.openxmlformats.org/drawingml/2006/wordprocessingDrawing" xmlns:w10="urn:schemas-microsoft-com:office:word" xmlns:w="http://schemas.openxmlformats.org/wordprocessingml/2006/main" xmlns:wne="http://schemas.microsoft.com/office/word/2006/wordml">
-  <w:comment w:id="1" w:author="linyoubin" w:date="2016-07-11T16:26:00Z" w:initials="l">
+  <w:comment w:id="1" w:author="linyoubin" w:date="2016-10-09T10:39:00Z" w:initials="l">
     <w:p>
       <w:pPr>
         <w:pStyle w:val="CommentText"/>
@@ -7247,17 +10883,36 @@
         <w:rPr>
           <w:rFonts w:hint="eastAsia"/>
         </w:rPr>
-        <w:t>predicateKey</w:t>
-      </w:r>
-      <w:r>
-        <w:rPr>
-          <w:rFonts w:hint="eastAsia"/>
-        </w:rPr>
-        <w:t>暂时先不走</w:t>
+        <w:t>暂时没做，留做后续优化</w:t>
       </w:r>
     </w:p>
   </w:comment>
-  <w:comment w:id="2" w:author="linyoubin" w:date="2016-07-11T16:42:00Z" w:initials="l">
+  <w:comment w:id="2" w:author="linyoubin" w:date="2016-07-11T16:26:00Z" w:initials="l">
+    <w:p>
+      <w:pPr>
+        <w:pStyle w:val="CommentText"/>
+      </w:pPr>
+      <w:r>
+        <w:rPr>
+          <w:rStyle w:val="CommentReference"/>
+        </w:rPr>
+        <w:annotationRef/>
+      </w:r>
+      <w:r>
+        <w:rPr>
+          <w:rFonts w:hint="eastAsia"/>
+        </w:rPr>
+        <w:t>predicateKey</w:t>
+      </w:r>
+      <w:r>
+        <w:rPr>
+          <w:rFonts w:hint="eastAsia"/>
+        </w:rPr>
+        <w:t>暂时先不走</w:t>
+      </w:r>
+    </w:p>
+  </w:comment>
+  <w:comment w:id="3" w:author="linyoubin" w:date="2016-07-11T16:42:00Z" w:initials="l">
     <w:p>
       <w:pPr>
         <w:pStyle w:val="CommentText"/>
@@ -8264,6 +11919,9 @@
   </w:num>
   <w:num w:numId="13">
     <w:abstractNumId w:val="6"/>
+  </w:num>
+  <w:num w:numId="14">
+    <w:abstractNumId w:val="8"/>
   </w:num>
 </w:numbering>
 </file>
@@ -9179,7 +12837,7 @@
 </file>
 
 <file path=customXml/itemProps1.xml><?xml version="1.0" encoding="utf-8"?>
-<ds:datastoreItem xmlns:ds="http://schemas.openxmlformats.org/officeDocument/2006/customXml" ds:itemID="{F7446A03-66C2-4693-BB9F-6FE1C8F61299}">
+<ds:datastoreItem xmlns:ds="http://schemas.openxmlformats.org/officeDocument/2006/customXml" ds:itemID="{13F6F79C-D156-4F4B-8BA0-A5B3B342410D}">
   <ds:schemaRefs>
     <ds:schemaRef ds:uri="http://schemas.openxmlformats.org/officeDocument/2006/bibliography"/>
   </ds:schemaRefs>

--- a/internal_doc/03.开发设计/mthMatcher/Story-mthMatcher流水线执行能力-1.docx
+++ b/internal_doc/03.开发设计/mthMatcher/Story-mthMatcher流水线执行能力-1.docx
@@ -5752,9 +5752,6 @@
           <w:p>
             <w:pPr>
               <w:ind w:left="0"/>
-              <w:rPr>
-                <w:rFonts w:hint="eastAsia"/>
-              </w:rPr>
             </w:pPr>
             <w:r>
               <w:rPr>
@@ -5772,9 +5769,6 @@
           <w:p>
             <w:pPr>
               <w:ind w:left="0"/>
-              <w:rPr>
-                <w:rFonts w:hint="eastAsia"/>
-              </w:rPr>
             </w:pPr>
           </w:p>
           <w:p>
@@ -6067,9 +6061,6 @@
           <w:p>
             <w:pPr>
               <w:ind w:left="0"/>
-              <w:rPr>
-                <w:rFonts w:hint="eastAsia"/>
-              </w:rPr>
             </w:pPr>
             <w:r>
               <w:t>$</w:t>
@@ -6114,17 +6105,11 @@
           <w:p>
             <w:pPr>
               <w:ind w:left="0"/>
-              <w:rPr>
-                <w:rFonts w:hint="eastAsia"/>
-              </w:rPr>
             </w:pPr>
           </w:p>
           <w:p>
             <w:pPr>
               <w:ind w:left="0"/>
-              <w:rPr>
-                <w:rFonts w:hint="eastAsia"/>
-              </w:rPr>
             </w:pPr>
             <w:r>
               <w:rPr>
@@ -9771,9 +9756,6 @@
     <w:p>
       <w:pPr>
         <w:ind w:left="0" w:firstLine="420"/>
-        <w:rPr>
-          <w:rFonts w:hint="eastAsia"/>
-        </w:rPr>
       </w:pPr>
       <w:r>
         <w:rPr>
@@ -9857,9 +9839,6 @@
     <w:p>
       <w:pPr>
         <w:ind w:left="0" w:firstLine="420"/>
-        <w:rPr>
-          <w:rFonts w:hint="eastAsia"/>
-        </w:rPr>
       </w:pPr>
     </w:p>
     <w:p>
@@ -10082,25 +10061,122 @@
       </w:r>
     </w:p>
     <w:p/>
+    <w:p/>
     <w:p>
-      <w:r>
-        <w:rPr>
-          <w:rFonts w:hint="eastAsia"/>
-        </w:rPr>
-        <w:t>字段名快速查找树</w:t>
+      <w:pPr>
+        <w:pStyle w:val="Heading3"/>
+      </w:pPr>
+      <w:r>
+        <w:rPr>
+          <w:rFonts w:hint="eastAsia"/>
+        </w:rPr>
+        <w:t>主要操作流程</w:t>
       </w:r>
     </w:p>
     <w:p>
+      <w:pPr>
+        <w:rPr>
+          <w:rFonts w:hint="eastAsia"/>
+          <w:color w:val="00B0F0"/>
+        </w:rPr>
+      </w:pPr>
+      <w:r>
+        <w:rPr>
+          <w:rFonts w:hint="eastAsia"/>
+          <w:color w:val="00B0F0"/>
+        </w:rPr>
+        <w:t>说明</w:t>
+      </w:r>
+      <w:r>
+        <w:rPr>
+          <w:rFonts w:hint="eastAsia"/>
+          <w:color w:val="00B0F0"/>
+        </w:rPr>
+        <w:t>:</w:t>
+      </w:r>
+      <w:r>
+        <w:rPr>
+          <w:rFonts w:hint="eastAsia"/>
+          <w:color w:val="00B0F0"/>
+        </w:rPr>
+        <w:t xml:space="preserve">  </w:t>
+      </w:r>
+      <w:r>
+        <w:rPr>
+          <w:rFonts w:hint="eastAsia"/>
+          <w:color w:val="00B0F0"/>
+        </w:rPr>
+        <w:t>使用时序图或者活动图</w:t>
+      </w:r>
+      <w:r>
+        <w:rPr>
+          <w:rFonts w:hint="eastAsia"/>
+          <w:color w:val="00B0F0"/>
+        </w:rPr>
+        <w:t>,</w:t>
+      </w:r>
+      <w:r>
+        <w:rPr>
+          <w:rFonts w:hint="eastAsia"/>
+          <w:color w:val="00B0F0"/>
+        </w:rPr>
+        <w:t>描述一下主要流程的处理过程</w:t>
+      </w:r>
+    </w:p>
+    <w:p>
+      <w:pPr>
+        <w:rPr>
+          <w:rFonts w:hint="eastAsia"/>
+        </w:rPr>
+      </w:pPr>
+      <w:r>
+        <w:rPr>
+          <w:rFonts w:hint="eastAsia"/>
+        </w:rPr>
+        <w:t>1</w:t>
+      </w:r>
+      <w:r>
+        <w:rPr>
+          <w:rFonts w:hint="eastAsia"/>
+        </w:rPr>
+        <w:t>、</w:t>
+      </w:r>
+      <w:r>
+        <w:rPr>
+          <w:rFonts w:hint="eastAsia"/>
+        </w:rPr>
+        <w:t>解析</w:t>
+      </w:r>
+      <w:r>
+        <w:rPr>
+          <w:rFonts w:hint="eastAsia"/>
+        </w:rPr>
+        <w:t>match</w:t>
+      </w:r>
+      <w:r>
+        <w:rPr>
+          <w:rFonts w:hint="eastAsia"/>
+        </w:rPr>
+        <w:t>条件主流程</w:t>
+      </w:r>
+    </w:p>
+    <w:p>
+      <w:pPr>
+        <w:rPr>
+          <w:rFonts w:hint="eastAsia"/>
+        </w:rPr>
+      </w:pPr>
       <w:r>
         <w:rPr>
           <w:rFonts w:hint="eastAsia"/>
           <w:noProof/>
         </w:rPr>
+        <w:lastRenderedPageBreak/>
         <w:drawing>
           <wp:inline distT="0" distB="0" distL="0" distR="0">
-            <wp:extent cx="5124450" cy="1323975"/>
+            <wp:extent cx="5201285" cy="4393565"/>
             <wp:effectExtent l="19050" t="0" r="0" b="0"/>
-            <wp:docPr id="6" name="Picture 2"/>
+            <wp:docPr id="8" name="Picture 3"/>
             <wp:cNvGraphicFramePr>
               <a:graphicFrameLocks xmlns:a="http://schemas.openxmlformats.org/drawingml/2006/main" noChangeAspect="1"/>
             </wp:cNvGraphicFramePr>
@@ -10108,7 +10184,7 @@
               <a:graphicData uri="http://schemas.openxmlformats.org/drawingml/2006/picture">
                 <pic:pic xmlns:pic="http://schemas.openxmlformats.org/drawingml/2006/picture">
                   <pic:nvPicPr>
-                    <pic:cNvPr id="0" name="Picture 2"/>
+                    <pic:cNvPr id="0" name="Picture 3"/>
                     <pic:cNvPicPr>
                       <a:picLocks noChangeAspect="1" noChangeArrowheads="1"/>
                     </pic:cNvPicPr>
@@ -10123,7 +10199,7 @@
                   <pic:spPr bwMode="auto">
                     <a:xfrm>
                       <a:off x="0" y="0"/>
-                      <a:ext cx="5124450" cy="1323975"/>
+                      <a:ext cx="5201285" cy="4393565"/>
                     </a:xfrm>
                     <a:prstGeom prst="rect">
                       <a:avLst/>
@@ -10143,78 +10219,322 @@
         </w:drawing>
       </w:r>
     </w:p>
-    <w:p/>
     <w:p>
       <w:pPr>
-        <w:pStyle w:val="Heading3"/>
-      </w:pPr>
-      <w:r>
-        <w:rPr>
-          <w:rFonts w:hint="eastAsia"/>
-        </w:rPr>
-        <w:t>主</w:t>
-      </w:r>
-      <w:commentRangeStart w:id="3"/>
-      <w:r>
-        <w:rPr>
-          <w:rFonts w:hint="eastAsia"/>
-        </w:rPr>
-        <w:t>要操作流程</w:t>
-      </w:r>
-      <w:commentRangeEnd w:id="3"/>
-      <w:r>
-        <w:rPr>
-          <w:rStyle w:val="CommentReference"/>
-          <w:b w:val="0"/>
-          <w:bCs w:val="0"/>
-        </w:rPr>
-        <w:commentReference w:id="3"/>
+        <w:rPr>
+          <w:rFonts w:hint="eastAsia"/>
+        </w:rPr>
+      </w:pPr>
+      <w:r>
+        <w:rPr>
+          <w:rFonts w:hint="eastAsia"/>
+        </w:rPr>
+        <w:t>2</w:t>
+      </w:r>
+      <w:r>
+        <w:rPr>
+          <w:rFonts w:hint="eastAsia"/>
+        </w:rPr>
+        <w:t>、</w:t>
+      </w:r>
+      <w:r>
+        <w:rPr>
+          <w:rFonts w:hint="eastAsia"/>
+        </w:rPr>
+        <w:t>parse element</w:t>
+      </w:r>
+      <w:r>
+        <w:rPr>
+          <w:rFonts w:hint="eastAsia"/>
+        </w:rPr>
+        <w:t>流程</w:t>
       </w:r>
     </w:p>
     <w:p>
-      <w:r>
-        <w:rPr>
-          <w:rFonts w:hint="eastAsia"/>
-          <w:color w:val="00B0F0"/>
-        </w:rPr>
-        <w:t>说明</w:t>
-      </w:r>
-      <w:r>
-        <w:rPr>
-          <w:rFonts w:hint="eastAsia"/>
-          <w:color w:val="00B0F0"/>
-        </w:rPr>
-        <w:t>:</w:t>
-      </w:r>
-      <w:r>
-        <w:rPr>
-          <w:rFonts w:hint="eastAsia"/>
-          <w:color w:val="00B0F0"/>
-        </w:rPr>
-        <w:t xml:space="preserve">  </w:t>
-      </w:r>
-      <w:r>
-        <w:rPr>
-          <w:rFonts w:hint="eastAsia"/>
-          <w:color w:val="00B0F0"/>
-        </w:rPr>
-        <w:t>使用时序图或者活动图</w:t>
-      </w:r>
-      <w:r>
-        <w:rPr>
-          <w:rFonts w:hint="eastAsia"/>
-          <w:color w:val="00B0F0"/>
-        </w:rPr>
-        <w:t>,</w:t>
-      </w:r>
-      <w:r>
-        <w:rPr>
-          <w:rFonts w:hint="eastAsia"/>
-          <w:color w:val="00B0F0"/>
-        </w:rPr>
-        <w:t>描述一下主要流程的处理过程</w:t>
+      <w:pPr>
+        <w:rPr>
+          <w:rFonts w:hint="eastAsia"/>
+        </w:rPr>
+      </w:pPr>
+      <w:r>
+        <w:rPr>
+          <w:noProof/>
+        </w:rPr>
+        <w:lastRenderedPageBreak/>
+        <w:drawing>
+          <wp:inline distT="0" distB="0" distL="0" distR="0">
+            <wp:extent cx="3390265" cy="5088890"/>
+            <wp:effectExtent l="19050" t="0" r="635" b="0"/>
+            <wp:docPr id="9" name="Picture 4"/>
+            <wp:cNvGraphicFramePr>
+              <a:graphicFrameLocks xmlns:a="http://schemas.openxmlformats.org/drawingml/2006/main" noChangeAspect="1"/>
+            </wp:cNvGraphicFramePr>
+            <a:graphic xmlns:a="http://schemas.openxmlformats.org/drawingml/2006/main">
+              <a:graphicData uri="http://schemas.openxmlformats.org/drawingml/2006/picture">
+                <pic:pic xmlns:pic="http://schemas.openxmlformats.org/drawingml/2006/picture">
+                  <pic:nvPicPr>
+                    <pic:cNvPr id="0" name="Picture 4"/>
+                    <pic:cNvPicPr>
+                      <a:picLocks noChangeAspect="1" noChangeArrowheads="1"/>
+                    </pic:cNvPicPr>
+                  </pic:nvPicPr>
+                  <pic:blipFill>
+                    <a:blip r:embed="rId11"/>
+                    <a:srcRect/>
+                    <a:stretch>
+                      <a:fillRect/>
+                    </a:stretch>
+                  </pic:blipFill>
+                  <pic:spPr bwMode="auto">
+                    <a:xfrm>
+                      <a:off x="0" y="0"/>
+                      <a:ext cx="3390265" cy="5088890"/>
+                    </a:xfrm>
+                    <a:prstGeom prst="rect">
+                      <a:avLst/>
+                    </a:prstGeom>
+                    <a:noFill/>
+                    <a:ln w="9525">
+                      <a:noFill/>
+                      <a:miter lim="800000"/>
+                      <a:headEnd/>
+                      <a:tailEnd/>
+                    </a:ln>
+                  </pic:spPr>
+                </pic:pic>
+              </a:graphicData>
+            </a:graphic>
+          </wp:inline>
+        </w:drawing>
       </w:r>
     </w:p>
+    <w:p>
+      <w:pPr>
+        <w:rPr>
+          <w:rFonts w:hint="eastAsia"/>
+        </w:rPr>
+      </w:pPr>
+    </w:p>
+    <w:p>
+      <w:pPr>
+        <w:rPr>
+          <w:rFonts w:hint="eastAsia"/>
+        </w:rPr>
+      </w:pPr>
+      <w:r>
+        <w:rPr>
+          <w:rFonts w:hint="eastAsia"/>
+        </w:rPr>
+        <w:t>3</w:t>
+      </w:r>
+      <w:r>
+        <w:rPr>
+          <w:rFonts w:hint="eastAsia"/>
+        </w:rPr>
+        <w:t>、</w:t>
+      </w:r>
+      <w:r>
+        <w:rPr>
+          <w:rFonts w:hint="eastAsia"/>
+        </w:rPr>
+        <w:t>parse array</w:t>
+      </w:r>
+      <w:r>
+        <w:rPr>
+          <w:rFonts w:hint="eastAsia"/>
+        </w:rPr>
+        <w:t>流程</w:t>
+      </w:r>
+      <w:r>
+        <w:rPr>
+          <w:rFonts w:hint="eastAsia"/>
+        </w:rPr>
+        <w:t>，其中</w:t>
+      </w:r>
+      <w:r>
+        <w:rPr>
+          <w:rFonts w:hint="eastAsia"/>
+        </w:rPr>
+        <w:t>parse and create node</w:t>
+      </w:r>
+      <w:r>
+        <w:rPr>
+          <w:rFonts w:hint="eastAsia"/>
+        </w:rPr>
+        <w:t>流程为</w:t>
+      </w:r>
+      <w:r>
+        <w:rPr>
+          <w:rFonts w:hint="eastAsia"/>
+        </w:rPr>
+        <w:t>流程</w:t>
+      </w:r>
+      <w:r>
+        <w:rPr>
+          <w:rFonts w:hint="eastAsia"/>
+        </w:rPr>
+        <w:t>2</w:t>
+      </w:r>
+    </w:p>
+    <w:p>
+      <w:pPr>
+        <w:rPr>
+          <w:rFonts w:hint="eastAsia"/>
+        </w:rPr>
+      </w:pPr>
+      <w:r>
+        <w:rPr>
+          <w:noProof/>
+        </w:rPr>
+        <w:lastRenderedPageBreak/>
+        <w:drawing>
+          <wp:inline distT="0" distB="0" distL="0" distR="0">
+            <wp:extent cx="4746625" cy="7068820"/>
+            <wp:effectExtent l="19050" t="0" r="0" b="0"/>
+            <wp:docPr id="10" name="Picture 5"/>
+            <wp:cNvGraphicFramePr>
+              <a:graphicFrameLocks xmlns:a="http://schemas.openxmlformats.org/drawingml/2006/main" noChangeAspect="1"/>
+            </wp:cNvGraphicFramePr>
+            <a:graphic xmlns:a="http://schemas.openxmlformats.org/drawingml/2006/main">
+              <a:graphicData uri="http://schemas.openxmlformats.org/drawingml/2006/picture">
+                <pic:pic xmlns:pic="http://schemas.openxmlformats.org/drawingml/2006/picture">
+                  <pic:nvPicPr>
+                    <pic:cNvPr id="0" name="Picture 5"/>
+                    <pic:cNvPicPr>
+                      <a:picLocks noChangeAspect="1" noChangeArrowheads="1"/>
+                    </pic:cNvPicPr>
+                  </pic:nvPicPr>
+                  <pic:blipFill>
+                    <a:blip r:embed="rId12"/>
+                    <a:srcRect/>
+                    <a:stretch>
+                      <a:fillRect/>
+                    </a:stretch>
+                  </pic:blipFill>
+                  <pic:spPr bwMode="auto">
+                    <a:xfrm>
+                      <a:off x="0" y="0"/>
+                      <a:ext cx="4746625" cy="7068820"/>
+                    </a:xfrm>
+                    <a:prstGeom prst="rect">
+                      <a:avLst/>
+                    </a:prstGeom>
+                    <a:noFill/>
+                    <a:ln w="9525">
+                      <a:noFill/>
+                      <a:miter lim="800000"/>
+                      <a:headEnd/>
+                      <a:tailEnd/>
+                    </a:ln>
+                  </pic:spPr>
+                </pic:pic>
+              </a:graphicData>
+            </a:graphic>
+          </wp:inline>
+        </w:drawing>
+      </w:r>
+    </w:p>
+    <w:p>
+      <w:pPr>
+        <w:rPr>
+          <w:rFonts w:hint="eastAsia"/>
+        </w:rPr>
+      </w:pPr>
+    </w:p>
+    <w:p>
+      <w:pPr>
+        <w:rPr>
+          <w:rFonts w:hint="eastAsia"/>
+        </w:rPr>
+      </w:pPr>
+      <w:r>
+        <w:rPr>
+          <w:rFonts w:hint="eastAsia"/>
+        </w:rPr>
+        <w:t>4</w:t>
+      </w:r>
+      <w:r>
+        <w:rPr>
+          <w:rFonts w:hint="eastAsia"/>
+        </w:rPr>
+        <w:t>、</w:t>
+      </w:r>
+      <w:r>
+        <w:rPr>
+          <w:rFonts w:hint="eastAsia"/>
+        </w:rPr>
+        <w:t xml:space="preserve">parse </w:t>
+      </w:r>
+      <w:r>
+        <w:t>object</w:t>
+      </w:r>
+      <w:r>
+        <w:rPr>
+          <w:rFonts w:hint="eastAsia"/>
+        </w:rPr>
+        <w:t>流程</w:t>
+      </w:r>
+    </w:p>
+    <w:p>
+      <w:pPr>
+        <w:rPr>
+          <w:rFonts w:hint="eastAsia"/>
+        </w:rPr>
+      </w:pPr>
+      <w:r>
+        <w:rPr>
+          <w:rFonts w:hint="eastAsia"/>
+          <w:noProof/>
+        </w:rPr>
+        <w:lastRenderedPageBreak/>
+        <w:drawing>
+          <wp:inline distT="0" distB="0" distL="0" distR="0">
+            <wp:extent cx="5274310" cy="6329983"/>
+            <wp:effectExtent l="19050" t="0" r="2540" b="0"/>
+            <wp:docPr id="11" name="Picture 6"/>
+            <wp:cNvGraphicFramePr>
+              <a:graphicFrameLocks xmlns:a="http://schemas.openxmlformats.org/drawingml/2006/main" noChangeAspect="1"/>
+            </wp:cNvGraphicFramePr>
+            <a:graphic xmlns:a="http://schemas.openxmlformats.org/drawingml/2006/main">
+              <a:graphicData uri="http://schemas.openxmlformats.org/drawingml/2006/picture">
+                <pic:pic xmlns:pic="http://schemas.openxmlformats.org/drawingml/2006/picture">
+                  <pic:nvPicPr>
+                    <pic:cNvPr id="0" name="Picture 6"/>
+                    <pic:cNvPicPr>
+                      <a:picLocks noChangeAspect="1" noChangeArrowheads="1"/>
+                    </pic:cNvPicPr>
+                  </pic:nvPicPr>
+                  <pic:blipFill>
+                    <a:blip r:embed="rId13"/>
+                    <a:srcRect/>
+                    <a:stretch>
+                      <a:fillRect/>
+                    </a:stretch>
+                  </pic:blipFill>
+                  <pic:spPr bwMode="auto">
+                    <a:xfrm>
+                      <a:off x="0" y="0"/>
+                      <a:ext cx="5274310" cy="6329983"/>
+                    </a:xfrm>
+                    <a:prstGeom prst="rect">
+                      <a:avLst/>
+                    </a:prstGeom>
+                    <a:noFill/>
+                    <a:ln w="9525">
+                      <a:noFill/>
+                      <a:miter lim="800000"/>
+                      <a:headEnd/>
+                      <a:tailEnd/>
+                    </a:ln>
+                  </pic:spPr>
+                </pic:pic>
+              </a:graphicData>
+            </a:graphic>
+          </wp:inline>
+        </w:drawing>
+      </w:r>
+    </w:p>
+    <w:p/>
     <w:p>
       <w:pPr>
         <w:pStyle w:val="Heading2"/>
@@ -10356,6 +10676,7 @@
         <w:rPr>
           <w:rFonts w:hint="eastAsia"/>
         </w:rPr>
+        <w:lastRenderedPageBreak/>
         <w:t>验收</w:t>
       </w:r>
       <w:r>
@@ -10909,25 +11230,6 @@
           <w:rFonts w:hint="eastAsia"/>
         </w:rPr>
         <w:t>暂时先不走</w:t>
-      </w:r>
-    </w:p>
-  </w:comment>
-  <w:comment w:id="3" w:author="linyoubin" w:date="2016-07-11T16:42:00Z" w:initials="l">
-    <w:p>
-      <w:pPr>
-        <w:pStyle w:val="CommentText"/>
-      </w:pPr>
-      <w:r>
-        <w:rPr>
-          <w:rStyle w:val="CommentReference"/>
-        </w:rPr>
-        <w:annotationRef/>
-      </w:r>
-      <w:r>
-        <w:rPr>
-          <w:rFonts w:hint="eastAsia"/>
-        </w:rPr>
-        <w:t>内存使用分析</w:t>
       </w:r>
     </w:p>
   </w:comment>

--- a/internal_doc/03.开发设计/mthMatcher/Story-mthMatcher流水线执行能力-1.docx
+++ b/internal_doc/03.开发设计/mthMatcher/Story-mthMatcher流水线执行能力-1.docx
@@ -10076,7 +10076,6 @@
     <w:p>
       <w:pPr>
         <w:rPr>
-          <w:rFonts w:hint="eastAsia"/>
           <w:color w:val="00B0F0"/>
         </w:rPr>
       </w:pPr>
@@ -10124,11 +10123,6 @@
       </w:r>
     </w:p>
     <w:p>
-      <w:pPr>
-        <w:rPr>
-          <w:rFonts w:hint="eastAsia"/>
-        </w:rPr>
-      </w:pPr>
       <w:r>
         <w:rPr>
           <w:rFonts w:hint="eastAsia"/>
@@ -10161,11 +10155,6 @@
       </w:r>
     </w:p>
     <w:p>
-      <w:pPr>
-        <w:rPr>
-          <w:rFonts w:hint="eastAsia"/>
-        </w:rPr>
-      </w:pPr>
       <w:r>
         <w:rPr>
           <w:rFonts w:hint="eastAsia"/>
@@ -10220,11 +10209,6 @@
       </w:r>
     </w:p>
     <w:p>
-      <w:pPr>
-        <w:rPr>
-          <w:rFonts w:hint="eastAsia"/>
-        </w:rPr>
-      </w:pPr>
       <w:r>
         <w:rPr>
           <w:rFonts w:hint="eastAsia"/>
@@ -10251,11 +10235,6 @@
       </w:r>
     </w:p>
     <w:p>
-      <w:pPr>
-        <w:rPr>
-          <w:rFonts w:hint="eastAsia"/>
-        </w:rPr>
-      </w:pPr>
       <w:r>
         <w:rPr>
           <w:noProof/>
@@ -10308,80 +10287,64 @@
         </w:drawing>
       </w:r>
     </w:p>
+    <w:p/>
     <w:p>
-      <w:pPr>
-        <w:rPr>
-          <w:rFonts w:hint="eastAsia"/>
-        </w:rPr>
-      </w:pPr>
+      <w:r>
+        <w:rPr>
+          <w:rFonts w:hint="eastAsia"/>
+        </w:rPr>
+        <w:t>3</w:t>
+      </w:r>
+      <w:r>
+        <w:rPr>
+          <w:rFonts w:hint="eastAsia"/>
+        </w:rPr>
+        <w:t>、</w:t>
+      </w:r>
+      <w:r>
+        <w:rPr>
+          <w:rFonts w:hint="eastAsia"/>
+        </w:rPr>
+        <w:t>parse array</w:t>
+      </w:r>
+      <w:r>
+        <w:rPr>
+          <w:rFonts w:hint="eastAsia"/>
+        </w:rPr>
+        <w:t>流程</w:t>
+      </w:r>
+      <w:r>
+        <w:rPr>
+          <w:rFonts w:hint="eastAsia"/>
+        </w:rPr>
+        <w:t>，其中</w:t>
+      </w:r>
+      <w:r>
+        <w:rPr>
+          <w:rFonts w:hint="eastAsia"/>
+        </w:rPr>
+        <w:t>parse and create node</w:t>
+      </w:r>
+      <w:r>
+        <w:rPr>
+          <w:rFonts w:hint="eastAsia"/>
+        </w:rPr>
+        <w:t>流程为</w:t>
+      </w:r>
+      <w:r>
+        <w:rPr>
+          <w:rFonts w:hint="eastAsia"/>
+        </w:rPr>
+        <w:t>流程</w:t>
+      </w:r>
+      <w:r>
+        <w:rPr>
+          <w:rFonts w:hint="eastAsia"/>
+        </w:rPr>
+        <w:t>2</w:t>
+      </w:r>
     </w:p>
     <w:p>
-      <w:pPr>
-        <w:rPr>
-          <w:rFonts w:hint="eastAsia"/>
-        </w:rPr>
-      </w:pPr>
-      <w:r>
-        <w:rPr>
-          <w:rFonts w:hint="eastAsia"/>
-        </w:rPr>
-        <w:t>3</w:t>
-      </w:r>
-      <w:r>
-        <w:rPr>
-          <w:rFonts w:hint="eastAsia"/>
-        </w:rPr>
-        <w:t>、</w:t>
-      </w:r>
-      <w:r>
-        <w:rPr>
-          <w:rFonts w:hint="eastAsia"/>
-        </w:rPr>
-        <w:t>parse array</w:t>
-      </w:r>
-      <w:r>
-        <w:rPr>
-          <w:rFonts w:hint="eastAsia"/>
-        </w:rPr>
-        <w:t>流程</w:t>
-      </w:r>
-      <w:r>
-        <w:rPr>
-          <w:rFonts w:hint="eastAsia"/>
-        </w:rPr>
-        <w:t>，其中</w:t>
-      </w:r>
-      <w:r>
-        <w:rPr>
-          <w:rFonts w:hint="eastAsia"/>
-        </w:rPr>
-        <w:t>parse and create node</w:t>
-      </w:r>
-      <w:r>
-        <w:rPr>
-          <w:rFonts w:hint="eastAsia"/>
-        </w:rPr>
-        <w:t>流程为</w:t>
-      </w:r>
-      <w:r>
-        <w:rPr>
-          <w:rFonts w:hint="eastAsia"/>
-        </w:rPr>
-        <w:t>流程</w:t>
-      </w:r>
-      <w:r>
-        <w:rPr>
-          <w:rFonts w:hint="eastAsia"/>
-        </w:rPr>
-        <w:t>2</w:t>
-      </w:r>
-    </w:p>
-    <w:p>
-      <w:pPr>
-        <w:rPr>
-          <w:rFonts w:hint="eastAsia"/>
-        </w:rPr>
-      </w:pPr>
       <w:r>
         <w:rPr>
           <w:noProof/>
@@ -10434,53 +10397,37 @@
         </w:drawing>
       </w:r>
     </w:p>
+    <w:p/>
     <w:p>
-      <w:pPr>
-        <w:rPr>
-          <w:rFonts w:hint="eastAsia"/>
-        </w:rPr>
-      </w:pPr>
+      <w:r>
+        <w:rPr>
+          <w:rFonts w:hint="eastAsia"/>
+        </w:rPr>
+        <w:t>4</w:t>
+      </w:r>
+      <w:r>
+        <w:rPr>
+          <w:rFonts w:hint="eastAsia"/>
+        </w:rPr>
+        <w:t>、</w:t>
+      </w:r>
+      <w:r>
+        <w:rPr>
+          <w:rFonts w:hint="eastAsia"/>
+        </w:rPr>
+        <w:t xml:space="preserve">parse </w:t>
+      </w:r>
+      <w:r>
+        <w:t>object</w:t>
+      </w:r>
+      <w:r>
+        <w:rPr>
+          <w:rFonts w:hint="eastAsia"/>
+        </w:rPr>
+        <w:t>流程</w:t>
+      </w:r>
     </w:p>
     <w:p>
-      <w:pPr>
-        <w:rPr>
-          <w:rFonts w:hint="eastAsia"/>
-        </w:rPr>
-      </w:pPr>
-      <w:r>
-        <w:rPr>
-          <w:rFonts w:hint="eastAsia"/>
-        </w:rPr>
-        <w:t>4</w:t>
-      </w:r>
-      <w:r>
-        <w:rPr>
-          <w:rFonts w:hint="eastAsia"/>
-        </w:rPr>
-        <w:t>、</w:t>
-      </w:r>
-      <w:r>
-        <w:rPr>
-          <w:rFonts w:hint="eastAsia"/>
-        </w:rPr>
-        <w:t xml:space="preserve">parse </w:t>
-      </w:r>
-      <w:r>
-        <w:t>object</w:t>
-      </w:r>
-      <w:r>
-        <w:rPr>
-          <w:rFonts w:hint="eastAsia"/>
-        </w:rPr>
-        <w:t>流程</w:t>
-      </w:r>
-    </w:p>
-    <w:p>
-      <w:pPr>
-        <w:rPr>
-          <w:rFonts w:hint="eastAsia"/>
-        </w:rPr>
-      </w:pPr>
       <w:r>
         <w:rPr>
           <w:rFonts w:hint="eastAsia"/>
@@ -10653,6 +10600,12 @@
             <w:pPr>
               <w:ind w:left="0"/>
             </w:pPr>
+            <w:r>
+              <w:rPr>
+                <w:rFonts w:hint="eastAsia"/>
+              </w:rPr>
+              <w:t>字段访问优化</w:t>
+            </w:r>
           </w:p>
         </w:tc>
         <w:tc>
@@ -10663,6 +10616,24 @@
             <w:pPr>
               <w:ind w:left="0"/>
             </w:pPr>
+            <w:r>
+              <w:rPr>
+                <w:rFonts w:hint="eastAsia"/>
+              </w:rPr>
+              <w:t>目前执行匹配时，是对</w:t>
+            </w:r>
+            <w:r>
+              <w:rPr>
+                <w:rFonts w:hint="eastAsia"/>
+              </w:rPr>
+              <w:t>bson</w:t>
+            </w:r>
+            <w:r>
+              <w:rPr>
+                <w:rFonts w:hint="eastAsia"/>
+              </w:rPr>
+              <w:t>进行遍历查找，效率不高。考虑优化字段的查找算法</w:t>
+            </w:r>
           </w:p>
         </w:tc>
       </w:tr>
